--- a/rediseno_2026/4.5 Itinerarios formateados y corregidos/CPA-407 Auditoría Financiera.docx
+++ b/rediseno_2026/4.5 Itinerarios formateados y corregidos/CPA-407 Auditoría Financiera.docx
@@ -89,8 +89,10 @@
         </w:tblBorders>
         <w:tblLayout w:type="fixed"/>
         <w:tblCellMar>
-          <w:left w:w="10" w:type="dxa"/>
-          <w:right w:w="10" w:type="dxa"/>
+          <w:top w:w="40" w:type="dxa"/>
+          <w:left w:w="90" w:type="dxa"/>
+          <w:bottom w:w="40" w:type="dxa"/>
+          <w:right w:w="90" w:type="dxa"/>
         </w:tblCellMar>
         <w:tblLook w:val="0000" w:firstRow="0" w:lastRow="0" w:firstColumn="0" w:lastColumn="0" w:noHBand="0" w:noVBand="0"/>
       </w:tblPr>
@@ -122,12 +124,6 @@
               <w:right w:val="single" w:sz="6" w:space="0" w:color="1F3864"/>
             </w:tcBorders>
             <w:shd w:val="clear" w:color="auto" w:fill="4472C4"/>
-            <w:tcMar>
-              <w:top w:w="50" w:type="dxa"/>
-              <w:left w:w="90" w:type="dxa"/>
-              <w:bottom w:w="50" w:type="dxa"/>
-              <w:right w:w="90" w:type="dxa"/>
-            </w:tcMar>
             <w:vAlign w:val="center"/>
           </w:tcPr>
           <w:p>
@@ -170,12 +166,6 @@
               <w:right w:val="single" w:sz="6" w:space="0" w:color="1F3864"/>
             </w:tcBorders>
             <w:shd w:val="clear" w:color="auto" w:fill="4472C4"/>
-            <w:tcMar>
-              <w:top w:w="50" w:type="dxa"/>
-              <w:left w:w="90" w:type="dxa"/>
-              <w:bottom w:w="50" w:type="dxa"/>
-              <w:right w:w="90" w:type="dxa"/>
-            </w:tcMar>
             <w:vAlign w:val="center"/>
           </w:tcPr>
           <w:p>
@@ -216,12 +206,6 @@
               <w:right w:val="single" w:sz="6" w:space="0" w:color="1F3864"/>
             </w:tcBorders>
             <w:shd w:val="clear" w:color="auto" w:fill="4472C4"/>
-            <w:tcMar>
-              <w:top w:w="50" w:type="dxa"/>
-              <w:left w:w="90" w:type="dxa"/>
-              <w:bottom w:w="50" w:type="dxa"/>
-              <w:right w:w="90" w:type="dxa"/>
-            </w:tcMar>
             <w:vAlign w:val="center"/>
           </w:tcPr>
           <w:p>
@@ -277,12 +261,6 @@
               <w:right w:val="single" w:sz="6" w:space="0" w:color="1F3864"/>
             </w:tcBorders>
             <w:shd w:val="clear" w:color="auto" w:fill="4472C4"/>
-            <w:tcMar>
-              <w:top w:w="50" w:type="dxa"/>
-              <w:left w:w="90" w:type="dxa"/>
-              <w:bottom w:w="50" w:type="dxa"/>
-              <w:right w:w="90" w:type="dxa"/>
-            </w:tcMar>
             <w:vAlign w:val="center"/>
           </w:tcPr>
           <w:p>
@@ -327,12 +305,6 @@
               <w:right w:val="single" w:sz="6" w:space="0" w:color="1F3864"/>
             </w:tcBorders>
             <w:shd w:val="clear" w:color="auto" w:fill="4472C4"/>
-            <w:tcMar>
-              <w:top w:w="50" w:type="dxa"/>
-              <w:left w:w="90" w:type="dxa"/>
-              <w:bottom w:w="50" w:type="dxa"/>
-              <w:right w:w="90" w:type="dxa"/>
-            </w:tcMar>
             <w:vAlign w:val="center"/>
           </w:tcPr>
           <w:p>
@@ -403,12 +375,6 @@
               <w:right w:val="single" w:sz="6" w:space="0" w:color="1F3864"/>
             </w:tcBorders>
             <w:shd w:val="clear" w:color="auto" w:fill="4472C4"/>
-            <w:tcMar>
-              <w:top w:w="50" w:type="dxa"/>
-              <w:left w:w="90" w:type="dxa"/>
-              <w:bottom w:w="50" w:type="dxa"/>
-              <w:right w:w="90" w:type="dxa"/>
-            </w:tcMar>
             <w:vAlign w:val="center"/>
           </w:tcPr>
           <w:p>
@@ -449,12 +415,6 @@
               <w:right w:val="single" w:sz="6" w:space="0" w:color="1F3864"/>
             </w:tcBorders>
             <w:shd w:val="clear" w:color="auto" w:fill="4472C4"/>
-            <w:tcMar>
-              <w:top w:w="50" w:type="dxa"/>
-              <w:left w:w="90" w:type="dxa"/>
-              <w:bottom w:w="50" w:type="dxa"/>
-              <w:right w:w="90" w:type="dxa"/>
-            </w:tcMar>
             <w:vAlign w:val="center"/>
           </w:tcPr>
           <w:p>
@@ -497,12 +457,6 @@
               <w:right w:val="single" w:sz="6" w:space="0" w:color="1F3864"/>
             </w:tcBorders>
             <w:shd w:val="clear" w:color="auto" w:fill="4472C4"/>
-            <w:tcMar>
-              <w:top w:w="50" w:type="dxa"/>
-              <w:left w:w="90" w:type="dxa"/>
-              <w:bottom w:w="50" w:type="dxa"/>
-              <w:right w:w="90" w:type="dxa"/>
-            </w:tcMar>
             <w:vAlign w:val="center"/>
           </w:tcPr>
           <w:p>
@@ -545,12 +499,6 @@
               <w:right w:val="single" w:sz="6" w:space="0" w:color="1F3864"/>
             </w:tcBorders>
             <w:shd w:val="clear" w:color="auto" w:fill="4472C4"/>
-            <w:tcMar>
-              <w:top w:w="50" w:type="dxa"/>
-              <w:left w:w="90" w:type="dxa"/>
-              <w:bottom w:w="50" w:type="dxa"/>
-              <w:right w:w="90" w:type="dxa"/>
-            </w:tcMar>
             <w:vAlign w:val="center"/>
           </w:tcPr>
           <w:p>
@@ -606,12 +554,6 @@
               <w:right w:val="single" w:sz="6" w:space="0" w:color="1F3864"/>
             </w:tcBorders>
             <w:shd w:val="clear" w:color="auto" w:fill="4472C4"/>
-            <w:tcMar>
-              <w:top w:w="50" w:type="dxa"/>
-              <w:left w:w="90" w:type="dxa"/>
-              <w:bottom w:w="50" w:type="dxa"/>
-              <w:right w:w="90" w:type="dxa"/>
-            </w:tcMar>
             <w:vAlign w:val="center"/>
           </w:tcPr>
           <w:p>
@@ -655,12 +597,6 @@
               <w:right w:val="single" w:sz="6" w:space="0" w:color="1F3864"/>
             </w:tcBorders>
             <w:shd w:val="clear" w:color="auto" w:fill="D9E2F3"/>
-            <w:tcMar>
-              <w:top w:w="50" w:type="dxa"/>
-              <w:left w:w="90" w:type="dxa"/>
-              <w:bottom w:w="50" w:type="dxa"/>
-              <w:right w:w="90" w:type="dxa"/>
-            </w:tcMar>
             <w:vAlign w:val="center"/>
           </w:tcPr>
           <w:p>
@@ -717,12 +653,6 @@
               <w:right w:val="single" w:sz="6" w:space="0" w:color="1F3864"/>
             </w:tcBorders>
             <w:shd w:val="clear" w:color="auto" w:fill="D9E2F3"/>
-            <w:tcMar>
-              <w:top w:w="50" w:type="dxa"/>
-              <w:left w:w="90" w:type="dxa"/>
-              <w:bottom w:w="50" w:type="dxa"/>
-              <w:right w:w="90" w:type="dxa"/>
-            </w:tcMar>
             <w:vAlign w:val="center"/>
           </w:tcPr>
           <w:p>
@@ -783,12 +713,6 @@
               <w:right w:val="single" w:sz="6" w:space="0" w:color="1F3864"/>
             </w:tcBorders>
             <w:shd w:val="clear" w:color="auto" w:fill="D9E2F3"/>
-            <w:tcMar>
-              <w:top w:w="50" w:type="dxa"/>
-              <w:left w:w="90" w:type="dxa"/>
-              <w:bottom w:w="50" w:type="dxa"/>
-              <w:right w:w="90" w:type="dxa"/>
-            </w:tcMar>
             <w:vAlign w:val="center"/>
           </w:tcPr>
           <w:p>
@@ -848,12 +772,6 @@
               <w:right w:val="single" w:sz="6" w:space="0" w:color="1F3864"/>
             </w:tcBorders>
             <w:shd w:val="clear" w:color="auto" w:fill="D9E2F3"/>
-            <w:tcMar>
-              <w:top w:w="50" w:type="dxa"/>
-              <w:left w:w="90" w:type="dxa"/>
-              <w:bottom w:w="50" w:type="dxa"/>
-              <w:right w:w="90" w:type="dxa"/>
-            </w:tcMar>
             <w:vAlign w:val="center"/>
           </w:tcPr>
           <w:p>
@@ -914,12 +832,6 @@
               <w:right w:val="single" w:sz="6" w:space="0" w:color="1F3864"/>
             </w:tcBorders>
             <w:shd w:val="clear" w:color="auto" w:fill="D9E2F3"/>
-            <w:tcMar>
-              <w:top w:w="50" w:type="dxa"/>
-              <w:left w:w="90" w:type="dxa"/>
-              <w:bottom w:w="50" w:type="dxa"/>
-              <w:right w:w="90" w:type="dxa"/>
-            </w:tcMar>
             <w:vAlign w:val="center"/>
           </w:tcPr>
           <w:p>
@@ -976,12 +888,6 @@
               <w:right w:val="single" w:sz="6" w:space="0" w:color="1F3864"/>
             </w:tcBorders>
             <w:shd w:val="clear" w:color="auto" w:fill="4472C4"/>
-            <w:tcMar>
-              <w:top w:w="50" w:type="dxa"/>
-              <w:left w:w="90" w:type="dxa"/>
-              <w:bottom w:w="50" w:type="dxa"/>
-              <w:right w:w="90" w:type="dxa"/>
-            </w:tcMar>
             <w:vAlign w:val="center"/>
           </w:tcPr>
           <w:p>
@@ -1022,12 +928,6 @@
               <w:right w:val="single" w:sz="6" w:space="0" w:color="1F3864"/>
             </w:tcBorders>
             <w:shd w:val="clear" w:color="auto" w:fill="D9E2F3"/>
-            <w:tcMar>
-              <w:top w:w="50" w:type="dxa"/>
-              <w:left w:w="90" w:type="dxa"/>
-              <w:bottom w:w="50" w:type="dxa"/>
-              <w:right w:w="90" w:type="dxa"/>
-            </w:tcMar>
             <w:vAlign w:val="center"/>
           </w:tcPr>
           <w:p>
@@ -1062,12 +962,6 @@
               <w:right w:val="single" w:sz="6" w:space="0" w:color="1F3864"/>
             </w:tcBorders>
             <w:shd w:val="clear" w:color="auto" w:fill="D9E2F3"/>
-            <w:tcMar>
-              <w:top w:w="50" w:type="dxa"/>
-              <w:left w:w="90" w:type="dxa"/>
-              <w:bottom w:w="50" w:type="dxa"/>
-              <w:right w:w="90" w:type="dxa"/>
-            </w:tcMar>
             <w:vAlign w:val="center"/>
           </w:tcPr>
           <w:p>
@@ -1101,12 +995,6 @@
               <w:right w:val="single" w:sz="6" w:space="0" w:color="1F3864"/>
             </w:tcBorders>
             <w:shd w:val="clear" w:color="auto" w:fill="D9E2F3"/>
-            <w:tcMar>
-              <w:top w:w="50" w:type="dxa"/>
-              <w:left w:w="90" w:type="dxa"/>
-              <w:bottom w:w="50" w:type="dxa"/>
-              <w:right w:w="90" w:type="dxa"/>
-            </w:tcMar>
             <w:vAlign w:val="center"/>
           </w:tcPr>
           <w:p>
@@ -1140,12 +1028,6 @@
               <w:right w:val="single" w:sz="6" w:space="0" w:color="1F3864"/>
             </w:tcBorders>
             <w:shd w:val="clear" w:color="auto" w:fill="D9E2F3"/>
-            <w:tcMar>
-              <w:top w:w="50" w:type="dxa"/>
-              <w:left w:w="90" w:type="dxa"/>
-              <w:bottom w:w="50" w:type="dxa"/>
-              <w:right w:w="90" w:type="dxa"/>
-            </w:tcMar>
             <w:vAlign w:val="center"/>
           </w:tcPr>
           <w:p>
@@ -1178,12 +1060,6 @@
               <w:right w:val="single" w:sz="6" w:space="0" w:color="1F3864"/>
             </w:tcBorders>
             <w:shd w:val="clear" w:color="auto" w:fill="D9E2F3"/>
-            <w:tcMar>
-              <w:top w:w="50" w:type="dxa"/>
-              <w:left w:w="90" w:type="dxa"/>
-              <w:bottom w:w="50" w:type="dxa"/>
-              <w:right w:w="90" w:type="dxa"/>
-            </w:tcMar>
             <w:vAlign w:val="center"/>
           </w:tcPr>
           <w:p>
@@ -1217,12 +1093,6 @@
               <w:right w:val="single" w:sz="6" w:space="0" w:color="1F3864"/>
             </w:tcBorders>
             <w:shd w:val="clear" w:color="auto" w:fill="D9E2F3"/>
-            <w:tcMar>
-              <w:top w:w="50" w:type="dxa"/>
-              <w:left w:w="90" w:type="dxa"/>
-              <w:bottom w:w="50" w:type="dxa"/>
-              <w:right w:w="90" w:type="dxa"/>
-            </w:tcMar>
             <w:vAlign w:val="center"/>
           </w:tcPr>
           <w:p>
@@ -1256,12 +1126,6 @@
               <w:right w:val="single" w:sz="6" w:space="0" w:color="1F3864"/>
             </w:tcBorders>
             <w:shd w:val="clear" w:color="auto" w:fill="D9E2F3"/>
-            <w:tcMar>
-              <w:top w:w="50" w:type="dxa"/>
-              <w:left w:w="90" w:type="dxa"/>
-              <w:bottom w:w="50" w:type="dxa"/>
-              <w:right w:w="90" w:type="dxa"/>
-            </w:tcMar>
             <w:vAlign w:val="center"/>
           </w:tcPr>
           <w:p>
@@ -1321,12 +1185,6 @@
               <w:right w:val="single" w:sz="6" w:space="0" w:color="1F3864"/>
             </w:tcBorders>
             <w:shd w:val="clear" w:color="auto" w:fill="4472C4"/>
-            <w:tcMar>
-              <w:top w:w="50" w:type="dxa"/>
-              <w:left w:w="90" w:type="dxa"/>
-              <w:bottom w:w="50" w:type="dxa"/>
-              <w:right w:w="90" w:type="dxa"/>
-            </w:tcMar>
             <w:vAlign w:val="center"/>
           </w:tcPr>
           <w:p>
@@ -1384,12 +1242,6 @@
               <w:right w:val="single" w:sz="6" w:space="0" w:color="1F3864"/>
             </w:tcBorders>
             <w:shd w:val="clear" w:color="auto" w:fill="D9E2F3"/>
-            <w:tcMar>
-              <w:top w:w="50" w:type="dxa"/>
-              <w:left w:w="90" w:type="dxa"/>
-              <w:bottom w:w="50" w:type="dxa"/>
-              <w:right w:w="90" w:type="dxa"/>
-            </w:tcMar>
             <w:vAlign w:val="center"/>
           </w:tcPr>
           <w:p>
@@ -1491,12 +1343,6 @@
               <w:right w:val="single" w:sz="6" w:space="0" w:color="1F3864"/>
             </w:tcBorders>
             <w:shd w:val="clear" w:color="auto" w:fill="D9E2F3"/>
-            <w:tcMar>
-              <w:top w:w="50" w:type="dxa"/>
-              <w:left w:w="90" w:type="dxa"/>
-              <w:bottom w:w="50" w:type="dxa"/>
-              <w:right w:w="90" w:type="dxa"/>
-            </w:tcMar>
             <w:vAlign w:val="center"/>
           </w:tcPr>
           <w:p>
@@ -1628,12 +1474,6 @@
               <w:right w:val="single" w:sz="6" w:space="0" w:color="1F3864"/>
             </w:tcBorders>
             <w:shd w:val="clear" w:color="auto" w:fill="4472C4"/>
-            <w:tcMar>
-              <w:top w:w="50" w:type="dxa"/>
-              <w:left w:w="90" w:type="dxa"/>
-              <w:bottom w:w="50" w:type="dxa"/>
-              <w:right w:w="90" w:type="dxa"/>
-            </w:tcMar>
             <w:vAlign w:val="center"/>
           </w:tcPr>
           <w:p>
@@ -1704,12 +1544,6 @@
               <w:right w:val="single" w:sz="6" w:space="0" w:color="1F3864"/>
             </w:tcBorders>
             <w:shd w:val="clear" w:color="auto" w:fill="4472C4"/>
-            <w:tcMar>
-              <w:top w:w="50" w:type="dxa"/>
-              <w:left w:w="90" w:type="dxa"/>
-              <w:bottom w:w="50" w:type="dxa"/>
-              <w:right w:w="90" w:type="dxa"/>
-            </w:tcMar>
             <w:vAlign w:val="center"/>
           </w:tcPr>
           <w:p>
@@ -1780,12 +1614,6 @@
               <w:right w:val="single" w:sz="6" w:space="0" w:color="1F3864"/>
             </w:tcBorders>
             <w:shd w:val="clear" w:color="auto" w:fill="4472C4"/>
-            <w:tcMar>
-              <w:top w:w="50" w:type="dxa"/>
-              <w:left w:w="90" w:type="dxa"/>
-              <w:bottom w:w="50" w:type="dxa"/>
-              <w:right w:w="90" w:type="dxa"/>
-            </w:tcMar>
             <w:vAlign w:val="center"/>
           </w:tcPr>
           <w:p>
@@ -1860,12 +1688,6 @@
               <w:right w:val="single" w:sz="6" w:space="0" w:color="1F3864"/>
             </w:tcBorders>
             <w:shd w:val="clear" w:color="auto" w:fill="D9E2F3"/>
-            <w:tcMar>
-              <w:top w:w="50" w:type="dxa"/>
-              <w:left w:w="90" w:type="dxa"/>
-              <w:bottom w:w="50" w:type="dxa"/>
-              <w:right w:w="90" w:type="dxa"/>
-            </w:tcMar>
             <w:vAlign w:val="center"/>
           </w:tcPr>
           <w:p>
@@ -1927,12 +1749,6 @@
               <w:right w:val="single" w:sz="6" w:space="0" w:color="1F3864"/>
             </w:tcBorders>
             <w:shd w:val="clear" w:color="auto" w:fill="D9E2F3"/>
-            <w:tcMar>
-              <w:top w:w="50" w:type="dxa"/>
-              <w:left w:w="90" w:type="dxa"/>
-              <w:bottom w:w="50" w:type="dxa"/>
-              <w:right w:w="90" w:type="dxa"/>
-            </w:tcMar>
             <w:vAlign w:val="center"/>
           </w:tcPr>
           <w:p>
@@ -1976,12 +1792,6 @@
               <w:right w:val="single" w:sz="6" w:space="0" w:color="1F3864"/>
             </w:tcBorders>
             <w:shd w:val="clear" w:color="auto" w:fill="D9E2F3"/>
-            <w:tcMar>
-              <w:top w:w="50" w:type="dxa"/>
-              <w:left w:w="90" w:type="dxa"/>
-              <w:bottom w:w="50" w:type="dxa"/>
-              <w:right w:w="90" w:type="dxa"/>
-            </w:tcMar>
             <w:vAlign w:val="center"/>
           </w:tcPr>
           <w:p>
@@ -2073,12 +1883,6 @@
               <w:right w:val="single" w:sz="6" w:space="0" w:color="1F3864"/>
             </w:tcBorders>
             <w:shd w:val="clear" w:color="auto" w:fill="D9E2F3"/>
-            <w:tcMar>
-              <w:top w:w="50" w:type="dxa"/>
-              <w:left w:w="90" w:type="dxa"/>
-              <w:bottom w:w="50" w:type="dxa"/>
-              <w:right w:w="90" w:type="dxa"/>
-            </w:tcMar>
             <w:vAlign w:val="center"/>
           </w:tcPr>
           <w:p>
@@ -2122,12 +1926,6 @@
               <w:right w:val="single" w:sz="6" w:space="0" w:color="1F3864"/>
             </w:tcBorders>
             <w:shd w:val="clear" w:color="auto" w:fill="D9E2F3"/>
-            <w:tcMar>
-              <w:top w:w="50" w:type="dxa"/>
-              <w:left w:w="90" w:type="dxa"/>
-              <w:bottom w:w="50" w:type="dxa"/>
-              <w:right w:w="90" w:type="dxa"/>
-            </w:tcMar>
             <w:vAlign w:val="center"/>
           </w:tcPr>
           <w:p>
@@ -2177,12 +1975,6 @@
               <w:right w:val="single" w:sz="6" w:space="0" w:color="1F3864"/>
             </w:tcBorders>
             <w:shd w:val="clear" w:color="auto" w:fill="D9E2F3"/>
-            <w:tcMar>
-              <w:top w:w="50" w:type="dxa"/>
-              <w:left w:w="90" w:type="dxa"/>
-              <w:bottom w:w="50" w:type="dxa"/>
-              <w:right w:w="90" w:type="dxa"/>
-            </w:tcMar>
             <w:vAlign w:val="center"/>
           </w:tcPr>
           <w:p>
@@ -2226,12 +2018,6 @@
               <w:right w:val="single" w:sz="6" w:space="0" w:color="1F3864"/>
             </w:tcBorders>
             <w:shd w:val="clear" w:color="auto" w:fill="D9E2F3"/>
-            <w:tcMar>
-              <w:top w:w="50" w:type="dxa"/>
-              <w:left w:w="90" w:type="dxa"/>
-              <w:bottom w:w="50" w:type="dxa"/>
-              <w:right w:w="90" w:type="dxa"/>
-            </w:tcMar>
             <w:vAlign w:val="center"/>
           </w:tcPr>
           <w:p>
@@ -2275,12 +2061,6 @@
               <w:right w:val="single" w:sz="6" w:space="0" w:color="1F3864"/>
             </w:tcBorders>
             <w:shd w:val="clear" w:color="auto" w:fill="D9E2F3"/>
-            <w:tcMar>
-              <w:top w:w="50" w:type="dxa"/>
-              <w:left w:w="90" w:type="dxa"/>
-              <w:bottom w:w="50" w:type="dxa"/>
-              <w:right w:w="90" w:type="dxa"/>
-            </w:tcMar>
             <w:vAlign w:val="center"/>
           </w:tcPr>
           <w:p>
@@ -2365,12 +2145,6 @@
               <w:right w:val="single" w:sz="6" w:space="0" w:color="1F3864"/>
             </w:tcBorders>
             <w:shd w:val="clear" w:color="auto" w:fill="D9E2F3"/>
-            <w:tcMar>
-              <w:top w:w="50" w:type="dxa"/>
-              <w:left w:w="90" w:type="dxa"/>
-              <w:bottom w:w="50" w:type="dxa"/>
-              <w:right w:w="90" w:type="dxa"/>
-            </w:tcMar>
             <w:vAlign w:val="center"/>
           </w:tcPr>
           <w:p>
@@ -2414,12 +2188,6 @@
               <w:right w:val="single" w:sz="6" w:space="0" w:color="1F3864"/>
             </w:tcBorders>
             <w:shd w:val="clear" w:color="auto" w:fill="D9E2F3"/>
-            <w:tcMar>
-              <w:top w:w="50" w:type="dxa"/>
-              <w:left w:w="90" w:type="dxa"/>
-              <w:bottom w:w="50" w:type="dxa"/>
-              <w:right w:w="90" w:type="dxa"/>
-            </w:tcMar>
             <w:vAlign w:val="center"/>
           </w:tcPr>
           <w:p>
@@ -2467,12 +2235,6 @@
               <w:right w:val="single" w:sz="6" w:space="0" w:color="1F3864"/>
             </w:tcBorders>
             <w:shd w:val="clear" w:color="auto" w:fill="4472C4"/>
-            <w:tcMar>
-              <w:top w:w="50" w:type="dxa"/>
-              <w:left w:w="90" w:type="dxa"/>
-              <w:bottom w:w="50" w:type="dxa"/>
-              <w:right w:w="90" w:type="dxa"/>
-            </w:tcMar>
             <w:vAlign w:val="center"/>
           </w:tcPr>
           <w:p>
@@ -2545,12 +2307,6 @@
               <w:right w:val="single" w:sz="6" w:space="0" w:color="1F3864"/>
             </w:tcBorders>
             <w:shd w:val="clear" w:color="auto" w:fill="4472C4"/>
-            <w:tcMar>
-              <w:top w:w="50" w:type="dxa"/>
-              <w:left w:w="90" w:type="dxa"/>
-              <w:bottom w:w="50" w:type="dxa"/>
-              <w:right w:w="90" w:type="dxa"/>
-            </w:tcMar>
             <w:vAlign w:val="center"/>
           </w:tcPr>
           <w:p>
@@ -2605,12 +2361,6 @@
               <w:right w:val="single" w:sz="6" w:space="0" w:color="1F3864"/>
             </w:tcBorders>
             <w:shd w:val="clear" w:color="auto" w:fill="D9E2F3"/>
-            <w:tcMar>
-              <w:top w:w="50" w:type="dxa"/>
-              <w:left w:w="90" w:type="dxa"/>
-              <w:bottom w:w="50" w:type="dxa"/>
-              <w:right w:w="90" w:type="dxa"/>
-            </w:tcMar>
             <w:vAlign w:val="center"/>
           </w:tcPr>
           <w:p>
@@ -2673,12 +2423,6 @@
               <w:right w:val="single" w:sz="6" w:space="0" w:color="1F3864"/>
             </w:tcBorders>
             <w:shd w:val="clear" w:color="auto" w:fill="4472C4"/>
-            <w:tcMar>
-              <w:top w:w="50" w:type="dxa"/>
-              <w:left w:w="90" w:type="dxa"/>
-              <w:bottom w:w="50" w:type="dxa"/>
-              <w:right w:w="90" w:type="dxa"/>
-            </w:tcMar>
             <w:vAlign w:val="center"/>
           </w:tcPr>
           <w:p>
@@ -2750,12 +2494,6 @@
               <w:right w:val="single" w:sz="6" w:space="0" w:color="1F3864"/>
             </w:tcBorders>
             <w:shd w:val="clear" w:color="auto" w:fill="D9E2F3"/>
-            <w:tcMar>
-              <w:top w:w="50" w:type="dxa"/>
-              <w:left w:w="90" w:type="dxa"/>
-              <w:bottom w:w="50" w:type="dxa"/>
-              <w:right w:w="90" w:type="dxa"/>
-            </w:tcMar>
             <w:vAlign w:val="center"/>
           </w:tcPr>
           <w:p>
@@ -2790,12 +2528,6 @@
               <w:right w:val="single" w:sz="6" w:space="0" w:color="1F3864"/>
             </w:tcBorders>
             <w:shd w:val="clear" w:color="auto" w:fill="D9E2F3"/>
-            <w:tcMar>
-              <w:top w:w="50" w:type="dxa"/>
-              <w:left w:w="90" w:type="dxa"/>
-              <w:bottom w:w="50" w:type="dxa"/>
-              <w:right w:w="90" w:type="dxa"/>
-            </w:tcMar>
             <w:vAlign w:val="center"/>
           </w:tcPr>
           <w:p>
@@ -2938,12 +2670,6 @@
               <w:right w:val="single" w:sz="6" w:space="0" w:color="1F3864"/>
             </w:tcBorders>
             <w:shd w:val="clear" w:color="auto" w:fill="D9E2F3"/>
-            <w:tcMar>
-              <w:top w:w="50" w:type="dxa"/>
-              <w:left w:w="90" w:type="dxa"/>
-              <w:bottom w:w="50" w:type="dxa"/>
-              <w:right w:w="90" w:type="dxa"/>
-            </w:tcMar>
             <w:vAlign w:val="center"/>
           </w:tcPr>
           <w:p>
@@ -3022,12 +2748,6 @@
               <w:right w:val="single" w:sz="6" w:space="0" w:color="1F3864"/>
             </w:tcBorders>
             <w:shd w:val="clear" w:color="auto" w:fill="D9E2F3"/>
-            <w:tcMar>
-              <w:top w:w="50" w:type="dxa"/>
-              <w:left w:w="90" w:type="dxa"/>
-              <w:bottom w:w="50" w:type="dxa"/>
-              <w:right w:w="90" w:type="dxa"/>
-            </w:tcMar>
             <w:vAlign w:val="center"/>
           </w:tcPr>
           <w:p>
@@ -3078,12 +2798,6 @@
               <w:right w:val="single" w:sz="6" w:space="0" w:color="1F3864"/>
             </w:tcBorders>
             <w:shd w:val="clear" w:color="auto" w:fill="4472C4"/>
-            <w:tcMar>
-              <w:top w:w="50" w:type="dxa"/>
-              <w:left w:w="90" w:type="dxa"/>
-              <w:bottom w:w="50" w:type="dxa"/>
-              <w:right w:w="90" w:type="dxa"/>
-            </w:tcMar>
             <w:vAlign w:val="center"/>
           </w:tcPr>
           <w:p>
@@ -3154,12 +2868,6 @@
               <w:right w:val="single" w:sz="6" w:space="0" w:color="1F3864"/>
             </w:tcBorders>
             <w:shd w:val="clear" w:color="auto" w:fill="4472C4"/>
-            <w:tcMar>
-              <w:top w:w="50" w:type="dxa"/>
-              <w:left w:w="90" w:type="dxa"/>
-              <w:bottom w:w="50" w:type="dxa"/>
-              <w:right w:w="90" w:type="dxa"/>
-            </w:tcMar>
             <w:vAlign w:val="center"/>
           </w:tcPr>
           <w:p>
@@ -3230,12 +2938,6 @@
               <w:right w:val="single" w:sz="6" w:space="0" w:color="1F3864"/>
             </w:tcBorders>
             <w:shd w:val="clear" w:color="auto" w:fill="4472C4"/>
-            <w:tcMar>
-              <w:top w:w="50" w:type="dxa"/>
-              <w:left w:w="90" w:type="dxa"/>
-              <w:bottom w:w="50" w:type="dxa"/>
-              <w:right w:w="90" w:type="dxa"/>
-            </w:tcMar>
             <w:vAlign w:val="center"/>
           </w:tcPr>
           <w:p>
@@ -3310,12 +3012,6 @@
               <w:right w:val="single" w:sz="6" w:space="0" w:color="1F3864"/>
             </w:tcBorders>
             <w:shd w:val="clear" w:color="auto" w:fill="D9E2F3"/>
-            <w:tcMar>
-              <w:top w:w="50" w:type="dxa"/>
-              <w:left w:w="90" w:type="dxa"/>
-              <w:bottom w:w="50" w:type="dxa"/>
-              <w:right w:w="90" w:type="dxa"/>
-            </w:tcMar>
             <w:vAlign w:val="center"/>
           </w:tcPr>
           <w:p>
@@ -3359,12 +3055,6 @@
               <w:right w:val="single" w:sz="6" w:space="0" w:color="1F3864"/>
             </w:tcBorders>
             <w:shd w:val="clear" w:color="auto" w:fill="D9E2F3"/>
-            <w:tcMar>
-              <w:top w:w="50" w:type="dxa"/>
-              <w:left w:w="90" w:type="dxa"/>
-              <w:bottom w:w="50" w:type="dxa"/>
-              <w:right w:w="90" w:type="dxa"/>
-            </w:tcMar>
             <w:vAlign w:val="center"/>
           </w:tcPr>
           <w:p>
@@ -3417,12 +3107,6 @@
               <w:right w:val="single" w:sz="6" w:space="0" w:color="1F3864"/>
             </w:tcBorders>
             <w:shd w:val="clear" w:color="auto" w:fill="D9E2F3"/>
-            <w:tcMar>
-              <w:top w:w="50" w:type="dxa"/>
-              <w:left w:w="90" w:type="dxa"/>
-              <w:bottom w:w="50" w:type="dxa"/>
-              <w:right w:w="90" w:type="dxa"/>
-            </w:tcMar>
             <w:vAlign w:val="center"/>
           </w:tcPr>
           <w:p>
@@ -3505,12 +3189,6 @@
               <w:right w:val="single" w:sz="6" w:space="0" w:color="1F3864"/>
             </w:tcBorders>
             <w:shd w:val="clear" w:color="auto" w:fill="D9E2F3"/>
-            <w:tcMar>
-              <w:top w:w="50" w:type="dxa"/>
-              <w:left w:w="90" w:type="dxa"/>
-              <w:bottom w:w="50" w:type="dxa"/>
-              <w:right w:w="90" w:type="dxa"/>
-            </w:tcMar>
             <w:vAlign w:val="center"/>
           </w:tcPr>
           <w:p>
@@ -3565,12 +3243,6 @@
               <w:right w:val="single" w:sz="6" w:space="0" w:color="1F3864"/>
             </w:tcBorders>
             <w:shd w:val="clear" w:color="auto" w:fill="D9E2F3"/>
-            <w:tcMar>
-              <w:top w:w="50" w:type="dxa"/>
-              <w:left w:w="90" w:type="dxa"/>
-              <w:bottom w:w="50" w:type="dxa"/>
-              <w:right w:w="90" w:type="dxa"/>
-            </w:tcMar>
             <w:vAlign w:val="center"/>
           </w:tcPr>
           <w:p>
@@ -3629,12 +3301,6 @@
               <w:right w:val="single" w:sz="6" w:space="0" w:color="1F3864"/>
             </w:tcBorders>
             <w:shd w:val="clear" w:color="auto" w:fill="D9E2F3"/>
-            <w:tcMar>
-              <w:top w:w="50" w:type="dxa"/>
-              <w:left w:w="90" w:type="dxa"/>
-              <w:bottom w:w="50" w:type="dxa"/>
-              <w:right w:w="90" w:type="dxa"/>
-            </w:tcMar>
             <w:vAlign w:val="center"/>
           </w:tcPr>
           <w:p>
@@ -3705,12 +3371,6 @@
               <w:right w:val="single" w:sz="6" w:space="0" w:color="1F3864"/>
             </w:tcBorders>
             <w:shd w:val="clear" w:color="auto" w:fill="D9E2F3"/>
-            <w:tcMar>
-              <w:top w:w="50" w:type="dxa"/>
-              <w:left w:w="90" w:type="dxa"/>
-              <w:bottom w:w="50" w:type="dxa"/>
-              <w:right w:w="90" w:type="dxa"/>
-            </w:tcMar>
             <w:vAlign w:val="center"/>
           </w:tcPr>
           <w:p>
@@ -3774,12 +3434,6 @@
               <w:right w:val="single" w:sz="6" w:space="0" w:color="1F3864"/>
             </w:tcBorders>
             <w:shd w:val="clear" w:color="auto" w:fill="D9E2F3"/>
-            <w:tcMar>
-              <w:top w:w="50" w:type="dxa"/>
-              <w:left w:w="90" w:type="dxa"/>
-              <w:bottom w:w="50" w:type="dxa"/>
-              <w:right w:w="90" w:type="dxa"/>
-            </w:tcMar>
             <w:vAlign w:val="center"/>
           </w:tcPr>
           <w:p>
@@ -3853,12 +3507,6 @@
               <w:right w:val="single" w:sz="6" w:space="0" w:color="1F3864"/>
             </w:tcBorders>
             <w:shd w:val="clear" w:color="auto" w:fill="D9E2F3"/>
-            <w:tcMar>
-              <w:top w:w="50" w:type="dxa"/>
-              <w:left w:w="90" w:type="dxa"/>
-              <w:bottom w:w="50" w:type="dxa"/>
-              <w:right w:w="90" w:type="dxa"/>
-            </w:tcMar>
             <w:vAlign w:val="center"/>
           </w:tcPr>
           <w:p>
@@ -3902,12 +3550,6 @@
               <w:right w:val="single" w:sz="6" w:space="0" w:color="1F3864"/>
             </w:tcBorders>
             <w:shd w:val="clear" w:color="auto" w:fill="D9E2F3"/>
-            <w:tcMar>
-              <w:top w:w="50" w:type="dxa"/>
-              <w:left w:w="90" w:type="dxa"/>
-              <w:bottom w:w="50" w:type="dxa"/>
-              <w:right w:w="90" w:type="dxa"/>
-            </w:tcMar>
             <w:vAlign w:val="center"/>
           </w:tcPr>
           <w:p>
@@ -3955,12 +3597,6 @@
               <w:right w:val="single" w:sz="6" w:space="0" w:color="1F3864"/>
             </w:tcBorders>
             <w:shd w:val="clear" w:color="auto" w:fill="4472C4"/>
-            <w:tcMar>
-              <w:top w:w="50" w:type="dxa"/>
-              <w:left w:w="90" w:type="dxa"/>
-              <w:bottom w:w="50" w:type="dxa"/>
-              <w:right w:w="90" w:type="dxa"/>
-            </w:tcMar>
             <w:vAlign w:val="center"/>
           </w:tcPr>
           <w:p>
@@ -4033,12 +3669,6 @@
               <w:right w:val="single" w:sz="6" w:space="0" w:color="1F3864"/>
             </w:tcBorders>
             <w:shd w:val="clear" w:color="auto" w:fill="4472C4"/>
-            <w:tcMar>
-              <w:top w:w="50" w:type="dxa"/>
-              <w:left w:w="90" w:type="dxa"/>
-              <w:bottom w:w="50" w:type="dxa"/>
-              <w:right w:w="90" w:type="dxa"/>
-            </w:tcMar>
             <w:vAlign w:val="center"/>
           </w:tcPr>
           <w:p>
@@ -4093,12 +3723,6 @@
               <w:right w:val="single" w:sz="6" w:space="0" w:color="1F3864"/>
             </w:tcBorders>
             <w:shd w:val="clear" w:color="auto" w:fill="D9E2F3"/>
-            <w:tcMar>
-              <w:top w:w="50" w:type="dxa"/>
-              <w:left w:w="90" w:type="dxa"/>
-              <w:bottom w:w="50" w:type="dxa"/>
-              <w:right w:w="90" w:type="dxa"/>
-            </w:tcMar>
             <w:vAlign w:val="center"/>
           </w:tcPr>
           <w:p>
@@ -4161,12 +3785,6 @@
               <w:right w:val="single" w:sz="6" w:space="0" w:color="1F3864"/>
             </w:tcBorders>
             <w:shd w:val="clear" w:color="auto" w:fill="4472C4"/>
-            <w:tcMar>
-              <w:top w:w="50" w:type="dxa"/>
-              <w:left w:w="90" w:type="dxa"/>
-              <w:bottom w:w="50" w:type="dxa"/>
-              <w:right w:w="90" w:type="dxa"/>
-            </w:tcMar>
             <w:vAlign w:val="center"/>
           </w:tcPr>
           <w:p>
@@ -4238,12 +3856,6 @@
               <w:right w:val="single" w:sz="6" w:space="0" w:color="1F3864"/>
             </w:tcBorders>
             <w:shd w:val="clear" w:color="auto" w:fill="D9E2F3"/>
-            <w:tcMar>
-              <w:top w:w="50" w:type="dxa"/>
-              <w:left w:w="90" w:type="dxa"/>
-              <w:bottom w:w="50" w:type="dxa"/>
-              <w:right w:w="90" w:type="dxa"/>
-            </w:tcMar>
             <w:vAlign w:val="center"/>
           </w:tcPr>
           <w:p>
@@ -4338,12 +3950,6 @@
               <w:right w:val="single" w:sz="6" w:space="0" w:color="1F3864"/>
             </w:tcBorders>
             <w:shd w:val="clear" w:color="auto" w:fill="D9E2F3"/>
-            <w:tcMar>
-              <w:top w:w="50" w:type="dxa"/>
-              <w:left w:w="90" w:type="dxa"/>
-              <w:bottom w:w="50" w:type="dxa"/>
-              <w:right w:w="90" w:type="dxa"/>
-            </w:tcMar>
             <w:vAlign w:val="center"/>
           </w:tcPr>
           <w:p>
@@ -5246,12 +4852,6 @@
               <w:right w:val="single" w:sz="6" w:space="0" w:color="1F3864"/>
             </w:tcBorders>
             <w:shd w:val="clear" w:color="auto" w:fill="D9E2F3"/>
-            <w:tcMar>
-              <w:top w:w="50" w:type="dxa"/>
-              <w:left w:w="90" w:type="dxa"/>
-              <w:bottom w:w="50" w:type="dxa"/>
-              <w:right w:w="90" w:type="dxa"/>
-            </w:tcMar>
             <w:vAlign w:val="center"/>
           </w:tcPr>
           <w:p>
@@ -5401,12 +5001,6 @@
               <w:right w:val="single" w:sz="6" w:space="0" w:color="1F3864"/>
             </w:tcBorders>
             <w:shd w:val="clear" w:color="auto" w:fill="D9E2F3"/>
-            <w:tcMar>
-              <w:top w:w="50" w:type="dxa"/>
-              <w:left w:w="90" w:type="dxa"/>
-              <w:bottom w:w="50" w:type="dxa"/>
-              <w:right w:w="90" w:type="dxa"/>
-            </w:tcMar>
             <w:vAlign w:val="center"/>
           </w:tcPr>
           <w:p>
@@ -5458,12 +5052,6 @@
               <w:right w:val="single" w:sz="6" w:space="0" w:color="1F3864"/>
             </w:tcBorders>
             <w:shd w:val="clear" w:color="auto" w:fill="4472C4"/>
-            <w:tcMar>
-              <w:top w:w="50" w:type="dxa"/>
-              <w:left w:w="90" w:type="dxa"/>
-              <w:bottom w:w="50" w:type="dxa"/>
-              <w:right w:w="90" w:type="dxa"/>
-            </w:tcMar>
             <w:vAlign w:val="center"/>
           </w:tcPr>
           <w:p>
@@ -5534,12 +5122,6 @@
               <w:right w:val="single" w:sz="6" w:space="0" w:color="1F3864"/>
             </w:tcBorders>
             <w:shd w:val="clear" w:color="auto" w:fill="4472C4"/>
-            <w:tcMar>
-              <w:top w:w="50" w:type="dxa"/>
-              <w:left w:w="90" w:type="dxa"/>
-              <w:bottom w:w="50" w:type="dxa"/>
-              <w:right w:w="90" w:type="dxa"/>
-            </w:tcMar>
             <w:vAlign w:val="center"/>
           </w:tcPr>
           <w:p>
@@ -5610,12 +5192,6 @@
               <w:right w:val="single" w:sz="6" w:space="0" w:color="1F3864"/>
             </w:tcBorders>
             <w:shd w:val="clear" w:color="auto" w:fill="4472C4"/>
-            <w:tcMar>
-              <w:top w:w="50" w:type="dxa"/>
-              <w:left w:w="90" w:type="dxa"/>
-              <w:bottom w:w="50" w:type="dxa"/>
-              <w:right w:w="90" w:type="dxa"/>
-            </w:tcMar>
             <w:vAlign w:val="center"/>
           </w:tcPr>
           <w:p>
@@ -5690,12 +5266,6 @@
               <w:right w:val="single" w:sz="6" w:space="0" w:color="1F3864"/>
             </w:tcBorders>
             <w:shd w:val="clear" w:color="auto" w:fill="D9E2F3"/>
-            <w:tcMar>
-              <w:top w:w="50" w:type="dxa"/>
-              <w:left w:w="90" w:type="dxa"/>
-              <w:bottom w:w="50" w:type="dxa"/>
-              <w:right w:w="90" w:type="dxa"/>
-            </w:tcMar>
             <w:vAlign w:val="center"/>
           </w:tcPr>
           <w:p>
@@ -5739,12 +5309,6 @@
               <w:right w:val="single" w:sz="6" w:space="0" w:color="1F3864"/>
             </w:tcBorders>
             <w:shd w:val="clear" w:color="auto" w:fill="D9E2F3"/>
-            <w:tcMar>
-              <w:top w:w="50" w:type="dxa"/>
-              <w:left w:w="90" w:type="dxa"/>
-              <w:bottom w:w="50" w:type="dxa"/>
-              <w:right w:w="90" w:type="dxa"/>
-            </w:tcMar>
             <w:vAlign w:val="center"/>
           </w:tcPr>
           <w:p>
@@ -5779,12 +5343,6 @@
               <w:right w:val="single" w:sz="6" w:space="0" w:color="1F3864"/>
             </w:tcBorders>
             <w:shd w:val="clear" w:color="auto" w:fill="D9E2F3"/>
-            <w:tcMar>
-              <w:top w:w="50" w:type="dxa"/>
-              <w:left w:w="90" w:type="dxa"/>
-              <w:bottom w:w="50" w:type="dxa"/>
-              <w:right w:w="90" w:type="dxa"/>
-            </w:tcMar>
             <w:vAlign w:val="center"/>
           </w:tcPr>
           <w:p>
@@ -5858,12 +5416,6 @@
               <w:right w:val="single" w:sz="6" w:space="0" w:color="1F3864"/>
             </w:tcBorders>
             <w:shd w:val="clear" w:color="auto" w:fill="D9E2F3"/>
-            <w:tcMar>
-              <w:top w:w="50" w:type="dxa"/>
-              <w:left w:w="90" w:type="dxa"/>
-              <w:bottom w:w="50" w:type="dxa"/>
-              <w:right w:w="90" w:type="dxa"/>
-            </w:tcMar>
             <w:vAlign w:val="center"/>
           </w:tcPr>
           <w:p>
@@ -5898,12 +5450,6 @@
               <w:right w:val="single" w:sz="6" w:space="0" w:color="1F3864"/>
             </w:tcBorders>
             <w:shd w:val="clear" w:color="auto" w:fill="D9E2F3"/>
-            <w:tcMar>
-              <w:top w:w="50" w:type="dxa"/>
-              <w:left w:w="90" w:type="dxa"/>
-              <w:bottom w:w="50" w:type="dxa"/>
-              <w:right w:w="90" w:type="dxa"/>
-            </w:tcMar>
             <w:vAlign w:val="center"/>
           </w:tcPr>
           <w:p>
@@ -5953,12 +5499,6 @@
               <w:right w:val="single" w:sz="6" w:space="0" w:color="1F3864"/>
             </w:tcBorders>
             <w:shd w:val="clear" w:color="auto" w:fill="D9E2F3"/>
-            <w:tcMar>
-              <w:top w:w="50" w:type="dxa"/>
-              <w:left w:w="90" w:type="dxa"/>
-              <w:bottom w:w="50" w:type="dxa"/>
-              <w:right w:w="90" w:type="dxa"/>
-            </w:tcMar>
             <w:vAlign w:val="center"/>
           </w:tcPr>
           <w:p>
@@ -6003,12 +5543,6 @@
               <w:right w:val="single" w:sz="6" w:space="0" w:color="1F3864"/>
             </w:tcBorders>
             <w:shd w:val="clear" w:color="auto" w:fill="D9E2F3"/>
-            <w:tcMar>
-              <w:top w:w="50" w:type="dxa"/>
-              <w:left w:w="90" w:type="dxa"/>
-              <w:bottom w:w="50" w:type="dxa"/>
-              <w:right w:w="90" w:type="dxa"/>
-            </w:tcMar>
             <w:vAlign w:val="center"/>
           </w:tcPr>
           <w:p>
@@ -6043,12 +5577,6 @@
               <w:right w:val="single" w:sz="6" w:space="0" w:color="1F3864"/>
             </w:tcBorders>
             <w:shd w:val="clear" w:color="auto" w:fill="D9E2F3"/>
-            <w:tcMar>
-              <w:top w:w="50" w:type="dxa"/>
-              <w:left w:w="90" w:type="dxa"/>
-              <w:bottom w:w="50" w:type="dxa"/>
-              <w:right w:w="90" w:type="dxa"/>
-            </w:tcMar>
             <w:vAlign w:val="center"/>
           </w:tcPr>
           <w:p>
@@ -6122,12 +5650,6 @@
               <w:right w:val="single" w:sz="6" w:space="0" w:color="1F3864"/>
             </w:tcBorders>
             <w:shd w:val="clear" w:color="auto" w:fill="D9E2F3"/>
-            <w:tcMar>
-              <w:top w:w="50" w:type="dxa"/>
-              <w:left w:w="90" w:type="dxa"/>
-              <w:bottom w:w="50" w:type="dxa"/>
-              <w:right w:w="90" w:type="dxa"/>
-            </w:tcMar>
             <w:vAlign w:val="center"/>
           </w:tcPr>
           <w:p>
@@ -6162,12 +5684,6 @@
               <w:right w:val="single" w:sz="6" w:space="0" w:color="1F3864"/>
             </w:tcBorders>
             <w:shd w:val="clear" w:color="auto" w:fill="D9E2F3"/>
-            <w:tcMar>
-              <w:top w:w="50" w:type="dxa"/>
-              <w:left w:w="90" w:type="dxa"/>
-              <w:bottom w:w="50" w:type="dxa"/>
-              <w:right w:w="90" w:type="dxa"/>
-            </w:tcMar>
             <w:vAlign w:val="center"/>
           </w:tcPr>
           <w:p>
@@ -6215,12 +5731,6 @@
               <w:right w:val="single" w:sz="6" w:space="0" w:color="1F3864"/>
             </w:tcBorders>
             <w:shd w:val="clear" w:color="auto" w:fill="4472C4"/>
-            <w:tcMar>
-              <w:top w:w="50" w:type="dxa"/>
-              <w:left w:w="90" w:type="dxa"/>
-              <w:bottom w:w="50" w:type="dxa"/>
-              <w:right w:w="90" w:type="dxa"/>
-            </w:tcMar>
             <w:vAlign w:val="center"/>
           </w:tcPr>
           <w:p>
@@ -6293,12 +5803,6 @@
               <w:right w:val="single" w:sz="6" w:space="0" w:color="1F3864"/>
             </w:tcBorders>
             <w:shd w:val="clear" w:color="auto" w:fill="4472C4"/>
-            <w:tcMar>
-              <w:top w:w="50" w:type="dxa"/>
-              <w:left w:w="90" w:type="dxa"/>
-              <w:bottom w:w="50" w:type="dxa"/>
-              <w:right w:w="90" w:type="dxa"/>
-            </w:tcMar>
             <w:vAlign w:val="center"/>
           </w:tcPr>
           <w:p>
@@ -6353,12 +5857,6 @@
               <w:right w:val="single" w:sz="6" w:space="0" w:color="1F3864"/>
             </w:tcBorders>
             <w:shd w:val="clear" w:color="auto" w:fill="D9E2F3"/>
-            <w:tcMar>
-              <w:top w:w="50" w:type="dxa"/>
-              <w:left w:w="90" w:type="dxa"/>
-              <w:bottom w:w="50" w:type="dxa"/>
-              <w:right w:w="90" w:type="dxa"/>
-            </w:tcMar>
             <w:vAlign w:val="center"/>
           </w:tcPr>
           <w:p>
@@ -6421,12 +5919,6 @@
               <w:right w:val="single" w:sz="6" w:space="0" w:color="1F3864"/>
             </w:tcBorders>
             <w:shd w:val="clear" w:color="auto" w:fill="4472C4"/>
-            <w:tcMar>
-              <w:top w:w="50" w:type="dxa"/>
-              <w:left w:w="90" w:type="dxa"/>
-              <w:bottom w:w="50" w:type="dxa"/>
-              <w:right w:w="90" w:type="dxa"/>
-            </w:tcMar>
             <w:vAlign w:val="center"/>
           </w:tcPr>
           <w:p>
@@ -6498,12 +5990,6 @@
               <w:right w:val="single" w:sz="6" w:space="0" w:color="1F3864"/>
             </w:tcBorders>
             <w:shd w:val="clear" w:color="auto" w:fill="D9E2F3"/>
-            <w:tcMar>
-              <w:top w:w="50" w:type="dxa"/>
-              <w:left w:w="90" w:type="dxa"/>
-              <w:bottom w:w="50" w:type="dxa"/>
-              <w:right w:w="90" w:type="dxa"/>
-            </w:tcMar>
             <w:vAlign w:val="center"/>
           </w:tcPr>
           <w:p>
@@ -6558,12 +6044,6 @@
               <w:right w:val="single" w:sz="6" w:space="0" w:color="1F3864"/>
             </w:tcBorders>
             <w:shd w:val="clear" w:color="auto" w:fill="D9E2F3"/>
-            <w:tcMar>
-              <w:top w:w="50" w:type="dxa"/>
-              <w:left w:w="90" w:type="dxa"/>
-              <w:bottom w:w="50" w:type="dxa"/>
-              <w:right w:w="90" w:type="dxa"/>
-            </w:tcMar>
             <w:vAlign w:val="center"/>
           </w:tcPr>
           <w:p>
@@ -7086,12 +6566,6 @@
               <w:right w:val="single" w:sz="6" w:space="0" w:color="1F3864"/>
             </w:tcBorders>
             <w:shd w:val="clear" w:color="auto" w:fill="D9E2F3"/>
-            <w:tcMar>
-              <w:top w:w="50" w:type="dxa"/>
-              <w:left w:w="90" w:type="dxa"/>
-              <w:bottom w:w="50" w:type="dxa"/>
-              <w:right w:w="90" w:type="dxa"/>
-            </w:tcMar>
             <w:vAlign w:val="center"/>
           </w:tcPr>
           <w:p>
@@ -7159,12 +6633,6 @@
               <w:right w:val="single" w:sz="6" w:space="0" w:color="1F3864"/>
             </w:tcBorders>
             <w:shd w:val="clear" w:color="auto" w:fill="D9E2F3"/>
-            <w:tcMar>
-              <w:top w:w="50" w:type="dxa"/>
-              <w:left w:w="90" w:type="dxa"/>
-              <w:bottom w:w="50" w:type="dxa"/>
-              <w:right w:w="90" w:type="dxa"/>
-            </w:tcMar>
             <w:vAlign w:val="center"/>
           </w:tcPr>
           <w:p>
@@ -7272,12 +6740,6 @@
               <w:right w:val="single" w:sz="6" w:space="0" w:color="1F3864"/>
             </w:tcBorders>
             <w:shd w:val="clear" w:color="auto" w:fill="4472C4"/>
-            <w:tcMar>
-              <w:top w:w="50" w:type="dxa"/>
-              <w:left w:w="90" w:type="dxa"/>
-              <w:bottom w:w="50" w:type="dxa"/>
-              <w:right w:w="90" w:type="dxa"/>
-            </w:tcMar>
             <w:vAlign w:val="center"/>
           </w:tcPr>
           <w:p>
@@ -7348,12 +6810,6 @@
               <w:right w:val="single" w:sz="6" w:space="0" w:color="1F3864"/>
             </w:tcBorders>
             <w:shd w:val="clear" w:color="auto" w:fill="4472C4"/>
-            <w:tcMar>
-              <w:top w:w="50" w:type="dxa"/>
-              <w:left w:w="90" w:type="dxa"/>
-              <w:bottom w:w="50" w:type="dxa"/>
-              <w:right w:w="90" w:type="dxa"/>
-            </w:tcMar>
             <w:vAlign w:val="center"/>
           </w:tcPr>
           <w:p>
@@ -7424,12 +6880,6 @@
               <w:right w:val="single" w:sz="6" w:space="0" w:color="1F3864"/>
             </w:tcBorders>
             <w:shd w:val="clear" w:color="auto" w:fill="4472C4"/>
-            <w:tcMar>
-              <w:top w:w="50" w:type="dxa"/>
-              <w:left w:w="90" w:type="dxa"/>
-              <w:bottom w:w="50" w:type="dxa"/>
-              <w:right w:w="90" w:type="dxa"/>
-            </w:tcMar>
             <w:vAlign w:val="center"/>
           </w:tcPr>
           <w:p>
@@ -7504,12 +6954,6 @@
               <w:right w:val="single" w:sz="6" w:space="0" w:color="1F3864"/>
             </w:tcBorders>
             <w:shd w:val="clear" w:color="auto" w:fill="D9E2F3"/>
-            <w:tcMar>
-              <w:top w:w="50" w:type="dxa"/>
-              <w:left w:w="90" w:type="dxa"/>
-              <w:bottom w:w="50" w:type="dxa"/>
-              <w:right w:w="90" w:type="dxa"/>
-            </w:tcMar>
             <w:vAlign w:val="center"/>
           </w:tcPr>
           <w:p>
@@ -7580,12 +7024,6 @@
               <w:right w:val="single" w:sz="6" w:space="0" w:color="1F3864"/>
             </w:tcBorders>
             <w:shd w:val="clear" w:color="auto" w:fill="D9E2F3"/>
-            <w:tcMar>
-              <w:top w:w="50" w:type="dxa"/>
-              <w:left w:w="90" w:type="dxa"/>
-              <w:bottom w:w="50" w:type="dxa"/>
-              <w:right w:w="90" w:type="dxa"/>
-            </w:tcMar>
             <w:vAlign w:val="center"/>
           </w:tcPr>
           <w:p>
@@ -7620,12 +7058,6 @@
               <w:right w:val="single" w:sz="6" w:space="0" w:color="1F3864"/>
             </w:tcBorders>
             <w:shd w:val="clear" w:color="auto" w:fill="D9E2F3"/>
-            <w:tcMar>
-              <w:top w:w="50" w:type="dxa"/>
-              <w:left w:w="90" w:type="dxa"/>
-              <w:bottom w:w="50" w:type="dxa"/>
-              <w:right w:w="90" w:type="dxa"/>
-            </w:tcMar>
             <w:vAlign w:val="center"/>
           </w:tcPr>
           <w:p>
@@ -7699,12 +7131,6 @@
               <w:right w:val="single" w:sz="6" w:space="0" w:color="1F3864"/>
             </w:tcBorders>
             <w:shd w:val="clear" w:color="auto" w:fill="D9E2F3"/>
-            <w:tcMar>
-              <w:top w:w="50" w:type="dxa"/>
-              <w:left w:w="90" w:type="dxa"/>
-              <w:bottom w:w="50" w:type="dxa"/>
-              <w:right w:w="90" w:type="dxa"/>
-            </w:tcMar>
             <w:vAlign w:val="center"/>
           </w:tcPr>
           <w:p>
@@ -7739,12 +7165,6 @@
               <w:right w:val="single" w:sz="6" w:space="0" w:color="1F3864"/>
             </w:tcBorders>
             <w:shd w:val="clear" w:color="auto" w:fill="D9E2F3"/>
-            <w:tcMar>
-              <w:top w:w="50" w:type="dxa"/>
-              <w:left w:w="90" w:type="dxa"/>
-              <w:bottom w:w="50" w:type="dxa"/>
-              <w:right w:w="90" w:type="dxa"/>
-            </w:tcMar>
             <w:vAlign w:val="center"/>
           </w:tcPr>
           <w:p>
@@ -7794,12 +7214,6 @@
               <w:right w:val="single" w:sz="6" w:space="0" w:color="1F3864"/>
             </w:tcBorders>
             <w:shd w:val="clear" w:color="auto" w:fill="D9E2F3"/>
-            <w:tcMar>
-              <w:top w:w="50" w:type="dxa"/>
-              <w:left w:w="90" w:type="dxa"/>
-              <w:bottom w:w="50" w:type="dxa"/>
-              <w:right w:w="90" w:type="dxa"/>
-            </w:tcMar>
             <w:vAlign w:val="center"/>
           </w:tcPr>
           <w:p>
@@ -7835,12 +7249,6 @@
               <w:right w:val="single" w:sz="6" w:space="0" w:color="1F3864"/>
             </w:tcBorders>
             <w:shd w:val="clear" w:color="auto" w:fill="D9E2F3"/>
-            <w:tcMar>
-              <w:top w:w="50" w:type="dxa"/>
-              <w:left w:w="90" w:type="dxa"/>
-              <w:bottom w:w="50" w:type="dxa"/>
-              <w:right w:w="90" w:type="dxa"/>
-            </w:tcMar>
             <w:vAlign w:val="center"/>
           </w:tcPr>
           <w:p>
@@ -7911,12 +7319,6 @@
               <w:right w:val="single" w:sz="6" w:space="0" w:color="1F3864"/>
             </w:tcBorders>
             <w:shd w:val="clear" w:color="auto" w:fill="D9E2F3"/>
-            <w:tcMar>
-              <w:top w:w="50" w:type="dxa"/>
-              <w:left w:w="90" w:type="dxa"/>
-              <w:bottom w:w="50" w:type="dxa"/>
-              <w:right w:w="90" w:type="dxa"/>
-            </w:tcMar>
             <w:vAlign w:val="center"/>
           </w:tcPr>
           <w:p>
@@ -8008,12 +7410,6 @@
               <w:right w:val="single" w:sz="6" w:space="0" w:color="1F3864"/>
             </w:tcBorders>
             <w:shd w:val="clear" w:color="auto" w:fill="D9E2F3"/>
-            <w:tcMar>
-              <w:top w:w="50" w:type="dxa"/>
-              <w:left w:w="90" w:type="dxa"/>
-              <w:bottom w:w="50" w:type="dxa"/>
-              <w:right w:w="90" w:type="dxa"/>
-            </w:tcMar>
             <w:vAlign w:val="center"/>
           </w:tcPr>
           <w:p>
@@ -8057,12 +7453,6 @@
               <w:right w:val="single" w:sz="6" w:space="0" w:color="1F3864"/>
             </w:tcBorders>
             <w:shd w:val="clear" w:color="auto" w:fill="D9E2F3"/>
-            <w:tcMar>
-              <w:top w:w="50" w:type="dxa"/>
-              <w:left w:w="90" w:type="dxa"/>
-              <w:bottom w:w="50" w:type="dxa"/>
-              <w:right w:w="90" w:type="dxa"/>
-            </w:tcMar>
             <w:vAlign w:val="center"/>
           </w:tcPr>
           <w:p>
@@ -8119,12 +7509,6 @@
               <w:right w:val="single" w:sz="6" w:space="0" w:color="1F3864"/>
             </w:tcBorders>
             <w:shd w:val="clear" w:color="auto" w:fill="4472C4"/>
-            <w:tcMar>
-              <w:top w:w="50" w:type="dxa"/>
-              <w:left w:w="90" w:type="dxa"/>
-              <w:bottom w:w="50" w:type="dxa"/>
-              <w:right w:w="90" w:type="dxa"/>
-            </w:tcMar>
             <w:vAlign w:val="center"/>
           </w:tcPr>
           <w:p>
@@ -8197,12 +7581,6 @@
               <w:right w:val="single" w:sz="6" w:space="0" w:color="1F3864"/>
             </w:tcBorders>
             <w:shd w:val="clear" w:color="auto" w:fill="4472C4"/>
-            <w:tcMar>
-              <w:top w:w="50" w:type="dxa"/>
-              <w:left w:w="90" w:type="dxa"/>
-              <w:bottom w:w="50" w:type="dxa"/>
-              <w:right w:w="90" w:type="dxa"/>
-            </w:tcMar>
             <w:vAlign w:val="center"/>
           </w:tcPr>
           <w:p>
@@ -8257,12 +7635,6 @@
               <w:right w:val="single" w:sz="6" w:space="0" w:color="1F3864"/>
             </w:tcBorders>
             <w:shd w:val="clear" w:color="auto" w:fill="D9E2F3"/>
-            <w:tcMar>
-              <w:top w:w="50" w:type="dxa"/>
-              <w:left w:w="90" w:type="dxa"/>
-              <w:bottom w:w="50" w:type="dxa"/>
-              <w:right w:w="90" w:type="dxa"/>
-            </w:tcMar>
             <w:vAlign w:val="center"/>
           </w:tcPr>
           <w:p>
@@ -8325,12 +7697,6 @@
               <w:right w:val="single" w:sz="6" w:space="0" w:color="1F3864"/>
             </w:tcBorders>
             <w:shd w:val="clear" w:color="auto" w:fill="4472C4"/>
-            <w:tcMar>
-              <w:top w:w="50" w:type="dxa"/>
-              <w:left w:w="90" w:type="dxa"/>
-              <w:bottom w:w="50" w:type="dxa"/>
-              <w:right w:w="90" w:type="dxa"/>
-            </w:tcMar>
             <w:vAlign w:val="center"/>
           </w:tcPr>
           <w:p>
@@ -8402,12 +7768,6 @@
               <w:right w:val="single" w:sz="6" w:space="0" w:color="1F3864"/>
             </w:tcBorders>
             <w:shd w:val="clear" w:color="auto" w:fill="D9E2F3"/>
-            <w:tcMar>
-              <w:top w:w="50" w:type="dxa"/>
-              <w:left w:w="90" w:type="dxa"/>
-              <w:bottom w:w="50" w:type="dxa"/>
-              <w:right w:w="90" w:type="dxa"/>
-            </w:tcMar>
             <w:vAlign w:val="center"/>
           </w:tcPr>
           <w:p>
@@ -8743,12 +8103,6 @@
               <w:right w:val="single" w:sz="6" w:space="0" w:color="1F3864"/>
             </w:tcBorders>
             <w:shd w:val="clear" w:color="auto" w:fill="D9E2F3"/>
-            <w:tcMar>
-              <w:top w:w="50" w:type="dxa"/>
-              <w:left w:w="90" w:type="dxa"/>
-              <w:bottom w:w="50" w:type="dxa"/>
-              <w:right w:w="90" w:type="dxa"/>
-            </w:tcMar>
             <w:vAlign w:val="center"/>
           </w:tcPr>
           <w:p>
@@ -10017,12 +9371,6 @@
               <w:right w:val="single" w:sz="6" w:space="0" w:color="1F3864"/>
             </w:tcBorders>
             <w:shd w:val="clear" w:color="auto" w:fill="D9E2F3"/>
-            <w:tcMar>
-              <w:top w:w="50" w:type="dxa"/>
-              <w:left w:w="90" w:type="dxa"/>
-              <w:bottom w:w="50" w:type="dxa"/>
-              <w:right w:w="90" w:type="dxa"/>
-            </w:tcMar>
             <w:vAlign w:val="center"/>
           </w:tcPr>
           <w:p>
@@ -10184,12 +9532,6 @@
               <w:right w:val="single" w:sz="6" w:space="0" w:color="1F3864"/>
             </w:tcBorders>
             <w:shd w:val="clear" w:color="auto" w:fill="D9E2F3"/>
-            <w:tcMar>
-              <w:top w:w="50" w:type="dxa"/>
-              <w:left w:w="90" w:type="dxa"/>
-              <w:bottom w:w="50" w:type="dxa"/>
-              <w:right w:w="90" w:type="dxa"/>
-            </w:tcMar>
             <w:vAlign w:val="center"/>
           </w:tcPr>
           <w:p>
@@ -10268,12 +9610,6 @@
               <w:right w:val="single" w:sz="6" w:space="0" w:color="1F3864"/>
             </w:tcBorders>
             <w:shd w:val="clear" w:color="auto" w:fill="4472C4"/>
-            <w:tcMar>
-              <w:top w:w="50" w:type="dxa"/>
-              <w:left w:w="90" w:type="dxa"/>
-              <w:bottom w:w="50" w:type="dxa"/>
-              <w:right w:w="90" w:type="dxa"/>
-            </w:tcMar>
             <w:vAlign w:val="center"/>
           </w:tcPr>
           <w:p>
@@ -10344,12 +9680,6 @@
               <w:right w:val="single" w:sz="6" w:space="0" w:color="1F3864"/>
             </w:tcBorders>
             <w:shd w:val="clear" w:color="auto" w:fill="4472C4"/>
-            <w:tcMar>
-              <w:top w:w="50" w:type="dxa"/>
-              <w:left w:w="90" w:type="dxa"/>
-              <w:bottom w:w="50" w:type="dxa"/>
-              <w:right w:w="90" w:type="dxa"/>
-            </w:tcMar>
             <w:vAlign w:val="center"/>
           </w:tcPr>
           <w:p>
@@ -10420,12 +9750,6 @@
               <w:right w:val="single" w:sz="6" w:space="0" w:color="1F3864"/>
             </w:tcBorders>
             <w:shd w:val="clear" w:color="auto" w:fill="4472C4"/>
-            <w:tcMar>
-              <w:top w:w="50" w:type="dxa"/>
-              <w:left w:w="90" w:type="dxa"/>
-              <w:bottom w:w="50" w:type="dxa"/>
-              <w:right w:w="90" w:type="dxa"/>
-            </w:tcMar>
             <w:vAlign w:val="center"/>
           </w:tcPr>
           <w:p>
@@ -10500,12 +9824,6 @@
               <w:right w:val="single" w:sz="6" w:space="0" w:color="1F3864"/>
             </w:tcBorders>
             <w:shd w:val="clear" w:color="auto" w:fill="D9E2F3"/>
-            <w:tcMar>
-              <w:top w:w="50" w:type="dxa"/>
-              <w:left w:w="90" w:type="dxa"/>
-              <w:bottom w:w="50" w:type="dxa"/>
-              <w:right w:w="90" w:type="dxa"/>
-            </w:tcMar>
             <w:vAlign w:val="center"/>
           </w:tcPr>
           <w:p>
@@ -10540,12 +9858,6 @@
               <w:right w:val="single" w:sz="6" w:space="0" w:color="1F3864"/>
             </w:tcBorders>
             <w:shd w:val="clear" w:color="auto" w:fill="D9E2F3"/>
-            <w:tcMar>
-              <w:top w:w="50" w:type="dxa"/>
-              <w:left w:w="90" w:type="dxa"/>
-              <w:bottom w:w="50" w:type="dxa"/>
-              <w:right w:w="90" w:type="dxa"/>
-            </w:tcMar>
             <w:vAlign w:val="center"/>
           </w:tcPr>
           <w:p>
@@ -10580,12 +9892,6 @@
               <w:right w:val="single" w:sz="6" w:space="0" w:color="1F3864"/>
             </w:tcBorders>
             <w:shd w:val="clear" w:color="auto" w:fill="D9E2F3"/>
-            <w:tcMar>
-              <w:top w:w="50" w:type="dxa"/>
-              <w:left w:w="90" w:type="dxa"/>
-              <w:bottom w:w="50" w:type="dxa"/>
-              <w:right w:w="90" w:type="dxa"/>
-            </w:tcMar>
             <w:vAlign w:val="center"/>
           </w:tcPr>
           <w:p>
@@ -10659,12 +9965,6 @@
               <w:right w:val="single" w:sz="6" w:space="0" w:color="1F3864"/>
             </w:tcBorders>
             <w:shd w:val="clear" w:color="auto" w:fill="D9E2F3"/>
-            <w:tcMar>
-              <w:top w:w="50" w:type="dxa"/>
-              <w:left w:w="90" w:type="dxa"/>
-              <w:bottom w:w="50" w:type="dxa"/>
-              <w:right w:w="90" w:type="dxa"/>
-            </w:tcMar>
             <w:vAlign w:val="center"/>
           </w:tcPr>
           <w:p>
@@ -10699,12 +9999,6 @@
               <w:right w:val="single" w:sz="6" w:space="0" w:color="1F3864"/>
             </w:tcBorders>
             <w:shd w:val="clear" w:color="auto" w:fill="D9E2F3"/>
-            <w:tcMar>
-              <w:top w:w="50" w:type="dxa"/>
-              <w:left w:w="90" w:type="dxa"/>
-              <w:bottom w:w="50" w:type="dxa"/>
-              <w:right w:w="90" w:type="dxa"/>
-            </w:tcMar>
             <w:vAlign w:val="center"/>
           </w:tcPr>
           <w:p>
@@ -10754,12 +10048,6 @@
               <w:right w:val="single" w:sz="6" w:space="0" w:color="1F3864"/>
             </w:tcBorders>
             <w:shd w:val="clear" w:color="auto" w:fill="D9E2F3"/>
-            <w:tcMar>
-              <w:top w:w="50" w:type="dxa"/>
-              <w:left w:w="90" w:type="dxa"/>
-              <w:bottom w:w="50" w:type="dxa"/>
-              <w:right w:w="90" w:type="dxa"/>
-            </w:tcMar>
             <w:vAlign w:val="center"/>
           </w:tcPr>
           <w:p>
@@ -10813,12 +10101,6 @@
               <w:right w:val="single" w:sz="6" w:space="0" w:color="1F3864"/>
             </w:tcBorders>
             <w:shd w:val="clear" w:color="auto" w:fill="D9E2F3"/>
-            <w:tcMar>
-              <w:top w:w="50" w:type="dxa"/>
-              <w:left w:w="90" w:type="dxa"/>
-              <w:bottom w:w="50" w:type="dxa"/>
-              <w:right w:w="90" w:type="dxa"/>
-            </w:tcMar>
             <w:vAlign w:val="center"/>
           </w:tcPr>
           <w:p>
@@ -10853,12 +10135,6 @@
               <w:right w:val="single" w:sz="6" w:space="0" w:color="1F3864"/>
             </w:tcBorders>
             <w:shd w:val="clear" w:color="auto" w:fill="D9E2F3"/>
-            <w:tcMar>
-              <w:top w:w="50" w:type="dxa"/>
-              <w:left w:w="90" w:type="dxa"/>
-              <w:bottom w:w="50" w:type="dxa"/>
-              <w:right w:w="90" w:type="dxa"/>
-            </w:tcMar>
             <w:vAlign w:val="center"/>
           </w:tcPr>
           <w:p>
@@ -10932,12 +10208,6 @@
               <w:right w:val="single" w:sz="6" w:space="0" w:color="1F3864"/>
             </w:tcBorders>
             <w:shd w:val="clear" w:color="auto" w:fill="D9E2F3"/>
-            <w:tcMar>
-              <w:top w:w="50" w:type="dxa"/>
-              <w:left w:w="90" w:type="dxa"/>
-              <w:bottom w:w="50" w:type="dxa"/>
-              <w:right w:w="90" w:type="dxa"/>
-            </w:tcMar>
             <w:vAlign w:val="center"/>
           </w:tcPr>
           <w:p>
@@ -10972,12 +10242,6 @@
               <w:right w:val="single" w:sz="6" w:space="0" w:color="1F3864"/>
             </w:tcBorders>
             <w:shd w:val="clear" w:color="auto" w:fill="D9E2F3"/>
-            <w:tcMar>
-              <w:top w:w="50" w:type="dxa"/>
-              <w:left w:w="90" w:type="dxa"/>
-              <w:bottom w:w="50" w:type="dxa"/>
-              <w:right w:w="90" w:type="dxa"/>
-            </w:tcMar>
             <w:vAlign w:val="center"/>
           </w:tcPr>
           <w:p>
@@ -11025,12 +10289,6 @@
               <w:right w:val="single" w:sz="6" w:space="0" w:color="1F3864"/>
             </w:tcBorders>
             <w:shd w:val="clear" w:color="auto" w:fill="4472C4"/>
-            <w:tcMar>
-              <w:top w:w="50" w:type="dxa"/>
-              <w:left w:w="90" w:type="dxa"/>
-              <w:bottom w:w="50" w:type="dxa"/>
-              <w:right w:w="90" w:type="dxa"/>
-            </w:tcMar>
             <w:vAlign w:val="center"/>
           </w:tcPr>
           <w:p>
@@ -11103,12 +10361,6 @@
               <w:right w:val="single" w:sz="6" w:space="0" w:color="1F3864"/>
             </w:tcBorders>
             <w:shd w:val="clear" w:color="auto" w:fill="4472C4"/>
-            <w:tcMar>
-              <w:top w:w="50" w:type="dxa"/>
-              <w:left w:w="90" w:type="dxa"/>
-              <w:bottom w:w="50" w:type="dxa"/>
-              <w:right w:w="90" w:type="dxa"/>
-            </w:tcMar>
             <w:vAlign w:val="center"/>
           </w:tcPr>
           <w:p>
@@ -11163,12 +10415,6 @@
               <w:right w:val="single" w:sz="6" w:space="0" w:color="1F3864"/>
             </w:tcBorders>
             <w:shd w:val="clear" w:color="auto" w:fill="D9E2F3"/>
-            <w:tcMar>
-              <w:top w:w="50" w:type="dxa"/>
-              <w:left w:w="90" w:type="dxa"/>
-              <w:bottom w:w="50" w:type="dxa"/>
-              <w:right w:w="90" w:type="dxa"/>
-            </w:tcMar>
             <w:vAlign w:val="center"/>
           </w:tcPr>
           <w:p>
@@ -11231,12 +10477,6 @@
               <w:right w:val="single" w:sz="6" w:space="0" w:color="1F3864"/>
             </w:tcBorders>
             <w:shd w:val="clear" w:color="auto" w:fill="4472C4"/>
-            <w:tcMar>
-              <w:top w:w="50" w:type="dxa"/>
-              <w:left w:w="90" w:type="dxa"/>
-              <w:bottom w:w="50" w:type="dxa"/>
-              <w:right w:w="90" w:type="dxa"/>
-            </w:tcMar>
             <w:vAlign w:val="center"/>
           </w:tcPr>
           <w:p>
@@ -11308,12 +10548,6 @@
               <w:right w:val="single" w:sz="6" w:space="0" w:color="1F3864"/>
             </w:tcBorders>
             <w:shd w:val="clear" w:color="auto" w:fill="D9E2F3"/>
-            <w:tcMar>
-              <w:top w:w="50" w:type="dxa"/>
-              <w:left w:w="90" w:type="dxa"/>
-              <w:bottom w:w="50" w:type="dxa"/>
-              <w:right w:w="90" w:type="dxa"/>
-            </w:tcMar>
             <w:vAlign w:val="center"/>
           </w:tcPr>
           <w:p>
@@ -11534,12 +10768,6 @@
               <w:right w:val="single" w:sz="6" w:space="0" w:color="1F3864"/>
             </w:tcBorders>
             <w:shd w:val="clear" w:color="auto" w:fill="D9E2F3"/>
-            <w:tcMar>
-              <w:top w:w="50" w:type="dxa"/>
-              <w:left w:w="90" w:type="dxa"/>
-              <w:bottom w:w="50" w:type="dxa"/>
-              <w:right w:w="90" w:type="dxa"/>
-            </w:tcMar>
             <w:vAlign w:val="center"/>
           </w:tcPr>
           <w:p>
@@ -12975,12 +12203,6 @@
               <w:right w:val="single" w:sz="6" w:space="0" w:color="1F3864"/>
             </w:tcBorders>
             <w:shd w:val="clear" w:color="auto" w:fill="D9E2F3"/>
-            <w:tcMar>
-              <w:top w:w="50" w:type="dxa"/>
-              <w:left w:w="90" w:type="dxa"/>
-              <w:bottom w:w="50" w:type="dxa"/>
-              <w:right w:w="90" w:type="dxa"/>
-            </w:tcMar>
             <w:vAlign w:val="center"/>
           </w:tcPr>
           <w:p>
@@ -13137,12 +12359,6 @@
               <w:right w:val="single" w:sz="6" w:space="0" w:color="1F3864"/>
             </w:tcBorders>
             <w:shd w:val="clear" w:color="auto" w:fill="D9E2F3"/>
-            <w:tcMar>
-              <w:top w:w="50" w:type="dxa"/>
-              <w:left w:w="90" w:type="dxa"/>
-              <w:bottom w:w="50" w:type="dxa"/>
-              <w:right w:w="90" w:type="dxa"/>
-            </w:tcMar>
             <w:vAlign w:val="center"/>
           </w:tcPr>
           <w:p>
@@ -13230,12 +12446,6 @@
               <w:right w:val="single" w:sz="6" w:space="0" w:color="1F3864"/>
             </w:tcBorders>
             <w:shd w:val="clear" w:color="auto" w:fill="4472C4"/>
-            <w:tcMar>
-              <w:top w:w="50" w:type="dxa"/>
-              <w:left w:w="90" w:type="dxa"/>
-              <w:bottom w:w="50" w:type="dxa"/>
-              <w:right w:w="90" w:type="dxa"/>
-            </w:tcMar>
             <w:vAlign w:val="center"/>
           </w:tcPr>
           <w:p>
@@ -13306,12 +12516,6 @@
               <w:right w:val="single" w:sz="6" w:space="0" w:color="1F3864"/>
             </w:tcBorders>
             <w:shd w:val="clear" w:color="auto" w:fill="4472C4"/>
-            <w:tcMar>
-              <w:top w:w="50" w:type="dxa"/>
-              <w:left w:w="90" w:type="dxa"/>
-              <w:bottom w:w="50" w:type="dxa"/>
-              <w:right w:w="90" w:type="dxa"/>
-            </w:tcMar>
             <w:vAlign w:val="center"/>
           </w:tcPr>
           <w:p>
@@ -13382,12 +12586,6 @@
               <w:right w:val="single" w:sz="6" w:space="0" w:color="1F3864"/>
             </w:tcBorders>
             <w:shd w:val="clear" w:color="auto" w:fill="4472C4"/>
-            <w:tcMar>
-              <w:top w:w="50" w:type="dxa"/>
-              <w:left w:w="90" w:type="dxa"/>
-              <w:bottom w:w="50" w:type="dxa"/>
-              <w:right w:w="90" w:type="dxa"/>
-            </w:tcMar>
             <w:vAlign w:val="center"/>
           </w:tcPr>
           <w:p>
@@ -13462,12 +12660,6 @@
               <w:right w:val="single" w:sz="6" w:space="0" w:color="1F3864"/>
             </w:tcBorders>
             <w:shd w:val="clear" w:color="auto" w:fill="D9E2F3"/>
-            <w:tcMar>
-              <w:top w:w="50" w:type="dxa"/>
-              <w:left w:w="90" w:type="dxa"/>
-              <w:bottom w:w="50" w:type="dxa"/>
-              <w:right w:w="90" w:type="dxa"/>
-            </w:tcMar>
             <w:vAlign w:val="center"/>
           </w:tcPr>
           <w:p>
@@ -13520,12 +12712,6 @@
               <w:right w:val="single" w:sz="6" w:space="0" w:color="1F3864"/>
             </w:tcBorders>
             <w:shd w:val="clear" w:color="auto" w:fill="D9E2F3"/>
-            <w:tcMar>
-              <w:top w:w="50" w:type="dxa"/>
-              <w:left w:w="90" w:type="dxa"/>
-              <w:bottom w:w="50" w:type="dxa"/>
-              <w:right w:w="90" w:type="dxa"/>
-            </w:tcMar>
             <w:vAlign w:val="center"/>
           </w:tcPr>
           <w:p>
@@ -13569,12 +12755,6 @@
               <w:right w:val="single" w:sz="6" w:space="0" w:color="1F3864"/>
             </w:tcBorders>
             <w:shd w:val="clear" w:color="auto" w:fill="D9E2F3"/>
-            <w:tcMar>
-              <w:top w:w="50" w:type="dxa"/>
-              <w:left w:w="90" w:type="dxa"/>
-              <w:bottom w:w="50" w:type="dxa"/>
-              <w:right w:w="90" w:type="dxa"/>
-            </w:tcMar>
             <w:vAlign w:val="center"/>
           </w:tcPr>
           <w:p>
@@ -13648,12 +12828,6 @@
               <w:right w:val="single" w:sz="6" w:space="0" w:color="1F3864"/>
             </w:tcBorders>
             <w:shd w:val="clear" w:color="auto" w:fill="D9E2F3"/>
-            <w:tcMar>
-              <w:top w:w="50" w:type="dxa"/>
-              <w:left w:w="90" w:type="dxa"/>
-              <w:bottom w:w="50" w:type="dxa"/>
-              <w:right w:w="90" w:type="dxa"/>
-            </w:tcMar>
             <w:vAlign w:val="center"/>
           </w:tcPr>
           <w:p>
@@ -13688,12 +12862,6 @@
               <w:right w:val="single" w:sz="6" w:space="0" w:color="1F3864"/>
             </w:tcBorders>
             <w:shd w:val="clear" w:color="auto" w:fill="D9E2F3"/>
-            <w:tcMar>
-              <w:top w:w="50" w:type="dxa"/>
-              <w:left w:w="90" w:type="dxa"/>
-              <w:bottom w:w="50" w:type="dxa"/>
-              <w:right w:w="90" w:type="dxa"/>
-            </w:tcMar>
             <w:vAlign w:val="center"/>
           </w:tcPr>
           <w:p>
@@ -13743,12 +12911,6 @@
               <w:right w:val="single" w:sz="6" w:space="0" w:color="1F3864"/>
             </w:tcBorders>
             <w:shd w:val="clear" w:color="auto" w:fill="D9E2F3"/>
-            <w:tcMar>
-              <w:top w:w="50" w:type="dxa"/>
-              <w:left w:w="90" w:type="dxa"/>
-              <w:bottom w:w="50" w:type="dxa"/>
-              <w:right w:w="90" w:type="dxa"/>
-            </w:tcMar>
             <w:vAlign w:val="center"/>
           </w:tcPr>
           <w:p>
@@ -13811,12 +12973,6 @@
               <w:right w:val="single" w:sz="6" w:space="0" w:color="1F3864"/>
             </w:tcBorders>
             <w:shd w:val="clear" w:color="auto" w:fill="D9E2F3"/>
-            <w:tcMar>
-              <w:top w:w="50" w:type="dxa"/>
-              <w:left w:w="90" w:type="dxa"/>
-              <w:bottom w:w="50" w:type="dxa"/>
-              <w:right w:w="90" w:type="dxa"/>
-            </w:tcMar>
             <w:vAlign w:val="center"/>
           </w:tcPr>
           <w:p>
@@ -13870,12 +13026,6 @@
               <w:right w:val="single" w:sz="6" w:space="0" w:color="1F3864"/>
             </w:tcBorders>
             <w:shd w:val="clear" w:color="auto" w:fill="D9E2F3"/>
-            <w:tcMar>
-              <w:top w:w="50" w:type="dxa"/>
-              <w:left w:w="90" w:type="dxa"/>
-              <w:bottom w:w="50" w:type="dxa"/>
-              <w:right w:w="90" w:type="dxa"/>
-            </w:tcMar>
             <w:vAlign w:val="center"/>
           </w:tcPr>
           <w:p>
@@ -13958,12 +13108,6 @@
               <w:right w:val="single" w:sz="6" w:space="0" w:color="1F3864"/>
             </w:tcBorders>
             <w:shd w:val="clear" w:color="auto" w:fill="D9E2F3"/>
-            <w:tcMar>
-              <w:top w:w="50" w:type="dxa"/>
-              <w:left w:w="90" w:type="dxa"/>
-              <w:bottom w:w="50" w:type="dxa"/>
-              <w:right w:w="90" w:type="dxa"/>
-            </w:tcMar>
             <w:vAlign w:val="center"/>
           </w:tcPr>
           <w:p>
@@ -13998,12 +13142,6 @@
               <w:right w:val="single" w:sz="6" w:space="0" w:color="1F3864"/>
             </w:tcBorders>
             <w:shd w:val="clear" w:color="auto" w:fill="D9E2F3"/>
-            <w:tcMar>
-              <w:top w:w="50" w:type="dxa"/>
-              <w:left w:w="90" w:type="dxa"/>
-              <w:bottom w:w="50" w:type="dxa"/>
-              <w:right w:w="90" w:type="dxa"/>
-            </w:tcMar>
             <w:vAlign w:val="center"/>
           </w:tcPr>
           <w:p>
@@ -14069,12 +13207,6 @@
               <w:right w:val="single" w:sz="6" w:space="0" w:color="1F3864"/>
             </w:tcBorders>
             <w:shd w:val="clear" w:color="auto" w:fill="4472C4"/>
-            <w:tcMar>
-              <w:top w:w="50" w:type="dxa"/>
-              <w:left w:w="90" w:type="dxa"/>
-              <w:bottom w:w="50" w:type="dxa"/>
-              <w:right w:w="90" w:type="dxa"/>
-            </w:tcMar>
             <w:vAlign w:val="center"/>
           </w:tcPr>
           <w:p>
@@ -14147,12 +13279,6 @@
               <w:right w:val="single" w:sz="6" w:space="0" w:color="1F3864"/>
             </w:tcBorders>
             <w:shd w:val="clear" w:color="auto" w:fill="4472C4"/>
-            <w:tcMar>
-              <w:top w:w="50" w:type="dxa"/>
-              <w:left w:w="90" w:type="dxa"/>
-              <w:bottom w:w="50" w:type="dxa"/>
-              <w:right w:w="90" w:type="dxa"/>
-            </w:tcMar>
             <w:vAlign w:val="center"/>
           </w:tcPr>
           <w:p>
@@ -14207,12 +13333,6 @@
               <w:right w:val="single" w:sz="6" w:space="0" w:color="1F3864"/>
             </w:tcBorders>
             <w:shd w:val="clear" w:color="auto" w:fill="D9E2F3"/>
-            <w:tcMar>
-              <w:top w:w="50" w:type="dxa"/>
-              <w:left w:w="90" w:type="dxa"/>
-              <w:bottom w:w="50" w:type="dxa"/>
-              <w:right w:w="90" w:type="dxa"/>
-            </w:tcMar>
             <w:vAlign w:val="center"/>
           </w:tcPr>
           <w:p>
@@ -14275,12 +13395,6 @@
               <w:right w:val="single" w:sz="6" w:space="0" w:color="1F3864"/>
             </w:tcBorders>
             <w:shd w:val="clear" w:color="auto" w:fill="4472C4"/>
-            <w:tcMar>
-              <w:top w:w="50" w:type="dxa"/>
-              <w:left w:w="90" w:type="dxa"/>
-              <w:bottom w:w="50" w:type="dxa"/>
-              <w:right w:w="90" w:type="dxa"/>
-            </w:tcMar>
             <w:vAlign w:val="center"/>
           </w:tcPr>
           <w:p>
@@ -14352,12 +13466,6 @@
               <w:right w:val="single" w:sz="6" w:space="0" w:color="1F3864"/>
             </w:tcBorders>
             <w:shd w:val="clear" w:color="auto" w:fill="D9E2F3"/>
-            <w:tcMar>
-              <w:top w:w="50" w:type="dxa"/>
-              <w:left w:w="90" w:type="dxa"/>
-              <w:bottom w:w="50" w:type="dxa"/>
-              <w:right w:w="90" w:type="dxa"/>
-            </w:tcMar>
             <w:vAlign w:val="center"/>
           </w:tcPr>
           <w:p>
@@ -14452,12 +13560,6 @@
               <w:right w:val="single" w:sz="6" w:space="0" w:color="1F3864"/>
             </w:tcBorders>
             <w:shd w:val="clear" w:color="auto" w:fill="D9E2F3"/>
-            <w:tcMar>
-              <w:top w:w="50" w:type="dxa"/>
-              <w:left w:w="90" w:type="dxa"/>
-              <w:bottom w:w="50" w:type="dxa"/>
-              <w:right w:w="90" w:type="dxa"/>
-            </w:tcMar>
             <w:vAlign w:val="center"/>
           </w:tcPr>
           <w:p>
@@ -15344,12 +14446,6 @@
               <w:right w:val="single" w:sz="6" w:space="0" w:color="1F3864"/>
             </w:tcBorders>
             <w:shd w:val="clear" w:color="auto" w:fill="D9E2F3"/>
-            <w:tcMar>
-              <w:top w:w="50" w:type="dxa"/>
-              <w:left w:w="90" w:type="dxa"/>
-              <w:bottom w:w="50" w:type="dxa"/>
-              <w:right w:w="90" w:type="dxa"/>
-            </w:tcMar>
             <w:vAlign w:val="center"/>
           </w:tcPr>
           <w:p>
@@ -15455,6 +14551,53 @@
           </w:p>
         </w:tc>
       </w:tr>
+    </w:tbl>
+    <w:p>
+      <w:pPr>
+        <w:spacing w:before="0" w:after="0" w:line="240" w:lineRule="auto"/>
+        <w:rPr>
+          <w:sz w:val="18"/>
+          <w:szCs w:val="18"/>
+        </w:rPr>
+      </w:pPr>
+    </w:p>
+    <w:tbl>
+      <w:tblPr>
+        <w:tblW w:w="9405" w:type="dxa"/>
+        <w:jc w:val="center"/>
+        <w:tblBorders>
+          <w:top w:val="single" w:sz="6" w:space="0" w:color="1F3864"/>
+          <w:left w:val="single" w:sz="6" w:space="0" w:color="1F3864"/>
+          <w:bottom w:val="single" w:sz="6" w:space="0" w:color="1F3864"/>
+          <w:right w:val="single" w:sz="6" w:space="0" w:color="1F3864"/>
+          <w:insideH w:val="single" w:sz="6" w:space="0" w:color="1F3864"/>
+          <w:insideV w:val="single" w:sz="6" w:space="0" w:color="1F3864"/>
+        </w:tblBorders>
+        <w:tblLayout w:type="fixed"/>
+        <w:tblCellMar>
+          <w:top w:w="40" w:type="dxa"/>
+          <w:left w:w="90" w:type="dxa"/>
+          <w:bottom w:w="40" w:type="dxa"/>
+          <w:right w:w="90" w:type="dxa"/>
+        </w:tblCellMar>
+        <w:tblLook w:val="0000" w:firstRow="0" w:lastRow="0" w:firstColumn="0" w:lastColumn="0" w:noHBand="0" w:noVBand="0"/>
+      </w:tblPr>
+      <w:tblGrid>
+        <w:gridCol w:w="1175"/>
+        <w:gridCol w:w="391"/>
+        <w:gridCol w:w="783"/>
+        <w:gridCol w:w="783"/>
+        <w:gridCol w:w="391"/>
+        <w:gridCol w:w="1175"/>
+        <w:gridCol w:w="783"/>
+        <w:gridCol w:w="391"/>
+        <w:gridCol w:w="391"/>
+        <w:gridCol w:w="391"/>
+        <w:gridCol w:w="391"/>
+        <w:gridCol w:w="391"/>
+        <w:gridCol w:w="391"/>
+        <w:gridCol w:w="1567"/>
+      </w:tblGrid>
       <w:tr>
         <w:tc>
           <w:tcPr>
@@ -15467,12 +14610,6 @@
               <w:right w:val="single" w:sz="6" w:space="0" w:color="1F3864"/>
             </w:tcBorders>
             <w:shd w:val="clear" w:color="auto" w:fill="4472C4"/>
-            <w:tcMar>
-              <w:top w:w="50" w:type="dxa"/>
-              <w:left w:w="90" w:type="dxa"/>
-              <w:bottom w:w="50" w:type="dxa"/>
-              <w:right w:w="90" w:type="dxa"/>
-            </w:tcMar>
             <w:vAlign w:val="center"/>
           </w:tcPr>
           <w:p>
@@ -15517,12 +14654,6 @@
               <w:right w:val="single" w:sz="6" w:space="0" w:color="1F3864"/>
             </w:tcBorders>
             <w:shd w:val="clear" w:color="auto" w:fill="4472C4"/>
-            <w:tcMar>
-              <w:top w:w="50" w:type="dxa"/>
-              <w:left w:w="90" w:type="dxa"/>
-              <w:bottom w:w="50" w:type="dxa"/>
-              <w:right w:w="90" w:type="dxa"/>
-            </w:tcMar>
             <w:vAlign w:val="center"/>
           </w:tcPr>
           <w:p>
@@ -15565,12 +14696,6 @@
               <w:right w:val="single" w:sz="6" w:space="0" w:color="1F3864"/>
             </w:tcBorders>
             <w:shd w:val="clear" w:color="auto" w:fill="4472C4"/>
-            <w:tcMar>
-              <w:top w:w="50" w:type="dxa"/>
-              <w:left w:w="90" w:type="dxa"/>
-              <w:bottom w:w="50" w:type="dxa"/>
-              <w:right w:w="90" w:type="dxa"/>
-            </w:tcMar>
             <w:vAlign w:val="center"/>
           </w:tcPr>
           <w:p>
@@ -15611,12 +14736,6 @@
               <w:right w:val="single" w:sz="6" w:space="0" w:color="1F3864"/>
             </w:tcBorders>
             <w:shd w:val="clear" w:color="auto" w:fill="4472C4"/>
-            <w:tcMar>
-              <w:top w:w="50" w:type="dxa"/>
-              <w:left w:w="90" w:type="dxa"/>
-              <w:bottom w:w="50" w:type="dxa"/>
-              <w:right w:w="90" w:type="dxa"/>
-            </w:tcMar>
             <w:vAlign w:val="center"/>
           </w:tcPr>
           <w:p>
@@ -15657,12 +14776,6 @@
               <w:right w:val="single" w:sz="6" w:space="0" w:color="1F3864"/>
             </w:tcBorders>
             <w:shd w:val="clear" w:color="auto" w:fill="4472C4"/>
-            <w:tcMar>
-              <w:top w:w="50" w:type="dxa"/>
-              <w:left w:w="90" w:type="dxa"/>
-              <w:bottom w:w="50" w:type="dxa"/>
-              <w:right w:w="90" w:type="dxa"/>
-            </w:tcMar>
             <w:vAlign w:val="center"/>
           </w:tcPr>
           <w:p>
@@ -15735,12 +14848,6 @@
               <w:right w:val="single" w:sz="6" w:space="0" w:color="1F3864"/>
             </w:tcBorders>
             <w:shd w:val="clear" w:color="auto" w:fill="D9E2F3"/>
-            <w:tcMar>
-              <w:top w:w="50" w:type="dxa"/>
-              <w:left w:w="90" w:type="dxa"/>
-              <w:bottom w:w="50" w:type="dxa"/>
-              <w:right w:w="90" w:type="dxa"/>
-            </w:tcMar>
             <w:vAlign w:val="center"/>
           </w:tcPr>
           <w:p>
@@ -15836,12 +14943,6 @@
               <w:right w:val="single" w:sz="6" w:space="0" w:color="1F3864"/>
             </w:tcBorders>
             <w:shd w:val="clear" w:color="auto" w:fill="D9E2F3"/>
-            <w:tcMar>
-              <w:top w:w="50" w:type="dxa"/>
-              <w:left w:w="90" w:type="dxa"/>
-              <w:bottom w:w="50" w:type="dxa"/>
-              <w:right w:w="90" w:type="dxa"/>
-            </w:tcMar>
             <w:vAlign w:val="center"/>
           </w:tcPr>
           <w:p>
@@ -15958,12 +15059,6 @@
               <w:right w:val="single" w:sz="6" w:space="0" w:color="1F3864"/>
             </w:tcBorders>
             <w:shd w:val="clear" w:color="auto" w:fill="D9E2F3"/>
-            <w:tcMar>
-              <w:top w:w="50" w:type="dxa"/>
-              <w:left w:w="90" w:type="dxa"/>
-              <w:bottom w:w="50" w:type="dxa"/>
-              <w:right w:w="90" w:type="dxa"/>
-            </w:tcMar>
             <w:vAlign w:val="center"/>
           </w:tcPr>
           <w:p>
@@ -16052,12 +15147,6 @@
               <w:right w:val="single" w:sz="6" w:space="0" w:color="1F3864"/>
             </w:tcBorders>
             <w:shd w:val="clear" w:color="auto" w:fill="D9E2F3"/>
-            <w:tcMar>
-              <w:top w:w="50" w:type="dxa"/>
-              <w:left w:w="90" w:type="dxa"/>
-              <w:bottom w:w="50" w:type="dxa"/>
-              <w:right w:w="90" w:type="dxa"/>
-            </w:tcMar>
             <w:vAlign w:val="center"/>
           </w:tcPr>
           <w:p>
@@ -16125,6 +15214,53 @@
           </w:p>
         </w:tc>
       </w:tr>
+    </w:tbl>
+    <w:p>
+      <w:pPr>
+        <w:spacing w:before="0" w:after="0" w:line="240" w:lineRule="auto"/>
+        <w:rPr>
+          <w:sz w:val="18"/>
+          <w:szCs w:val="18"/>
+        </w:rPr>
+      </w:pPr>
+    </w:p>
+    <w:tbl>
+      <w:tblPr>
+        <w:tblW w:w="9405" w:type="dxa"/>
+        <w:jc w:val="center"/>
+        <w:tblBorders>
+          <w:top w:val="single" w:sz="6" w:space="0" w:color="1F3864"/>
+          <w:left w:val="single" w:sz="6" w:space="0" w:color="1F3864"/>
+          <w:bottom w:val="single" w:sz="6" w:space="0" w:color="1F3864"/>
+          <w:right w:val="single" w:sz="6" w:space="0" w:color="1F3864"/>
+          <w:insideH w:val="single" w:sz="6" w:space="0" w:color="1F3864"/>
+          <w:insideV w:val="single" w:sz="6" w:space="0" w:color="1F3864"/>
+        </w:tblBorders>
+        <w:tblLayout w:type="fixed"/>
+        <w:tblCellMar>
+          <w:top w:w="40" w:type="dxa"/>
+          <w:left w:w="90" w:type="dxa"/>
+          <w:bottom w:w="40" w:type="dxa"/>
+          <w:right w:w="90" w:type="dxa"/>
+        </w:tblCellMar>
+        <w:tblLook w:val="0000" w:firstRow="0" w:lastRow="0" w:firstColumn="0" w:lastColumn="0" w:noHBand="0" w:noVBand="0"/>
+      </w:tblPr>
+      <w:tblGrid>
+        <w:gridCol w:w="1175"/>
+        <w:gridCol w:w="391"/>
+        <w:gridCol w:w="783"/>
+        <w:gridCol w:w="783"/>
+        <w:gridCol w:w="391"/>
+        <w:gridCol w:w="1175"/>
+        <w:gridCol w:w="783"/>
+        <w:gridCol w:w="391"/>
+        <w:gridCol w:w="391"/>
+        <w:gridCol w:w="391"/>
+        <w:gridCol w:w="391"/>
+        <w:gridCol w:w="391"/>
+        <w:gridCol w:w="391"/>
+        <w:gridCol w:w="1567"/>
+      </w:tblGrid>
       <w:tr>
         <w:tc>
           <w:tcPr>
@@ -16137,12 +15273,6 @@
               <w:right w:val="single" w:sz="6" w:space="0" w:color="1F3864"/>
             </w:tcBorders>
             <w:shd w:val="clear" w:color="auto" w:fill="4472C4"/>
-            <w:tcMar>
-              <w:top w:w="50" w:type="dxa"/>
-              <w:left w:w="90" w:type="dxa"/>
-              <w:bottom w:w="50" w:type="dxa"/>
-              <w:right w:w="90" w:type="dxa"/>
-            </w:tcMar>
             <w:vAlign w:val="center"/>
           </w:tcPr>
           <w:p>
@@ -16184,12 +15314,6 @@
               <w:right w:val="single" w:sz="6" w:space="0" w:color="1F3864"/>
             </w:tcBorders>
             <w:shd w:val="clear" w:color="auto" w:fill="D9E2F3"/>
-            <w:tcMar>
-              <w:top w:w="50" w:type="dxa"/>
-              <w:left w:w="90" w:type="dxa"/>
-              <w:bottom w:w="50" w:type="dxa"/>
-              <w:right w:w="90" w:type="dxa"/>
-            </w:tcMar>
             <w:vAlign w:val="center"/>
           </w:tcPr>
           <w:p>
@@ -16392,12 +15516,6 @@
               <w:right w:val="single" w:sz="6" w:space="0" w:color="1F3864"/>
             </w:tcBorders>
             <w:shd w:val="clear" w:color="auto" w:fill="4472C4"/>
-            <w:tcMar>
-              <w:top w:w="50" w:type="dxa"/>
-              <w:left w:w="90" w:type="dxa"/>
-              <w:bottom w:w="50" w:type="dxa"/>
-              <w:right w:w="90" w:type="dxa"/>
-            </w:tcMar>
             <w:vAlign w:val="center"/>
           </w:tcPr>
           <w:p>
@@ -16495,12 +15613,6 @@
               <w:right w:val="single" w:sz="6" w:space="0" w:color="1F3864"/>
             </w:tcBorders>
             <w:shd w:val="clear" w:color="auto" w:fill="D9E2F3"/>
-            <w:tcMar>
-              <w:top w:w="50" w:type="dxa"/>
-              <w:left w:w="90" w:type="dxa"/>
-              <w:bottom w:w="50" w:type="dxa"/>
-              <w:right w:w="90" w:type="dxa"/>
-            </w:tcMar>
             <w:vAlign w:val="center"/>
           </w:tcPr>
           <w:p>
@@ -16728,12 +15840,6 @@
               <w:right w:val="single" w:sz="6" w:space="0" w:color="1F3864"/>
             </w:tcBorders>
             <w:shd w:val="clear" w:color="auto" w:fill="4472C4"/>
-            <w:tcMar>
-              <w:top w:w="50" w:type="dxa"/>
-              <w:left w:w="90" w:type="dxa"/>
-              <w:bottom w:w="50" w:type="dxa"/>
-              <w:right w:w="90" w:type="dxa"/>
-            </w:tcMar>
             <w:vAlign w:val="center"/>
           </w:tcPr>
           <w:p>
@@ -16803,12 +15909,6 @@
               <w:right w:val="single" w:sz="6" w:space="0" w:color="1F3864"/>
             </w:tcBorders>
             <w:shd w:val="clear" w:color="auto" w:fill="D9E2F3"/>
-            <w:tcMar>
-              <w:top w:w="50" w:type="dxa"/>
-              <w:left w:w="90" w:type="dxa"/>
-              <w:bottom w:w="50" w:type="dxa"/>
-              <w:right w:w="90" w:type="dxa"/>
-            </w:tcMar>
             <w:vAlign w:val="center"/>
           </w:tcPr>
           <w:p>
@@ -16901,12 +16001,6 @@
               <w:right w:val="single" w:sz="6" w:space="0" w:color="1F3864"/>
             </w:tcBorders>
             <w:shd w:val="clear" w:color="auto" w:fill="4472C4"/>
-            <w:tcMar>
-              <w:top w:w="50" w:type="dxa"/>
-              <w:left w:w="90" w:type="dxa"/>
-              <w:bottom w:w="50" w:type="dxa"/>
-              <w:right w:w="90" w:type="dxa"/>
-            </w:tcMar>
             <w:vAlign w:val="center"/>
           </w:tcPr>
           <w:p>
@@ -16977,12 +16071,6 @@
               <w:right w:val="single" w:sz="6" w:space="0" w:color="1F3864"/>
             </w:tcBorders>
             <w:shd w:val="clear" w:color="auto" w:fill="D9E2F3"/>
-            <w:tcMar>
-              <w:top w:w="50" w:type="dxa"/>
-              <w:left w:w="90" w:type="dxa"/>
-              <w:bottom w:w="50" w:type="dxa"/>
-              <w:right w:w="90" w:type="dxa"/>
-            </w:tcMar>
             <w:vAlign w:val="center"/>
           </w:tcPr>
           <w:p>
@@ -17135,12 +16223,6 @@
               <w:right w:val="single" w:sz="6" w:space="0" w:color="1F3864"/>
             </w:tcBorders>
             <w:shd w:val="clear" w:color="auto" w:fill="4472C4"/>
-            <w:tcMar>
-              <w:top w:w="50" w:type="dxa"/>
-              <w:left w:w="90" w:type="dxa"/>
-              <w:bottom w:w="50" w:type="dxa"/>
-              <w:right w:w="90" w:type="dxa"/>
-            </w:tcMar>
             <w:vAlign w:val="center"/>
           </w:tcPr>
           <w:p>
@@ -17182,12 +16264,6 @@
               <w:right w:val="single" w:sz="6" w:space="0" w:color="1F3864"/>
             </w:tcBorders>
             <w:shd w:val="clear" w:color="auto" w:fill="D9E2F3"/>
-            <w:tcMar>
-              <w:top w:w="50" w:type="dxa"/>
-              <w:left w:w="90" w:type="dxa"/>
-              <w:bottom w:w="50" w:type="dxa"/>
-              <w:right w:w="90" w:type="dxa"/>
-            </w:tcMar>
             <w:vAlign w:val="center"/>
           </w:tcPr>
           <w:p>
@@ -17235,12 +16311,6 @@
               <w:right w:val="single" w:sz="6" w:space="0" w:color="1F3864"/>
             </w:tcBorders>
             <w:shd w:val="clear" w:color="auto" w:fill="4472C4"/>
-            <w:tcMar>
-              <w:top w:w="50" w:type="dxa"/>
-              <w:left w:w="90" w:type="dxa"/>
-              <w:bottom w:w="50" w:type="dxa"/>
-              <w:right w:w="90" w:type="dxa"/>
-            </w:tcMar>
             <w:vAlign w:val="center"/>
           </w:tcPr>
           <w:p>
@@ -17307,12 +16377,6 @@
               <w:right w:val="single" w:sz="6" w:space="0" w:color="1F3864"/>
             </w:tcBorders>
             <w:shd w:val="clear" w:color="auto" w:fill="4472C4"/>
-            <w:tcMar>
-              <w:top w:w="50" w:type="dxa"/>
-              <w:left w:w="90" w:type="dxa"/>
-              <w:bottom w:w="50" w:type="dxa"/>
-              <w:right w:w="90" w:type="dxa"/>
-            </w:tcMar>
             <w:vAlign w:val="center"/>
           </w:tcPr>
           <w:p>
@@ -17354,12 +16418,6 @@
               <w:right w:val="single" w:sz="6" w:space="0" w:color="1F3864"/>
             </w:tcBorders>
             <w:shd w:val="clear" w:color="auto" w:fill="4472C4"/>
-            <w:tcMar>
-              <w:top w:w="50" w:type="dxa"/>
-              <w:left w:w="90" w:type="dxa"/>
-              <w:bottom w:w="50" w:type="dxa"/>
-              <w:right w:w="90" w:type="dxa"/>
-            </w:tcMar>
             <w:vAlign w:val="center"/>
           </w:tcPr>
           <w:p>
@@ -17414,12 +16472,6 @@
               <w:right w:val="single" w:sz="6" w:space="0" w:color="1F3864"/>
             </w:tcBorders>
             <w:shd w:val="clear" w:color="auto" w:fill="4472C4"/>
-            <w:tcMar>
-              <w:top w:w="50" w:type="dxa"/>
-              <w:left w:w="90" w:type="dxa"/>
-              <w:bottom w:w="50" w:type="dxa"/>
-              <w:right w:w="90" w:type="dxa"/>
-            </w:tcMar>
             <w:vAlign w:val="center"/>
           </w:tcPr>
           <w:p>
@@ -17474,12 +16526,6 @@
               <w:right w:val="single" w:sz="6" w:space="0" w:color="1F3864"/>
             </w:tcBorders>
             <w:shd w:val="clear" w:color="auto" w:fill="4472C4"/>
-            <w:tcMar>
-              <w:top w:w="50" w:type="dxa"/>
-              <w:left w:w="90" w:type="dxa"/>
-              <w:bottom w:w="50" w:type="dxa"/>
-              <w:right w:w="90" w:type="dxa"/>
-            </w:tcMar>
             <w:vAlign w:val="center"/>
           </w:tcPr>
           <w:p>
@@ -17561,12 +16607,6 @@
               <w:right w:val="single" w:sz="6" w:space="0" w:color="1F3864"/>
             </w:tcBorders>
             <w:shd w:val="clear" w:color="auto" w:fill="D9E2F3"/>
-            <w:tcMar>
-              <w:top w:w="50" w:type="dxa"/>
-              <w:left w:w="90" w:type="dxa"/>
-              <w:bottom w:w="50" w:type="dxa"/>
-              <w:right w:w="90" w:type="dxa"/>
-            </w:tcMar>
             <w:vAlign w:val="center"/>
           </w:tcPr>
           <w:p>
@@ -17601,12 +16641,6 @@
               <w:right w:val="single" w:sz="6" w:space="0" w:color="1F3864"/>
             </w:tcBorders>
             <w:shd w:val="clear" w:color="auto" w:fill="D9E2F3"/>
-            <w:tcMar>
-              <w:top w:w="50" w:type="dxa"/>
-              <w:left w:w="90" w:type="dxa"/>
-              <w:bottom w:w="50" w:type="dxa"/>
-              <w:right w:w="90" w:type="dxa"/>
-            </w:tcMar>
             <w:vAlign w:val="center"/>
           </w:tcPr>
           <w:p>
@@ -17685,12 +16719,6 @@
               <w:right w:val="single" w:sz="6" w:space="0" w:color="1F3864"/>
             </w:tcBorders>
             <w:shd w:val="clear" w:color="auto" w:fill="D9E2F3"/>
-            <w:tcMar>
-              <w:top w:w="50" w:type="dxa"/>
-              <w:left w:w="90" w:type="dxa"/>
-              <w:bottom w:w="50" w:type="dxa"/>
-              <w:right w:w="90" w:type="dxa"/>
-            </w:tcMar>
             <w:vAlign w:val="center"/>
           </w:tcPr>
           <w:p>
@@ -17725,12 +16753,6 @@
               <w:right w:val="single" w:sz="6" w:space="0" w:color="1F3864"/>
             </w:tcBorders>
             <w:shd w:val="clear" w:color="auto" w:fill="D9E2F3"/>
-            <w:tcMar>
-              <w:top w:w="50" w:type="dxa"/>
-              <w:left w:w="90" w:type="dxa"/>
-              <w:bottom w:w="50" w:type="dxa"/>
-              <w:right w:w="90" w:type="dxa"/>
-            </w:tcMar>
             <w:vAlign w:val="center"/>
           </w:tcPr>
           <w:p>
@@ -17793,12 +16815,6 @@
               <w:right w:val="single" w:sz="6" w:space="0" w:color="1F3864"/>
             </w:tcBorders>
             <w:shd w:val="clear" w:color="auto" w:fill="D9E2F3"/>
-            <w:tcMar>
-              <w:top w:w="50" w:type="dxa"/>
-              <w:left w:w="90" w:type="dxa"/>
-              <w:bottom w:w="50" w:type="dxa"/>
-              <w:right w:w="90" w:type="dxa"/>
-            </w:tcMar>
             <w:vAlign w:val="center"/>
           </w:tcPr>
           <w:p>
@@ -17833,12 +16849,6 @@
               <w:right w:val="single" w:sz="6" w:space="0" w:color="1F3864"/>
             </w:tcBorders>
             <w:shd w:val="clear" w:color="auto" w:fill="D9E2F3"/>
-            <w:tcMar>
-              <w:top w:w="50" w:type="dxa"/>
-              <w:left w:w="90" w:type="dxa"/>
-              <w:bottom w:w="50" w:type="dxa"/>
-              <w:right w:w="90" w:type="dxa"/>
-            </w:tcMar>
             <w:vAlign w:val="center"/>
           </w:tcPr>
           <w:p>
@@ -17907,12 +16917,6 @@
               <w:right w:val="single" w:sz="6" w:space="0" w:color="1F3864"/>
             </w:tcBorders>
             <w:shd w:val="clear" w:color="auto" w:fill="D9E2F3"/>
-            <w:tcMar>
-              <w:top w:w="50" w:type="dxa"/>
-              <w:left w:w="90" w:type="dxa"/>
-              <w:bottom w:w="50" w:type="dxa"/>
-              <w:right w:w="90" w:type="dxa"/>
-            </w:tcMar>
             <w:vAlign w:val="center"/>
           </w:tcPr>
           <w:p>
@@ -17981,12 +16985,6 @@
               <w:right w:val="single" w:sz="6" w:space="0" w:color="1F3864"/>
             </w:tcBorders>
             <w:shd w:val="clear" w:color="auto" w:fill="D9E2F3"/>
-            <w:tcMar>
-              <w:top w:w="50" w:type="dxa"/>
-              <w:left w:w="90" w:type="dxa"/>
-              <w:bottom w:w="50" w:type="dxa"/>
-              <w:right w:w="90" w:type="dxa"/>
-            </w:tcMar>
             <w:vAlign w:val="center"/>
           </w:tcPr>
           <w:p>
@@ -18092,12 +17090,6 @@
               <w:right w:val="single" w:sz="6" w:space="0" w:color="1F3864"/>
             </w:tcBorders>
             <w:shd w:val="clear" w:color="auto" w:fill="D9E2F3"/>
-            <w:tcMar>
-              <w:top w:w="50" w:type="dxa"/>
-              <w:left w:w="90" w:type="dxa"/>
-              <w:bottom w:w="50" w:type="dxa"/>
-              <w:right w:w="90" w:type="dxa"/>
-            </w:tcMar>
             <w:vAlign w:val="center"/>
           </w:tcPr>
           <w:p>
@@ -18130,12 +17122,6 @@
               <w:right w:val="single" w:sz="6" w:space="0" w:color="1F3864"/>
             </w:tcBorders>
             <w:shd w:val="clear" w:color="auto" w:fill="D9E2F3"/>
-            <w:tcMar>
-              <w:top w:w="50" w:type="dxa"/>
-              <w:left w:w="90" w:type="dxa"/>
-              <w:bottom w:w="50" w:type="dxa"/>
-              <w:right w:w="90" w:type="dxa"/>
-            </w:tcMar>
             <w:vAlign w:val="center"/>
           </w:tcPr>
           <w:p>
@@ -18204,12 +17190,6 @@
               <w:right w:val="single" w:sz="6" w:space="0" w:color="1F3864"/>
             </w:tcBorders>
             <w:shd w:val="clear" w:color="auto" w:fill="D9E2F3"/>
-            <w:tcMar>
-              <w:top w:w="50" w:type="dxa"/>
-              <w:left w:w="90" w:type="dxa"/>
-              <w:bottom w:w="50" w:type="dxa"/>
-              <w:right w:w="90" w:type="dxa"/>
-            </w:tcMar>
             <w:vAlign w:val="center"/>
           </w:tcPr>
           <w:p>
@@ -18260,12 +17240,6 @@
               <w:right w:val="single" w:sz="6" w:space="0" w:color="1F3864"/>
             </w:tcBorders>
             <w:shd w:val="clear" w:color="auto" w:fill="D9E2F3"/>
-            <w:tcMar>
-              <w:top w:w="50" w:type="dxa"/>
-              <w:left w:w="90" w:type="dxa"/>
-              <w:bottom w:w="50" w:type="dxa"/>
-              <w:right w:w="90" w:type="dxa"/>
-            </w:tcMar>
             <w:vAlign w:val="center"/>
           </w:tcPr>
           <w:p>
@@ -18328,12 +17302,6 @@
               <w:right w:val="single" w:sz="6" w:space="0" w:color="1F3864"/>
             </w:tcBorders>
             <w:shd w:val="clear" w:color="auto" w:fill="D9E2F3"/>
-            <w:tcMar>
-              <w:top w:w="50" w:type="dxa"/>
-              <w:left w:w="90" w:type="dxa"/>
-              <w:bottom w:w="50" w:type="dxa"/>
-              <w:right w:w="90" w:type="dxa"/>
-            </w:tcMar>
             <w:vAlign w:val="center"/>
           </w:tcPr>
           <w:p>
@@ -18381,12 +17349,6 @@
               <w:right w:val="single" w:sz="6" w:space="0" w:color="1F3864"/>
             </w:tcBorders>
             <w:shd w:val="clear" w:color="auto" w:fill="4472C4"/>
-            <w:tcMar>
-              <w:top w:w="50" w:type="dxa"/>
-              <w:left w:w="90" w:type="dxa"/>
-              <w:bottom w:w="50" w:type="dxa"/>
-              <w:right w:w="90" w:type="dxa"/>
-            </w:tcMar>
             <w:vAlign w:val="center"/>
           </w:tcPr>
           <w:p>
@@ -18453,12 +17415,6 @@
               <w:right w:val="single" w:sz="6" w:space="0" w:color="1F3864"/>
             </w:tcBorders>
             <w:shd w:val="clear" w:color="auto" w:fill="4472C4"/>
-            <w:tcMar>
-              <w:top w:w="50" w:type="dxa"/>
-              <w:left w:w="90" w:type="dxa"/>
-              <w:bottom w:w="50" w:type="dxa"/>
-              <w:right w:w="90" w:type="dxa"/>
-            </w:tcMar>
             <w:vAlign w:val="center"/>
           </w:tcPr>
           <w:p>
@@ -18500,12 +17456,6 @@
               <w:right w:val="single" w:sz="6" w:space="0" w:color="1F3864"/>
             </w:tcBorders>
             <w:shd w:val="clear" w:color="auto" w:fill="4472C4"/>
-            <w:tcMar>
-              <w:top w:w="50" w:type="dxa"/>
-              <w:left w:w="90" w:type="dxa"/>
-              <w:bottom w:w="50" w:type="dxa"/>
-              <w:right w:w="90" w:type="dxa"/>
-            </w:tcMar>
             <w:vAlign w:val="center"/>
           </w:tcPr>
           <w:p>
@@ -18560,12 +17510,6 @@
               <w:right w:val="single" w:sz="6" w:space="0" w:color="1F3864"/>
             </w:tcBorders>
             <w:shd w:val="clear" w:color="auto" w:fill="4472C4"/>
-            <w:tcMar>
-              <w:top w:w="50" w:type="dxa"/>
-              <w:left w:w="90" w:type="dxa"/>
-              <w:bottom w:w="50" w:type="dxa"/>
-              <w:right w:w="90" w:type="dxa"/>
-            </w:tcMar>
             <w:vAlign w:val="center"/>
           </w:tcPr>
           <w:p>
@@ -18620,12 +17564,6 @@
               <w:right w:val="single" w:sz="6" w:space="0" w:color="1F3864"/>
             </w:tcBorders>
             <w:shd w:val="clear" w:color="auto" w:fill="4472C4"/>
-            <w:tcMar>
-              <w:top w:w="50" w:type="dxa"/>
-              <w:left w:w="90" w:type="dxa"/>
-              <w:bottom w:w="50" w:type="dxa"/>
-              <w:right w:w="90" w:type="dxa"/>
-            </w:tcMar>
             <w:vAlign w:val="center"/>
           </w:tcPr>
           <w:p>
@@ -18707,12 +17645,6 @@
               <w:right w:val="single" w:sz="6" w:space="0" w:color="1F3864"/>
             </w:tcBorders>
             <w:shd w:val="clear" w:color="auto" w:fill="D9E2F3"/>
-            <w:tcMar>
-              <w:top w:w="50" w:type="dxa"/>
-              <w:left w:w="90" w:type="dxa"/>
-              <w:bottom w:w="50" w:type="dxa"/>
-              <w:right w:w="90" w:type="dxa"/>
-            </w:tcMar>
             <w:vAlign w:val="center"/>
           </w:tcPr>
           <w:p>
@@ -18747,12 +17679,6 @@
               <w:right w:val="single" w:sz="6" w:space="0" w:color="1F3864"/>
             </w:tcBorders>
             <w:shd w:val="clear" w:color="auto" w:fill="D9E2F3"/>
-            <w:tcMar>
-              <w:top w:w="50" w:type="dxa"/>
-              <w:left w:w="90" w:type="dxa"/>
-              <w:bottom w:w="50" w:type="dxa"/>
-              <w:right w:w="90" w:type="dxa"/>
-            </w:tcMar>
             <w:vAlign w:val="center"/>
           </w:tcPr>
           <w:p>
@@ -18839,12 +17765,6 @@
               <w:right w:val="single" w:sz="6" w:space="0" w:color="1F3864"/>
             </w:tcBorders>
             <w:shd w:val="clear" w:color="auto" w:fill="D9E2F3"/>
-            <w:tcMar>
-              <w:top w:w="50" w:type="dxa"/>
-              <w:left w:w="90" w:type="dxa"/>
-              <w:bottom w:w="50" w:type="dxa"/>
-              <w:right w:w="90" w:type="dxa"/>
-            </w:tcMar>
             <w:vAlign w:val="center"/>
           </w:tcPr>
           <w:p>
@@ -18941,12 +17861,6 @@
               <w:right w:val="single" w:sz="6" w:space="0" w:color="1F3864"/>
             </w:tcBorders>
             <w:shd w:val="clear" w:color="auto" w:fill="D9E2F3"/>
-            <w:tcMar>
-              <w:top w:w="50" w:type="dxa"/>
-              <w:left w:w="90" w:type="dxa"/>
-              <w:bottom w:w="50" w:type="dxa"/>
-              <w:right w:w="90" w:type="dxa"/>
-            </w:tcMar>
             <w:vAlign w:val="center"/>
           </w:tcPr>
           <w:p>
@@ -19009,12 +17923,6 @@
               <w:right w:val="single" w:sz="6" w:space="0" w:color="1F3864"/>
             </w:tcBorders>
             <w:shd w:val="clear" w:color="auto" w:fill="D9E2F3"/>
-            <w:tcMar>
-              <w:top w:w="50" w:type="dxa"/>
-              <w:left w:w="90" w:type="dxa"/>
-              <w:bottom w:w="50" w:type="dxa"/>
-              <w:right w:w="90" w:type="dxa"/>
-            </w:tcMar>
             <w:vAlign w:val="center"/>
           </w:tcPr>
           <w:p>
@@ -19049,12 +17957,6 @@
               <w:right w:val="single" w:sz="6" w:space="0" w:color="1F3864"/>
             </w:tcBorders>
             <w:shd w:val="clear" w:color="auto" w:fill="D9E2F3"/>
-            <w:tcMar>
-              <w:top w:w="50" w:type="dxa"/>
-              <w:left w:w="90" w:type="dxa"/>
-              <w:bottom w:w="50" w:type="dxa"/>
-              <w:right w:w="90" w:type="dxa"/>
-            </w:tcMar>
             <w:vAlign w:val="center"/>
           </w:tcPr>
           <w:p>
@@ -19141,12 +18043,6 @@
               <w:right w:val="single" w:sz="6" w:space="0" w:color="1F3864"/>
             </w:tcBorders>
             <w:shd w:val="clear" w:color="auto" w:fill="D9E2F3"/>
-            <w:tcMar>
-              <w:top w:w="50" w:type="dxa"/>
-              <w:left w:w="90" w:type="dxa"/>
-              <w:bottom w:w="50" w:type="dxa"/>
-              <w:right w:w="90" w:type="dxa"/>
-            </w:tcMar>
             <w:vAlign w:val="center"/>
           </w:tcPr>
           <w:p>
@@ -19181,12 +18077,6 @@
               <w:right w:val="single" w:sz="6" w:space="0" w:color="1F3864"/>
             </w:tcBorders>
             <w:shd w:val="clear" w:color="auto" w:fill="D9E2F3"/>
-            <w:tcMar>
-              <w:top w:w="50" w:type="dxa"/>
-              <w:left w:w="90" w:type="dxa"/>
-              <w:bottom w:w="50" w:type="dxa"/>
-              <w:right w:w="90" w:type="dxa"/>
-            </w:tcMar>
             <w:vAlign w:val="center"/>
           </w:tcPr>
           <w:p>
@@ -19249,12 +18139,6 @@
               <w:right w:val="single" w:sz="6" w:space="0" w:color="1F3864"/>
             </w:tcBorders>
             <w:shd w:val="clear" w:color="auto" w:fill="D9E2F3"/>
-            <w:tcMar>
-              <w:top w:w="50" w:type="dxa"/>
-              <w:left w:w="90" w:type="dxa"/>
-              <w:bottom w:w="50" w:type="dxa"/>
-              <w:right w:w="90" w:type="dxa"/>
-            </w:tcMar>
             <w:vAlign w:val="center"/>
           </w:tcPr>
           <w:p>
@@ -19289,12 +18173,6 @@
               <w:right w:val="single" w:sz="6" w:space="0" w:color="1F3864"/>
             </w:tcBorders>
             <w:shd w:val="clear" w:color="auto" w:fill="D9E2F3"/>
-            <w:tcMar>
-              <w:top w:w="50" w:type="dxa"/>
-              <w:left w:w="90" w:type="dxa"/>
-              <w:bottom w:w="50" w:type="dxa"/>
-              <w:right w:w="90" w:type="dxa"/>
-            </w:tcMar>
             <w:vAlign w:val="center"/>
           </w:tcPr>
           <w:p>
@@ -19363,12 +18241,6 @@
               <w:right w:val="single" w:sz="6" w:space="0" w:color="1F3864"/>
             </w:tcBorders>
             <w:shd w:val="clear" w:color="auto" w:fill="D9E2F3"/>
-            <w:tcMar>
-              <w:top w:w="50" w:type="dxa"/>
-              <w:left w:w="90" w:type="dxa"/>
-              <w:bottom w:w="50" w:type="dxa"/>
-              <w:right w:w="90" w:type="dxa"/>
-            </w:tcMar>
             <w:vAlign w:val="center"/>
           </w:tcPr>
           <w:p>
@@ -19419,12 +18291,6 @@
               <w:right w:val="single" w:sz="6" w:space="0" w:color="1F3864"/>
             </w:tcBorders>
             <w:shd w:val="clear" w:color="auto" w:fill="D9E2F3"/>
-            <w:tcMar>
-              <w:top w:w="50" w:type="dxa"/>
-              <w:left w:w="90" w:type="dxa"/>
-              <w:bottom w:w="50" w:type="dxa"/>
-              <w:right w:w="90" w:type="dxa"/>
-            </w:tcMar>
             <w:vAlign w:val="center"/>
           </w:tcPr>
           <w:p>
@@ -19487,12 +18353,6 @@
               <w:right w:val="single" w:sz="6" w:space="0" w:color="1F3864"/>
             </w:tcBorders>
             <w:shd w:val="clear" w:color="auto" w:fill="D9E2F3"/>
-            <w:tcMar>
-              <w:top w:w="50" w:type="dxa"/>
-              <w:left w:w="90" w:type="dxa"/>
-              <w:bottom w:w="50" w:type="dxa"/>
-              <w:right w:w="90" w:type="dxa"/>
-            </w:tcMar>
             <w:vAlign w:val="center"/>
           </w:tcPr>
           <w:p>
@@ -19540,12 +18400,6 @@
               <w:right w:val="single" w:sz="6" w:space="0" w:color="1F3864"/>
             </w:tcBorders>
             <w:shd w:val="clear" w:color="auto" w:fill="4472C4"/>
-            <w:tcMar>
-              <w:top w:w="50" w:type="dxa"/>
-              <w:left w:w="90" w:type="dxa"/>
-              <w:bottom w:w="50" w:type="dxa"/>
-              <w:right w:w="90" w:type="dxa"/>
-            </w:tcMar>
             <w:vAlign w:val="center"/>
           </w:tcPr>
           <w:p>
@@ -19612,12 +18466,6 @@
               <w:right w:val="single" w:sz="6" w:space="0" w:color="1F3864"/>
             </w:tcBorders>
             <w:shd w:val="clear" w:color="auto" w:fill="4472C4"/>
-            <w:tcMar>
-              <w:top w:w="50" w:type="dxa"/>
-              <w:left w:w="90" w:type="dxa"/>
-              <w:bottom w:w="50" w:type="dxa"/>
-              <w:right w:w="90" w:type="dxa"/>
-            </w:tcMar>
             <w:vAlign w:val="center"/>
           </w:tcPr>
           <w:p>
@@ -19659,12 +18507,6 @@
               <w:right w:val="single" w:sz="6" w:space="0" w:color="1F3864"/>
             </w:tcBorders>
             <w:shd w:val="clear" w:color="auto" w:fill="4472C4"/>
-            <w:tcMar>
-              <w:top w:w="50" w:type="dxa"/>
-              <w:left w:w="90" w:type="dxa"/>
-              <w:bottom w:w="50" w:type="dxa"/>
-              <w:right w:w="90" w:type="dxa"/>
-            </w:tcMar>
             <w:vAlign w:val="center"/>
           </w:tcPr>
           <w:p>
@@ -19719,12 +18561,6 @@
               <w:right w:val="single" w:sz="6" w:space="0" w:color="1F3864"/>
             </w:tcBorders>
             <w:shd w:val="clear" w:color="auto" w:fill="4472C4"/>
-            <w:tcMar>
-              <w:top w:w="50" w:type="dxa"/>
-              <w:left w:w="90" w:type="dxa"/>
-              <w:bottom w:w="50" w:type="dxa"/>
-              <w:right w:w="90" w:type="dxa"/>
-            </w:tcMar>
             <w:vAlign w:val="center"/>
           </w:tcPr>
           <w:p>
@@ -19779,12 +18615,6 @@
               <w:right w:val="single" w:sz="6" w:space="0" w:color="1F3864"/>
             </w:tcBorders>
             <w:shd w:val="clear" w:color="auto" w:fill="4472C4"/>
-            <w:tcMar>
-              <w:top w:w="50" w:type="dxa"/>
-              <w:left w:w="90" w:type="dxa"/>
-              <w:bottom w:w="50" w:type="dxa"/>
-              <w:right w:w="90" w:type="dxa"/>
-            </w:tcMar>
             <w:vAlign w:val="center"/>
           </w:tcPr>
           <w:p>
@@ -19866,12 +18696,6 @@
               <w:right w:val="single" w:sz="6" w:space="0" w:color="1F3864"/>
             </w:tcBorders>
             <w:shd w:val="clear" w:color="auto" w:fill="D9E2F3"/>
-            <w:tcMar>
-              <w:top w:w="50" w:type="dxa"/>
-              <w:left w:w="90" w:type="dxa"/>
-              <w:bottom w:w="50" w:type="dxa"/>
-              <w:right w:w="90" w:type="dxa"/>
-            </w:tcMar>
             <w:vAlign w:val="center"/>
           </w:tcPr>
           <w:p>
@@ -19914,12 +18738,6 @@
               <w:right w:val="single" w:sz="6" w:space="0" w:color="1F3864"/>
             </w:tcBorders>
             <w:shd w:val="clear" w:color="auto" w:fill="D9E2F3"/>
-            <w:tcMar>
-              <w:top w:w="50" w:type="dxa"/>
-              <w:left w:w="90" w:type="dxa"/>
-              <w:bottom w:w="50" w:type="dxa"/>
-              <w:right w:w="90" w:type="dxa"/>
-            </w:tcMar>
             <w:vAlign w:val="center"/>
           </w:tcPr>
           <w:p>
@@ -19980,12 +18798,6 @@
               <w:right w:val="single" w:sz="6" w:space="0" w:color="1F3864"/>
             </w:tcBorders>
             <w:shd w:val="clear" w:color="auto" w:fill="D9E2F3"/>
-            <w:tcMar>
-              <w:top w:w="50" w:type="dxa"/>
-              <w:left w:w="90" w:type="dxa"/>
-              <w:bottom w:w="50" w:type="dxa"/>
-              <w:right w:w="90" w:type="dxa"/>
-            </w:tcMar>
             <w:vAlign w:val="center"/>
           </w:tcPr>
           <w:p>
@@ -20020,12 +18832,6 @@
               <w:right w:val="single" w:sz="6" w:space="0" w:color="1F3864"/>
             </w:tcBorders>
             <w:shd w:val="clear" w:color="auto" w:fill="D9E2F3"/>
-            <w:tcMar>
-              <w:top w:w="50" w:type="dxa"/>
-              <w:left w:w="90" w:type="dxa"/>
-              <w:bottom w:w="50" w:type="dxa"/>
-              <w:right w:w="90" w:type="dxa"/>
-            </w:tcMar>
             <w:vAlign w:val="center"/>
           </w:tcPr>
           <w:p>
@@ -20088,12 +18894,6 @@
               <w:right w:val="single" w:sz="6" w:space="0" w:color="1F3864"/>
             </w:tcBorders>
             <w:shd w:val="clear" w:color="auto" w:fill="D9E2F3"/>
-            <w:tcMar>
-              <w:top w:w="50" w:type="dxa"/>
-              <w:left w:w="90" w:type="dxa"/>
-              <w:bottom w:w="50" w:type="dxa"/>
-              <w:right w:w="90" w:type="dxa"/>
-            </w:tcMar>
             <w:vAlign w:val="center"/>
           </w:tcPr>
           <w:p>
@@ -20128,12 +18928,6 @@
               <w:right w:val="single" w:sz="6" w:space="0" w:color="1F3864"/>
             </w:tcBorders>
             <w:shd w:val="clear" w:color="auto" w:fill="D9E2F3"/>
-            <w:tcMar>
-              <w:top w:w="50" w:type="dxa"/>
-              <w:left w:w="90" w:type="dxa"/>
-              <w:bottom w:w="50" w:type="dxa"/>
-              <w:right w:w="90" w:type="dxa"/>
-            </w:tcMar>
             <w:vAlign w:val="center"/>
           </w:tcPr>
           <w:p>
@@ -20220,12 +19014,6 @@
               <w:right w:val="single" w:sz="6" w:space="0" w:color="1F3864"/>
             </w:tcBorders>
             <w:shd w:val="clear" w:color="auto" w:fill="D9E2F3"/>
-            <w:tcMar>
-              <w:top w:w="50" w:type="dxa"/>
-              <w:left w:w="90" w:type="dxa"/>
-              <w:bottom w:w="50" w:type="dxa"/>
-              <w:right w:w="90" w:type="dxa"/>
-            </w:tcMar>
             <w:vAlign w:val="center"/>
           </w:tcPr>
           <w:p>
@@ -20260,12 +19048,6 @@
               <w:right w:val="single" w:sz="6" w:space="0" w:color="1F3864"/>
             </w:tcBorders>
             <w:shd w:val="clear" w:color="auto" w:fill="D9E2F3"/>
-            <w:tcMar>
-              <w:top w:w="50" w:type="dxa"/>
-              <w:left w:w="90" w:type="dxa"/>
-              <w:bottom w:w="50" w:type="dxa"/>
-              <w:right w:w="90" w:type="dxa"/>
-            </w:tcMar>
             <w:vAlign w:val="center"/>
           </w:tcPr>
           <w:p>
@@ -20328,12 +19110,6 @@
               <w:right w:val="single" w:sz="6" w:space="0" w:color="1F3864"/>
             </w:tcBorders>
             <w:shd w:val="clear" w:color="auto" w:fill="D9E2F3"/>
-            <w:tcMar>
-              <w:top w:w="50" w:type="dxa"/>
-              <w:left w:w="90" w:type="dxa"/>
-              <w:bottom w:w="50" w:type="dxa"/>
-              <w:right w:w="90" w:type="dxa"/>
-            </w:tcMar>
             <w:vAlign w:val="center"/>
           </w:tcPr>
           <w:p>
@@ -20368,12 +19144,6 @@
               <w:right w:val="single" w:sz="6" w:space="0" w:color="1F3864"/>
             </w:tcBorders>
             <w:shd w:val="clear" w:color="auto" w:fill="D9E2F3"/>
-            <w:tcMar>
-              <w:top w:w="50" w:type="dxa"/>
-              <w:left w:w="90" w:type="dxa"/>
-              <w:bottom w:w="50" w:type="dxa"/>
-              <w:right w:w="90" w:type="dxa"/>
-            </w:tcMar>
             <w:vAlign w:val="center"/>
           </w:tcPr>
           <w:p>
@@ -20460,12 +19230,6 @@
               <w:right w:val="single" w:sz="6" w:space="0" w:color="1F3864"/>
             </w:tcBorders>
             <w:shd w:val="clear" w:color="auto" w:fill="D9E2F3"/>
-            <w:tcMar>
-              <w:top w:w="50" w:type="dxa"/>
-              <w:left w:w="90" w:type="dxa"/>
-              <w:bottom w:w="50" w:type="dxa"/>
-              <w:right w:w="90" w:type="dxa"/>
-            </w:tcMar>
             <w:vAlign w:val="center"/>
           </w:tcPr>
           <w:p>
@@ -20500,12 +19264,6 @@
               <w:right w:val="single" w:sz="6" w:space="0" w:color="1F3864"/>
             </w:tcBorders>
             <w:shd w:val="clear" w:color="auto" w:fill="D9E2F3"/>
-            <w:tcMar>
-              <w:top w:w="50" w:type="dxa"/>
-              <w:left w:w="90" w:type="dxa"/>
-              <w:bottom w:w="50" w:type="dxa"/>
-              <w:right w:w="90" w:type="dxa"/>
-            </w:tcMar>
             <w:vAlign w:val="center"/>
           </w:tcPr>
           <w:p>
@@ -20568,12 +19326,6 @@
               <w:right w:val="single" w:sz="6" w:space="0" w:color="1F3864"/>
             </w:tcBorders>
             <w:shd w:val="clear" w:color="auto" w:fill="D9E2F3"/>
-            <w:tcMar>
-              <w:top w:w="50" w:type="dxa"/>
-              <w:left w:w="90" w:type="dxa"/>
-              <w:bottom w:w="50" w:type="dxa"/>
-              <w:right w:w="90" w:type="dxa"/>
-            </w:tcMar>
             <w:vAlign w:val="center"/>
           </w:tcPr>
           <w:p>
@@ -20621,12 +19373,6 @@
               <w:right w:val="single" w:sz="6" w:space="0" w:color="1F3864"/>
             </w:tcBorders>
             <w:shd w:val="clear" w:color="auto" w:fill="4472C4"/>
-            <w:tcMar>
-              <w:top w:w="50" w:type="dxa"/>
-              <w:left w:w="90" w:type="dxa"/>
-              <w:bottom w:w="50" w:type="dxa"/>
-              <w:right w:w="90" w:type="dxa"/>
-            </w:tcMar>
             <w:vAlign w:val="center"/>
           </w:tcPr>
           <w:p>
@@ -20693,12 +19439,6 @@
               <w:right w:val="single" w:sz="6" w:space="0" w:color="1F3864"/>
             </w:tcBorders>
             <w:shd w:val="clear" w:color="auto" w:fill="4472C4"/>
-            <w:tcMar>
-              <w:top w:w="50" w:type="dxa"/>
-              <w:left w:w="90" w:type="dxa"/>
-              <w:bottom w:w="50" w:type="dxa"/>
-              <w:right w:w="90" w:type="dxa"/>
-            </w:tcMar>
             <w:vAlign w:val="center"/>
           </w:tcPr>
           <w:p>
@@ -20740,12 +19480,6 @@
               <w:right w:val="single" w:sz="6" w:space="0" w:color="1F3864"/>
             </w:tcBorders>
             <w:shd w:val="clear" w:color="auto" w:fill="4472C4"/>
-            <w:tcMar>
-              <w:top w:w="50" w:type="dxa"/>
-              <w:left w:w="90" w:type="dxa"/>
-              <w:bottom w:w="50" w:type="dxa"/>
-              <w:right w:w="90" w:type="dxa"/>
-            </w:tcMar>
             <w:vAlign w:val="center"/>
           </w:tcPr>
           <w:p>
@@ -20800,12 +19534,6 @@
               <w:right w:val="single" w:sz="6" w:space="0" w:color="1F3864"/>
             </w:tcBorders>
             <w:shd w:val="clear" w:color="auto" w:fill="4472C4"/>
-            <w:tcMar>
-              <w:top w:w="50" w:type="dxa"/>
-              <w:left w:w="90" w:type="dxa"/>
-              <w:bottom w:w="50" w:type="dxa"/>
-              <w:right w:w="90" w:type="dxa"/>
-            </w:tcMar>
             <w:vAlign w:val="center"/>
           </w:tcPr>
           <w:p>
@@ -20860,12 +19588,6 @@
               <w:right w:val="single" w:sz="6" w:space="0" w:color="1F3864"/>
             </w:tcBorders>
             <w:shd w:val="clear" w:color="auto" w:fill="4472C4"/>
-            <w:tcMar>
-              <w:top w:w="50" w:type="dxa"/>
-              <w:left w:w="90" w:type="dxa"/>
-              <w:bottom w:w="50" w:type="dxa"/>
-              <w:right w:w="90" w:type="dxa"/>
-            </w:tcMar>
             <w:vAlign w:val="center"/>
           </w:tcPr>
           <w:p>
@@ -20947,12 +19669,6 @@
               <w:right w:val="single" w:sz="6" w:space="0" w:color="1F3864"/>
             </w:tcBorders>
             <w:shd w:val="clear" w:color="auto" w:fill="D9E2F3"/>
-            <w:tcMar>
-              <w:top w:w="50" w:type="dxa"/>
-              <w:left w:w="90" w:type="dxa"/>
-              <w:bottom w:w="50" w:type="dxa"/>
-              <w:right w:w="90" w:type="dxa"/>
-            </w:tcMar>
             <w:vAlign w:val="center"/>
           </w:tcPr>
           <w:p>
@@ -21005,12 +19721,6 @@
               <w:right w:val="single" w:sz="6" w:space="0" w:color="1F3864"/>
             </w:tcBorders>
             <w:shd w:val="clear" w:color="auto" w:fill="D9E2F3"/>
-            <w:tcMar>
-              <w:top w:w="50" w:type="dxa"/>
-              <w:left w:w="90" w:type="dxa"/>
-              <w:bottom w:w="50" w:type="dxa"/>
-              <w:right w:w="90" w:type="dxa"/>
-            </w:tcMar>
             <w:vAlign w:val="center"/>
           </w:tcPr>
           <w:p>
@@ -21071,12 +19781,6 @@
               <w:right w:val="single" w:sz="6" w:space="0" w:color="1F3864"/>
             </w:tcBorders>
             <w:shd w:val="clear" w:color="auto" w:fill="D9E2F3"/>
-            <w:tcMar>
-              <w:top w:w="50" w:type="dxa"/>
-              <w:left w:w="90" w:type="dxa"/>
-              <w:bottom w:w="50" w:type="dxa"/>
-              <w:right w:w="90" w:type="dxa"/>
-            </w:tcMar>
             <w:vAlign w:val="center"/>
           </w:tcPr>
           <w:p>
@@ -21111,12 +19815,6 @@
               <w:right w:val="single" w:sz="6" w:space="0" w:color="1F3864"/>
             </w:tcBorders>
             <w:shd w:val="clear" w:color="auto" w:fill="D9E2F3"/>
-            <w:tcMar>
-              <w:top w:w="50" w:type="dxa"/>
-              <w:left w:w="90" w:type="dxa"/>
-              <w:bottom w:w="50" w:type="dxa"/>
-              <w:right w:w="90" w:type="dxa"/>
-            </w:tcMar>
             <w:vAlign w:val="center"/>
           </w:tcPr>
           <w:p>
@@ -21179,12 +19877,6 @@
               <w:right w:val="single" w:sz="6" w:space="0" w:color="1F3864"/>
             </w:tcBorders>
             <w:shd w:val="clear" w:color="auto" w:fill="D9E2F3"/>
-            <w:tcMar>
-              <w:top w:w="50" w:type="dxa"/>
-              <w:left w:w="90" w:type="dxa"/>
-              <w:bottom w:w="50" w:type="dxa"/>
-              <w:right w:w="90" w:type="dxa"/>
-            </w:tcMar>
             <w:vAlign w:val="center"/>
           </w:tcPr>
           <w:p>
@@ -21227,12 +19919,6 @@
               <w:right w:val="single" w:sz="6" w:space="0" w:color="1F3864"/>
             </w:tcBorders>
             <w:shd w:val="clear" w:color="auto" w:fill="D9E2F3"/>
-            <w:tcMar>
-              <w:top w:w="50" w:type="dxa"/>
-              <w:left w:w="90" w:type="dxa"/>
-              <w:bottom w:w="50" w:type="dxa"/>
-              <w:right w:w="90" w:type="dxa"/>
-            </w:tcMar>
             <w:vAlign w:val="center"/>
           </w:tcPr>
           <w:p>
@@ -21267,12 +19953,6 @@
               <w:right w:val="single" w:sz="6" w:space="0" w:color="1F3864"/>
             </w:tcBorders>
             <w:shd w:val="clear" w:color="auto" w:fill="D9E2F3"/>
-            <w:tcMar>
-              <w:top w:w="50" w:type="dxa"/>
-              <w:left w:w="90" w:type="dxa"/>
-              <w:bottom w:w="50" w:type="dxa"/>
-              <w:right w:w="90" w:type="dxa"/>
-            </w:tcMar>
             <w:vAlign w:val="center"/>
           </w:tcPr>
           <w:p>
@@ -21307,12 +19987,6 @@
               <w:right w:val="single" w:sz="6" w:space="0" w:color="1F3864"/>
             </w:tcBorders>
             <w:shd w:val="clear" w:color="auto" w:fill="D9E2F3"/>
-            <w:tcMar>
-              <w:top w:w="50" w:type="dxa"/>
-              <w:left w:w="90" w:type="dxa"/>
-              <w:bottom w:w="50" w:type="dxa"/>
-              <w:right w:w="90" w:type="dxa"/>
-            </w:tcMar>
             <w:vAlign w:val="center"/>
           </w:tcPr>
           <w:p>
@@ -21375,12 +20049,6 @@
               <w:right w:val="single" w:sz="6" w:space="0" w:color="1F3864"/>
             </w:tcBorders>
             <w:shd w:val="clear" w:color="auto" w:fill="D9E2F3"/>
-            <w:tcMar>
-              <w:top w:w="50" w:type="dxa"/>
-              <w:left w:w="90" w:type="dxa"/>
-              <w:bottom w:w="50" w:type="dxa"/>
-              <w:right w:w="90" w:type="dxa"/>
-            </w:tcMar>
             <w:vAlign w:val="center"/>
           </w:tcPr>
           <w:p>
@@ -21415,12 +20083,6 @@
               <w:right w:val="single" w:sz="6" w:space="0" w:color="1F3864"/>
             </w:tcBorders>
             <w:shd w:val="clear" w:color="auto" w:fill="D9E2F3"/>
-            <w:tcMar>
-              <w:top w:w="50" w:type="dxa"/>
-              <w:left w:w="90" w:type="dxa"/>
-              <w:bottom w:w="50" w:type="dxa"/>
-              <w:right w:w="90" w:type="dxa"/>
-            </w:tcMar>
             <w:vAlign w:val="center"/>
           </w:tcPr>
           <w:p>
@@ -21489,12 +20151,6 @@
               <w:right w:val="single" w:sz="6" w:space="0" w:color="1F3864"/>
             </w:tcBorders>
             <w:shd w:val="clear" w:color="auto" w:fill="D9E2F3"/>
-            <w:tcMar>
-              <w:top w:w="50" w:type="dxa"/>
-              <w:left w:w="90" w:type="dxa"/>
-              <w:bottom w:w="50" w:type="dxa"/>
-              <w:right w:w="90" w:type="dxa"/>
-            </w:tcMar>
             <w:vAlign w:val="center"/>
           </w:tcPr>
           <w:p>
@@ -21545,12 +20201,6 @@
               <w:right w:val="single" w:sz="6" w:space="0" w:color="1F3864"/>
             </w:tcBorders>
             <w:shd w:val="clear" w:color="auto" w:fill="D9E2F3"/>
-            <w:tcMar>
-              <w:top w:w="50" w:type="dxa"/>
-              <w:left w:w="90" w:type="dxa"/>
-              <w:bottom w:w="50" w:type="dxa"/>
-              <w:right w:w="90" w:type="dxa"/>
-            </w:tcMar>
             <w:vAlign w:val="center"/>
           </w:tcPr>
           <w:p>
@@ -21613,12 +20263,6 @@
               <w:right w:val="single" w:sz="6" w:space="0" w:color="1F3864"/>
             </w:tcBorders>
             <w:shd w:val="clear" w:color="auto" w:fill="D9E2F3"/>
-            <w:tcMar>
-              <w:top w:w="50" w:type="dxa"/>
-              <w:left w:w="90" w:type="dxa"/>
-              <w:bottom w:w="50" w:type="dxa"/>
-              <w:right w:w="90" w:type="dxa"/>
-            </w:tcMar>
             <w:vAlign w:val="center"/>
           </w:tcPr>
           <w:p>
@@ -21666,12 +20310,6 @@
               <w:right w:val="single" w:sz="6" w:space="0" w:color="1F3864"/>
             </w:tcBorders>
             <w:shd w:val="clear" w:color="auto" w:fill="4472C4"/>
-            <w:tcMar>
-              <w:top w:w="50" w:type="dxa"/>
-              <w:left w:w="90" w:type="dxa"/>
-              <w:bottom w:w="50" w:type="dxa"/>
-              <w:right w:w="90" w:type="dxa"/>
-            </w:tcMar>
             <w:vAlign w:val="center"/>
           </w:tcPr>
           <w:p>
@@ -21738,12 +20376,6 @@
               <w:right w:val="single" w:sz="6" w:space="0" w:color="1F3864"/>
             </w:tcBorders>
             <w:shd w:val="clear" w:color="auto" w:fill="4472C4"/>
-            <w:tcMar>
-              <w:top w:w="50" w:type="dxa"/>
-              <w:left w:w="90" w:type="dxa"/>
-              <w:bottom w:w="50" w:type="dxa"/>
-              <w:right w:w="90" w:type="dxa"/>
-            </w:tcMar>
             <w:vAlign w:val="center"/>
           </w:tcPr>
           <w:p>
@@ -21785,12 +20417,6 @@
               <w:right w:val="single" w:sz="6" w:space="0" w:color="1F3864"/>
             </w:tcBorders>
             <w:shd w:val="clear" w:color="auto" w:fill="4472C4"/>
-            <w:tcMar>
-              <w:top w:w="50" w:type="dxa"/>
-              <w:left w:w="90" w:type="dxa"/>
-              <w:bottom w:w="50" w:type="dxa"/>
-              <w:right w:w="90" w:type="dxa"/>
-            </w:tcMar>
             <w:vAlign w:val="center"/>
           </w:tcPr>
           <w:p>
@@ -21845,12 +20471,6 @@
               <w:right w:val="single" w:sz="6" w:space="0" w:color="1F3864"/>
             </w:tcBorders>
             <w:shd w:val="clear" w:color="auto" w:fill="4472C4"/>
-            <w:tcMar>
-              <w:top w:w="50" w:type="dxa"/>
-              <w:left w:w="90" w:type="dxa"/>
-              <w:bottom w:w="50" w:type="dxa"/>
-              <w:right w:w="90" w:type="dxa"/>
-            </w:tcMar>
             <w:vAlign w:val="center"/>
           </w:tcPr>
           <w:p>
@@ -21905,12 +20525,6 @@
               <w:right w:val="single" w:sz="6" w:space="0" w:color="1F3864"/>
             </w:tcBorders>
             <w:shd w:val="clear" w:color="auto" w:fill="4472C4"/>
-            <w:tcMar>
-              <w:top w:w="50" w:type="dxa"/>
-              <w:left w:w="90" w:type="dxa"/>
-              <w:bottom w:w="50" w:type="dxa"/>
-              <w:right w:w="90" w:type="dxa"/>
-            </w:tcMar>
             <w:vAlign w:val="center"/>
           </w:tcPr>
           <w:p>
@@ -21992,12 +20606,6 @@
               <w:right w:val="single" w:sz="6" w:space="0" w:color="1F3864"/>
             </w:tcBorders>
             <w:shd w:val="clear" w:color="auto" w:fill="D9E2F3"/>
-            <w:tcMar>
-              <w:top w:w="50" w:type="dxa"/>
-              <w:left w:w="90" w:type="dxa"/>
-              <w:bottom w:w="50" w:type="dxa"/>
-              <w:right w:w="90" w:type="dxa"/>
-            </w:tcMar>
             <w:vAlign w:val="center"/>
           </w:tcPr>
           <w:p>
@@ -22032,12 +20640,6 @@
               <w:right w:val="single" w:sz="6" w:space="0" w:color="1F3864"/>
             </w:tcBorders>
             <w:shd w:val="clear" w:color="auto" w:fill="D9E2F3"/>
-            <w:tcMar>
-              <w:top w:w="50" w:type="dxa"/>
-              <w:left w:w="90" w:type="dxa"/>
-              <w:bottom w:w="50" w:type="dxa"/>
-              <w:right w:w="90" w:type="dxa"/>
-            </w:tcMar>
             <w:vAlign w:val="center"/>
           </w:tcPr>
           <w:p>
@@ -22080,12 +20682,6 @@
               <w:right w:val="single" w:sz="6" w:space="0" w:color="1F3864"/>
             </w:tcBorders>
             <w:shd w:val="clear" w:color="auto" w:fill="D9E2F3"/>
-            <w:tcMar>
-              <w:top w:w="50" w:type="dxa"/>
-              <w:left w:w="90" w:type="dxa"/>
-              <w:bottom w:w="50" w:type="dxa"/>
-              <w:right w:w="90" w:type="dxa"/>
-            </w:tcMar>
             <w:vAlign w:val="center"/>
           </w:tcPr>
           <w:p>
@@ -22120,12 +20716,6 @@
               <w:right w:val="single" w:sz="6" w:space="0" w:color="1F3864"/>
             </w:tcBorders>
             <w:shd w:val="clear" w:color="auto" w:fill="D9E2F3"/>
-            <w:tcMar>
-              <w:top w:w="50" w:type="dxa"/>
-              <w:left w:w="90" w:type="dxa"/>
-              <w:bottom w:w="50" w:type="dxa"/>
-              <w:right w:w="90" w:type="dxa"/>
-            </w:tcMar>
             <w:vAlign w:val="center"/>
           </w:tcPr>
           <w:p>
@@ -22188,12 +20778,6 @@
               <w:right w:val="single" w:sz="6" w:space="0" w:color="1F3864"/>
             </w:tcBorders>
             <w:shd w:val="clear" w:color="auto" w:fill="D9E2F3"/>
-            <w:tcMar>
-              <w:top w:w="50" w:type="dxa"/>
-              <w:left w:w="90" w:type="dxa"/>
-              <w:bottom w:w="50" w:type="dxa"/>
-              <w:right w:w="90" w:type="dxa"/>
-            </w:tcMar>
             <w:vAlign w:val="center"/>
           </w:tcPr>
           <w:p>
@@ -22254,12 +20838,6 @@
               <w:right w:val="single" w:sz="6" w:space="0" w:color="1F3864"/>
             </w:tcBorders>
             <w:shd w:val="clear" w:color="auto" w:fill="D9E2F3"/>
-            <w:tcMar>
-              <w:top w:w="50" w:type="dxa"/>
-              <w:left w:w="90" w:type="dxa"/>
-              <w:bottom w:w="50" w:type="dxa"/>
-              <w:right w:w="90" w:type="dxa"/>
-            </w:tcMar>
             <w:vAlign w:val="center"/>
           </w:tcPr>
           <w:p>
@@ -22320,12 +20898,6 @@
               <w:right w:val="single" w:sz="6" w:space="0" w:color="1F3864"/>
             </w:tcBorders>
             <w:shd w:val="clear" w:color="auto" w:fill="D9E2F3"/>
-            <w:tcMar>
-              <w:top w:w="50" w:type="dxa"/>
-              <w:left w:w="90" w:type="dxa"/>
-              <w:bottom w:w="50" w:type="dxa"/>
-              <w:right w:w="90" w:type="dxa"/>
-            </w:tcMar>
             <w:vAlign w:val="center"/>
           </w:tcPr>
           <w:p>
@@ -22360,12 +20932,6 @@
               <w:right w:val="single" w:sz="6" w:space="0" w:color="1F3864"/>
             </w:tcBorders>
             <w:shd w:val="clear" w:color="auto" w:fill="D9E2F3"/>
-            <w:tcMar>
-              <w:top w:w="50" w:type="dxa"/>
-              <w:left w:w="90" w:type="dxa"/>
-              <w:bottom w:w="50" w:type="dxa"/>
-              <w:right w:w="90" w:type="dxa"/>
-            </w:tcMar>
             <w:vAlign w:val="center"/>
           </w:tcPr>
           <w:p>
@@ -22428,12 +20994,6 @@
               <w:right w:val="single" w:sz="6" w:space="0" w:color="1F3864"/>
             </w:tcBorders>
             <w:shd w:val="clear" w:color="auto" w:fill="D9E2F3"/>
-            <w:tcMar>
-              <w:top w:w="50" w:type="dxa"/>
-              <w:left w:w="90" w:type="dxa"/>
-              <w:bottom w:w="50" w:type="dxa"/>
-              <w:right w:w="90" w:type="dxa"/>
-            </w:tcMar>
             <w:vAlign w:val="center"/>
           </w:tcPr>
           <w:p>
@@ -22466,12 +21026,6 @@
               <w:right w:val="single" w:sz="6" w:space="0" w:color="1F3864"/>
             </w:tcBorders>
             <w:shd w:val="clear" w:color="auto" w:fill="D9E2F3"/>
-            <w:tcMar>
-              <w:top w:w="50" w:type="dxa"/>
-              <w:left w:w="90" w:type="dxa"/>
-              <w:bottom w:w="50" w:type="dxa"/>
-              <w:right w:w="90" w:type="dxa"/>
-            </w:tcMar>
             <w:vAlign w:val="center"/>
           </w:tcPr>
           <w:p>
@@ -22540,12 +21094,6 @@
               <w:right w:val="single" w:sz="6" w:space="0" w:color="1F3864"/>
             </w:tcBorders>
             <w:shd w:val="clear" w:color="auto" w:fill="D9E2F3"/>
-            <w:tcMar>
-              <w:top w:w="50" w:type="dxa"/>
-              <w:left w:w="90" w:type="dxa"/>
-              <w:bottom w:w="50" w:type="dxa"/>
-              <w:right w:w="90" w:type="dxa"/>
-            </w:tcMar>
             <w:vAlign w:val="center"/>
           </w:tcPr>
           <w:p>
@@ -22596,12 +21144,6 @@
               <w:right w:val="single" w:sz="6" w:space="0" w:color="1F3864"/>
             </w:tcBorders>
             <w:shd w:val="clear" w:color="auto" w:fill="D9E2F3"/>
-            <w:tcMar>
-              <w:top w:w="50" w:type="dxa"/>
-              <w:left w:w="90" w:type="dxa"/>
-              <w:bottom w:w="50" w:type="dxa"/>
-              <w:right w:w="90" w:type="dxa"/>
-            </w:tcMar>
             <w:vAlign w:val="center"/>
           </w:tcPr>
           <w:p>
@@ -22664,12 +21206,6 @@
               <w:right w:val="single" w:sz="6" w:space="0" w:color="1F3864"/>
             </w:tcBorders>
             <w:shd w:val="clear" w:color="auto" w:fill="D9E2F3"/>
-            <w:tcMar>
-              <w:top w:w="50" w:type="dxa"/>
-              <w:left w:w="90" w:type="dxa"/>
-              <w:bottom w:w="50" w:type="dxa"/>
-              <w:right w:w="90" w:type="dxa"/>
-            </w:tcMar>
             <w:vAlign w:val="center"/>
           </w:tcPr>
           <w:p>
@@ -22717,12 +21253,6 @@
               <w:right w:val="single" w:sz="6" w:space="0" w:color="1F3864"/>
             </w:tcBorders>
             <w:shd w:val="clear" w:color="auto" w:fill="4472C4"/>
-            <w:tcMar>
-              <w:top w:w="50" w:type="dxa"/>
-              <w:left w:w="90" w:type="dxa"/>
-              <w:bottom w:w="50" w:type="dxa"/>
-              <w:right w:w="90" w:type="dxa"/>
-            </w:tcMar>
             <w:vAlign w:val="center"/>
           </w:tcPr>
           <w:p>
@@ -22789,12 +21319,6 @@
               <w:right w:val="single" w:sz="6" w:space="0" w:color="1F3864"/>
             </w:tcBorders>
             <w:shd w:val="clear" w:color="auto" w:fill="4472C4"/>
-            <w:tcMar>
-              <w:top w:w="50" w:type="dxa"/>
-              <w:left w:w="90" w:type="dxa"/>
-              <w:bottom w:w="50" w:type="dxa"/>
-              <w:right w:w="90" w:type="dxa"/>
-            </w:tcMar>
             <w:vAlign w:val="center"/>
           </w:tcPr>
           <w:p>
@@ -22836,12 +21360,6 @@
               <w:right w:val="single" w:sz="6" w:space="0" w:color="1F3864"/>
             </w:tcBorders>
             <w:shd w:val="clear" w:color="auto" w:fill="4472C4"/>
-            <w:tcMar>
-              <w:top w:w="50" w:type="dxa"/>
-              <w:left w:w="90" w:type="dxa"/>
-              <w:bottom w:w="50" w:type="dxa"/>
-              <w:right w:w="90" w:type="dxa"/>
-            </w:tcMar>
             <w:vAlign w:val="center"/>
           </w:tcPr>
           <w:p>
@@ -22896,12 +21414,6 @@
               <w:right w:val="single" w:sz="6" w:space="0" w:color="1F3864"/>
             </w:tcBorders>
             <w:shd w:val="clear" w:color="auto" w:fill="4472C4"/>
-            <w:tcMar>
-              <w:top w:w="50" w:type="dxa"/>
-              <w:left w:w="90" w:type="dxa"/>
-              <w:bottom w:w="50" w:type="dxa"/>
-              <w:right w:w="90" w:type="dxa"/>
-            </w:tcMar>
             <w:vAlign w:val="center"/>
           </w:tcPr>
           <w:p>
@@ -22956,12 +21468,6 @@
               <w:right w:val="single" w:sz="6" w:space="0" w:color="1F3864"/>
             </w:tcBorders>
             <w:shd w:val="clear" w:color="auto" w:fill="4472C4"/>
-            <w:tcMar>
-              <w:top w:w="50" w:type="dxa"/>
-              <w:left w:w="90" w:type="dxa"/>
-              <w:bottom w:w="50" w:type="dxa"/>
-              <w:right w:w="90" w:type="dxa"/>
-            </w:tcMar>
             <w:vAlign w:val="center"/>
           </w:tcPr>
           <w:p>
@@ -23043,12 +21549,6 @@
               <w:right w:val="single" w:sz="6" w:space="0" w:color="1F3864"/>
             </w:tcBorders>
             <w:shd w:val="clear" w:color="auto" w:fill="D9E2F3"/>
-            <w:tcMar>
-              <w:top w:w="50" w:type="dxa"/>
-              <w:left w:w="90" w:type="dxa"/>
-              <w:bottom w:w="50" w:type="dxa"/>
-              <w:right w:w="90" w:type="dxa"/>
-            </w:tcMar>
             <w:vAlign w:val="center"/>
           </w:tcPr>
           <w:p>
@@ -23101,12 +21601,6 @@
               <w:right w:val="single" w:sz="6" w:space="0" w:color="1F3864"/>
             </w:tcBorders>
             <w:shd w:val="clear" w:color="auto" w:fill="D9E2F3"/>
-            <w:tcMar>
-              <w:top w:w="50" w:type="dxa"/>
-              <w:left w:w="90" w:type="dxa"/>
-              <w:bottom w:w="50" w:type="dxa"/>
-              <w:right w:w="90" w:type="dxa"/>
-            </w:tcMar>
             <w:vAlign w:val="center"/>
           </w:tcPr>
           <w:p>
@@ -23141,12 +21635,6 @@
               <w:right w:val="single" w:sz="6" w:space="0" w:color="1F3864"/>
             </w:tcBorders>
             <w:shd w:val="clear" w:color="auto" w:fill="D9E2F3"/>
-            <w:tcMar>
-              <w:top w:w="50" w:type="dxa"/>
-              <w:left w:w="90" w:type="dxa"/>
-              <w:bottom w:w="50" w:type="dxa"/>
-              <w:right w:w="90" w:type="dxa"/>
-            </w:tcMar>
             <w:vAlign w:val="center"/>
           </w:tcPr>
           <w:p>
@@ -23181,12 +21669,6 @@
               <w:right w:val="single" w:sz="6" w:space="0" w:color="1F3864"/>
             </w:tcBorders>
             <w:shd w:val="clear" w:color="auto" w:fill="D9E2F3"/>
-            <w:tcMar>
-              <w:top w:w="50" w:type="dxa"/>
-              <w:left w:w="90" w:type="dxa"/>
-              <w:bottom w:w="50" w:type="dxa"/>
-              <w:right w:w="90" w:type="dxa"/>
-            </w:tcMar>
             <w:vAlign w:val="center"/>
           </w:tcPr>
           <w:p>
@@ -23249,12 +21731,6 @@
               <w:right w:val="single" w:sz="6" w:space="0" w:color="1F3864"/>
             </w:tcBorders>
             <w:shd w:val="clear" w:color="auto" w:fill="D9E2F3"/>
-            <w:tcMar>
-              <w:top w:w="50" w:type="dxa"/>
-              <w:left w:w="90" w:type="dxa"/>
-              <w:bottom w:w="50" w:type="dxa"/>
-              <w:right w:w="90" w:type="dxa"/>
-            </w:tcMar>
             <w:vAlign w:val="center"/>
           </w:tcPr>
           <w:p>
@@ -23289,12 +21765,6 @@
               <w:right w:val="single" w:sz="6" w:space="0" w:color="1F3864"/>
             </w:tcBorders>
             <w:shd w:val="clear" w:color="auto" w:fill="D9E2F3"/>
-            <w:tcMar>
-              <w:top w:w="50" w:type="dxa"/>
-              <w:left w:w="90" w:type="dxa"/>
-              <w:bottom w:w="50" w:type="dxa"/>
-              <w:right w:w="90" w:type="dxa"/>
-            </w:tcMar>
             <w:vAlign w:val="center"/>
           </w:tcPr>
           <w:p>
@@ -23355,12 +21825,6 @@
               <w:right w:val="single" w:sz="6" w:space="0" w:color="1F3864"/>
             </w:tcBorders>
             <w:shd w:val="clear" w:color="auto" w:fill="D9E2F3"/>
-            <w:tcMar>
-              <w:top w:w="50" w:type="dxa"/>
-              <w:left w:w="90" w:type="dxa"/>
-              <w:bottom w:w="50" w:type="dxa"/>
-              <w:right w:w="90" w:type="dxa"/>
-            </w:tcMar>
             <w:vAlign w:val="center"/>
           </w:tcPr>
           <w:p>
@@ -23395,12 +21859,6 @@
               <w:right w:val="single" w:sz="6" w:space="0" w:color="1F3864"/>
             </w:tcBorders>
             <w:shd w:val="clear" w:color="auto" w:fill="D9E2F3"/>
-            <w:tcMar>
-              <w:top w:w="50" w:type="dxa"/>
-              <w:left w:w="90" w:type="dxa"/>
-              <w:bottom w:w="50" w:type="dxa"/>
-              <w:right w:w="90" w:type="dxa"/>
-            </w:tcMar>
             <w:vAlign w:val="center"/>
           </w:tcPr>
           <w:p>
@@ -23463,12 +21921,6 @@
               <w:right w:val="single" w:sz="6" w:space="0" w:color="1F3864"/>
             </w:tcBorders>
             <w:shd w:val="clear" w:color="auto" w:fill="D9E2F3"/>
-            <w:tcMar>
-              <w:top w:w="50" w:type="dxa"/>
-              <w:left w:w="90" w:type="dxa"/>
-              <w:bottom w:w="50" w:type="dxa"/>
-              <w:right w:w="90" w:type="dxa"/>
-            </w:tcMar>
             <w:vAlign w:val="center"/>
           </w:tcPr>
           <w:p>
@@ -23511,12 +21963,6 @@
               <w:right w:val="single" w:sz="6" w:space="0" w:color="1F3864"/>
             </w:tcBorders>
             <w:shd w:val="clear" w:color="auto" w:fill="D9E2F3"/>
-            <w:tcMar>
-              <w:top w:w="50" w:type="dxa"/>
-              <w:left w:w="90" w:type="dxa"/>
-              <w:bottom w:w="50" w:type="dxa"/>
-              <w:right w:w="90" w:type="dxa"/>
-            </w:tcMar>
             <w:vAlign w:val="center"/>
           </w:tcPr>
           <w:p>
@@ -23577,12 +22023,6 @@
               <w:right w:val="single" w:sz="6" w:space="0" w:color="1F3864"/>
             </w:tcBorders>
             <w:shd w:val="clear" w:color="auto" w:fill="D9E2F3"/>
-            <w:tcMar>
-              <w:top w:w="50" w:type="dxa"/>
-              <w:left w:w="90" w:type="dxa"/>
-              <w:bottom w:w="50" w:type="dxa"/>
-              <w:right w:w="90" w:type="dxa"/>
-            </w:tcMar>
             <w:vAlign w:val="center"/>
           </w:tcPr>
           <w:p>
@@ -23617,12 +22057,6 @@
               <w:right w:val="single" w:sz="6" w:space="0" w:color="1F3864"/>
             </w:tcBorders>
             <w:shd w:val="clear" w:color="auto" w:fill="D9E2F3"/>
-            <w:tcMar>
-              <w:top w:w="50" w:type="dxa"/>
-              <w:left w:w="90" w:type="dxa"/>
-              <w:bottom w:w="50" w:type="dxa"/>
-              <w:right w:w="90" w:type="dxa"/>
-            </w:tcMar>
             <w:vAlign w:val="center"/>
           </w:tcPr>
           <w:p>
@@ -23685,12 +22119,6 @@
               <w:right w:val="single" w:sz="6" w:space="0" w:color="1F3864"/>
             </w:tcBorders>
             <w:shd w:val="clear" w:color="auto" w:fill="D9E2F3"/>
-            <w:tcMar>
-              <w:top w:w="50" w:type="dxa"/>
-              <w:left w:w="90" w:type="dxa"/>
-              <w:bottom w:w="50" w:type="dxa"/>
-              <w:right w:w="90" w:type="dxa"/>
-            </w:tcMar>
             <w:vAlign w:val="center"/>
           </w:tcPr>
           <w:p>
@@ -23738,12 +22166,6 @@
               <w:right w:val="single" w:sz="6" w:space="0" w:color="1F3864"/>
             </w:tcBorders>
             <w:shd w:val="clear" w:color="auto" w:fill="4472C4"/>
-            <w:tcMar>
-              <w:top w:w="50" w:type="dxa"/>
-              <w:left w:w="90" w:type="dxa"/>
-              <w:bottom w:w="50" w:type="dxa"/>
-              <w:right w:w="90" w:type="dxa"/>
-            </w:tcMar>
             <w:vAlign w:val="center"/>
           </w:tcPr>
           <w:p>
@@ -23810,12 +22232,6 @@
               <w:right w:val="single" w:sz="6" w:space="0" w:color="1F3864"/>
             </w:tcBorders>
             <w:shd w:val="clear" w:color="auto" w:fill="4472C4"/>
-            <w:tcMar>
-              <w:top w:w="50" w:type="dxa"/>
-              <w:left w:w="90" w:type="dxa"/>
-              <w:bottom w:w="50" w:type="dxa"/>
-              <w:right w:w="90" w:type="dxa"/>
-            </w:tcMar>
             <w:vAlign w:val="center"/>
           </w:tcPr>
           <w:p>
@@ -23857,12 +22273,6 @@
               <w:right w:val="single" w:sz="6" w:space="0" w:color="1F3864"/>
             </w:tcBorders>
             <w:shd w:val="clear" w:color="auto" w:fill="4472C4"/>
-            <w:tcMar>
-              <w:top w:w="50" w:type="dxa"/>
-              <w:left w:w="90" w:type="dxa"/>
-              <w:bottom w:w="50" w:type="dxa"/>
-              <w:right w:w="90" w:type="dxa"/>
-            </w:tcMar>
             <w:vAlign w:val="center"/>
           </w:tcPr>
           <w:p>
@@ -23917,12 +22327,6 @@
               <w:right w:val="single" w:sz="6" w:space="0" w:color="1F3864"/>
             </w:tcBorders>
             <w:shd w:val="clear" w:color="auto" w:fill="4472C4"/>
-            <w:tcMar>
-              <w:top w:w="50" w:type="dxa"/>
-              <w:left w:w="90" w:type="dxa"/>
-              <w:bottom w:w="50" w:type="dxa"/>
-              <w:right w:w="90" w:type="dxa"/>
-            </w:tcMar>
             <w:vAlign w:val="center"/>
           </w:tcPr>
           <w:p>
@@ -23977,12 +22381,6 @@
               <w:right w:val="single" w:sz="6" w:space="0" w:color="1F3864"/>
             </w:tcBorders>
             <w:shd w:val="clear" w:color="auto" w:fill="4472C4"/>
-            <w:tcMar>
-              <w:top w:w="50" w:type="dxa"/>
-              <w:left w:w="90" w:type="dxa"/>
-              <w:bottom w:w="50" w:type="dxa"/>
-              <w:right w:w="90" w:type="dxa"/>
-            </w:tcMar>
             <w:vAlign w:val="center"/>
           </w:tcPr>
           <w:p>
@@ -24064,12 +22462,6 @@
               <w:right w:val="single" w:sz="6" w:space="0" w:color="1F3864"/>
             </w:tcBorders>
             <w:shd w:val="clear" w:color="auto" w:fill="D9E2F3"/>
-            <w:tcMar>
-              <w:top w:w="50" w:type="dxa"/>
-              <w:left w:w="90" w:type="dxa"/>
-              <w:bottom w:w="50" w:type="dxa"/>
-              <w:right w:w="90" w:type="dxa"/>
-            </w:tcMar>
             <w:vAlign w:val="center"/>
           </w:tcPr>
           <w:p>
@@ -24104,12 +22496,6 @@
               <w:right w:val="single" w:sz="6" w:space="0" w:color="1F3864"/>
             </w:tcBorders>
             <w:shd w:val="clear" w:color="auto" w:fill="D9E2F3"/>
-            <w:tcMar>
-              <w:top w:w="50" w:type="dxa"/>
-              <w:left w:w="90" w:type="dxa"/>
-              <w:bottom w:w="50" w:type="dxa"/>
-              <w:right w:w="90" w:type="dxa"/>
-            </w:tcMar>
             <w:vAlign w:val="center"/>
           </w:tcPr>
           <w:p>
@@ -24144,12 +22530,6 @@
               <w:right w:val="single" w:sz="6" w:space="0" w:color="1F3864"/>
             </w:tcBorders>
             <w:shd w:val="clear" w:color="auto" w:fill="D9E2F3"/>
-            <w:tcMar>
-              <w:top w:w="50" w:type="dxa"/>
-              <w:left w:w="90" w:type="dxa"/>
-              <w:bottom w:w="50" w:type="dxa"/>
-              <w:right w:w="90" w:type="dxa"/>
-            </w:tcMar>
             <w:vAlign w:val="center"/>
           </w:tcPr>
           <w:p>
@@ -24184,12 +22564,6 @@
               <w:right w:val="single" w:sz="6" w:space="0" w:color="1F3864"/>
             </w:tcBorders>
             <w:shd w:val="clear" w:color="auto" w:fill="D9E2F3"/>
-            <w:tcMar>
-              <w:top w:w="50" w:type="dxa"/>
-              <w:left w:w="90" w:type="dxa"/>
-              <w:bottom w:w="50" w:type="dxa"/>
-              <w:right w:w="90" w:type="dxa"/>
-            </w:tcMar>
             <w:vAlign w:val="center"/>
           </w:tcPr>
           <w:p>
@@ -24252,12 +22626,6 @@
               <w:right w:val="single" w:sz="6" w:space="0" w:color="1F3864"/>
             </w:tcBorders>
             <w:shd w:val="clear" w:color="auto" w:fill="D9E2F3"/>
-            <w:tcMar>
-              <w:top w:w="50" w:type="dxa"/>
-              <w:left w:w="90" w:type="dxa"/>
-              <w:bottom w:w="50" w:type="dxa"/>
-              <w:right w:w="90" w:type="dxa"/>
-            </w:tcMar>
             <w:vAlign w:val="center"/>
           </w:tcPr>
           <w:p>
@@ -24292,12 +22660,6 @@
               <w:right w:val="single" w:sz="6" w:space="0" w:color="1F3864"/>
             </w:tcBorders>
             <w:shd w:val="clear" w:color="auto" w:fill="D9E2F3"/>
-            <w:tcMar>
-              <w:top w:w="50" w:type="dxa"/>
-              <w:left w:w="90" w:type="dxa"/>
-              <w:bottom w:w="50" w:type="dxa"/>
-              <w:right w:w="90" w:type="dxa"/>
-            </w:tcMar>
             <w:vAlign w:val="center"/>
           </w:tcPr>
           <w:p>
@@ -24366,12 +22728,6 @@
               <w:right w:val="single" w:sz="6" w:space="0" w:color="1F3864"/>
             </w:tcBorders>
             <w:shd w:val="clear" w:color="auto" w:fill="D9E2F3"/>
-            <w:tcMar>
-              <w:top w:w="50" w:type="dxa"/>
-              <w:left w:w="90" w:type="dxa"/>
-              <w:bottom w:w="50" w:type="dxa"/>
-              <w:right w:w="90" w:type="dxa"/>
-            </w:tcMar>
             <w:vAlign w:val="center"/>
           </w:tcPr>
           <w:p>
@@ -24406,12 +22762,6 @@
               <w:right w:val="single" w:sz="6" w:space="0" w:color="1F3864"/>
             </w:tcBorders>
             <w:shd w:val="clear" w:color="auto" w:fill="D9E2F3"/>
-            <w:tcMar>
-              <w:top w:w="50" w:type="dxa"/>
-              <w:left w:w="90" w:type="dxa"/>
-              <w:bottom w:w="50" w:type="dxa"/>
-              <w:right w:w="90" w:type="dxa"/>
-            </w:tcMar>
             <w:vAlign w:val="center"/>
           </w:tcPr>
           <w:p>
@@ -24474,12 +22824,6 @@
               <w:right w:val="single" w:sz="6" w:space="0" w:color="1F3864"/>
             </w:tcBorders>
             <w:shd w:val="clear" w:color="auto" w:fill="D9E2F3"/>
-            <w:tcMar>
-              <w:top w:w="50" w:type="dxa"/>
-              <w:left w:w="90" w:type="dxa"/>
-              <w:bottom w:w="50" w:type="dxa"/>
-              <w:right w:w="90" w:type="dxa"/>
-            </w:tcMar>
             <w:vAlign w:val="center"/>
           </w:tcPr>
           <w:p>
@@ -24514,12 +22858,6 @@
               <w:right w:val="single" w:sz="6" w:space="0" w:color="1F3864"/>
             </w:tcBorders>
             <w:shd w:val="clear" w:color="auto" w:fill="D9E2F3"/>
-            <w:tcMar>
-              <w:top w:w="50" w:type="dxa"/>
-              <w:left w:w="90" w:type="dxa"/>
-              <w:bottom w:w="50" w:type="dxa"/>
-              <w:right w:w="90" w:type="dxa"/>
-            </w:tcMar>
             <w:vAlign w:val="center"/>
           </w:tcPr>
           <w:p>
@@ -24562,12 +22900,6 @@
               <w:right w:val="single" w:sz="6" w:space="0" w:color="1F3864"/>
             </w:tcBorders>
             <w:shd w:val="clear" w:color="auto" w:fill="D9E2F3"/>
-            <w:tcMar>
-              <w:top w:w="50" w:type="dxa"/>
-              <w:left w:w="90" w:type="dxa"/>
-              <w:bottom w:w="50" w:type="dxa"/>
-              <w:right w:w="90" w:type="dxa"/>
-            </w:tcMar>
             <w:vAlign w:val="center"/>
           </w:tcPr>
           <w:p>
@@ -24619,12 +22951,6 @@
               <w:right w:val="single" w:sz="6" w:space="0" w:color="1F3864"/>
             </w:tcBorders>
             <w:shd w:val="clear" w:color="auto" w:fill="D9E2F3"/>
-            <w:tcMar>
-              <w:top w:w="50" w:type="dxa"/>
-              <w:left w:w="90" w:type="dxa"/>
-              <w:bottom w:w="50" w:type="dxa"/>
-              <w:right w:w="90" w:type="dxa"/>
-            </w:tcMar>
             <w:vAlign w:val="center"/>
           </w:tcPr>
           <w:p>
@@ -24687,12 +23013,6 @@
               <w:right w:val="single" w:sz="6" w:space="0" w:color="1F3864"/>
             </w:tcBorders>
             <w:shd w:val="clear" w:color="auto" w:fill="D9E2F3"/>
-            <w:tcMar>
-              <w:top w:w="50" w:type="dxa"/>
-              <w:left w:w="90" w:type="dxa"/>
-              <w:bottom w:w="50" w:type="dxa"/>
-              <w:right w:w="90" w:type="dxa"/>
-            </w:tcMar>
             <w:vAlign w:val="center"/>
           </w:tcPr>
           <w:p>
@@ -24740,12 +23060,6 @@
               <w:right w:val="single" w:sz="6" w:space="0" w:color="1F3864"/>
             </w:tcBorders>
             <w:shd w:val="clear" w:color="auto" w:fill="4472C4"/>
-            <w:tcMar>
-              <w:top w:w="50" w:type="dxa"/>
-              <w:left w:w="90" w:type="dxa"/>
-              <w:bottom w:w="50" w:type="dxa"/>
-              <w:right w:w="90" w:type="dxa"/>
-            </w:tcMar>
             <w:vAlign w:val="center"/>
           </w:tcPr>
           <w:p>
@@ -24812,12 +23126,6 @@
               <w:right w:val="single" w:sz="6" w:space="0" w:color="1F3864"/>
             </w:tcBorders>
             <w:shd w:val="clear" w:color="auto" w:fill="4472C4"/>
-            <w:tcMar>
-              <w:top w:w="50" w:type="dxa"/>
-              <w:left w:w="90" w:type="dxa"/>
-              <w:bottom w:w="50" w:type="dxa"/>
-              <w:right w:w="90" w:type="dxa"/>
-            </w:tcMar>
             <w:vAlign w:val="center"/>
           </w:tcPr>
           <w:p>
@@ -24859,12 +23167,6 @@
               <w:right w:val="single" w:sz="6" w:space="0" w:color="1F3864"/>
             </w:tcBorders>
             <w:shd w:val="clear" w:color="auto" w:fill="4472C4"/>
-            <w:tcMar>
-              <w:top w:w="50" w:type="dxa"/>
-              <w:left w:w="90" w:type="dxa"/>
-              <w:bottom w:w="50" w:type="dxa"/>
-              <w:right w:w="90" w:type="dxa"/>
-            </w:tcMar>
             <w:vAlign w:val="center"/>
           </w:tcPr>
           <w:p>
@@ -24919,12 +23221,6 @@
               <w:right w:val="single" w:sz="6" w:space="0" w:color="1F3864"/>
             </w:tcBorders>
             <w:shd w:val="clear" w:color="auto" w:fill="4472C4"/>
-            <w:tcMar>
-              <w:top w:w="50" w:type="dxa"/>
-              <w:left w:w="90" w:type="dxa"/>
-              <w:bottom w:w="50" w:type="dxa"/>
-              <w:right w:w="90" w:type="dxa"/>
-            </w:tcMar>
             <w:vAlign w:val="center"/>
           </w:tcPr>
           <w:p>
@@ -24979,12 +23275,6 @@
               <w:right w:val="single" w:sz="6" w:space="0" w:color="1F3864"/>
             </w:tcBorders>
             <w:shd w:val="clear" w:color="auto" w:fill="4472C4"/>
-            <w:tcMar>
-              <w:top w:w="50" w:type="dxa"/>
-              <w:left w:w="90" w:type="dxa"/>
-              <w:bottom w:w="50" w:type="dxa"/>
-              <w:right w:w="90" w:type="dxa"/>
-            </w:tcMar>
             <w:vAlign w:val="center"/>
           </w:tcPr>
           <w:p>
@@ -25066,12 +23356,6 @@
               <w:right w:val="single" w:sz="6" w:space="0" w:color="1F3864"/>
             </w:tcBorders>
             <w:shd w:val="clear" w:color="auto" w:fill="D9E2F3"/>
-            <w:tcMar>
-              <w:top w:w="50" w:type="dxa"/>
-              <w:left w:w="90" w:type="dxa"/>
-              <w:bottom w:w="50" w:type="dxa"/>
-              <w:right w:w="90" w:type="dxa"/>
-            </w:tcMar>
             <w:vAlign w:val="center"/>
           </w:tcPr>
           <w:p>
@@ -25124,12 +23408,6 @@
               <w:right w:val="single" w:sz="6" w:space="0" w:color="1F3864"/>
             </w:tcBorders>
             <w:shd w:val="clear" w:color="auto" w:fill="D9E2F3"/>
-            <w:tcMar>
-              <w:top w:w="50" w:type="dxa"/>
-              <w:left w:w="90" w:type="dxa"/>
-              <w:bottom w:w="50" w:type="dxa"/>
-              <w:right w:w="90" w:type="dxa"/>
-            </w:tcMar>
             <w:vAlign w:val="center"/>
           </w:tcPr>
           <w:p>
@@ -25190,12 +23468,6 @@
               <w:right w:val="single" w:sz="6" w:space="0" w:color="1F3864"/>
             </w:tcBorders>
             <w:shd w:val="clear" w:color="auto" w:fill="D9E2F3"/>
-            <w:tcMar>
-              <w:top w:w="50" w:type="dxa"/>
-              <w:left w:w="90" w:type="dxa"/>
-              <w:bottom w:w="50" w:type="dxa"/>
-              <w:right w:w="90" w:type="dxa"/>
-            </w:tcMar>
             <w:vAlign w:val="center"/>
           </w:tcPr>
           <w:p>
@@ -25230,12 +23502,6 @@
               <w:right w:val="single" w:sz="6" w:space="0" w:color="1F3864"/>
             </w:tcBorders>
             <w:shd w:val="clear" w:color="auto" w:fill="D9E2F3"/>
-            <w:tcMar>
-              <w:top w:w="50" w:type="dxa"/>
-              <w:left w:w="90" w:type="dxa"/>
-              <w:bottom w:w="50" w:type="dxa"/>
-              <w:right w:w="90" w:type="dxa"/>
-            </w:tcMar>
             <w:vAlign w:val="center"/>
           </w:tcPr>
           <w:p>
@@ -25298,12 +23564,6 @@
               <w:right w:val="single" w:sz="6" w:space="0" w:color="1F3864"/>
             </w:tcBorders>
             <w:shd w:val="clear" w:color="auto" w:fill="D9E2F3"/>
-            <w:tcMar>
-              <w:top w:w="50" w:type="dxa"/>
-              <w:left w:w="90" w:type="dxa"/>
-              <w:bottom w:w="50" w:type="dxa"/>
-              <w:right w:w="90" w:type="dxa"/>
-            </w:tcMar>
             <w:vAlign w:val="center"/>
           </w:tcPr>
           <w:p>
@@ -25338,12 +23598,6 @@
               <w:right w:val="single" w:sz="6" w:space="0" w:color="1F3864"/>
             </w:tcBorders>
             <w:shd w:val="clear" w:color="auto" w:fill="D9E2F3"/>
-            <w:tcMar>
-              <w:top w:w="50" w:type="dxa"/>
-              <w:left w:w="90" w:type="dxa"/>
-              <w:bottom w:w="50" w:type="dxa"/>
-              <w:right w:w="90" w:type="dxa"/>
-            </w:tcMar>
             <w:vAlign w:val="center"/>
           </w:tcPr>
           <w:p>
@@ -25430,12 +23684,6 @@
               <w:right w:val="single" w:sz="6" w:space="0" w:color="1F3864"/>
             </w:tcBorders>
             <w:shd w:val="clear" w:color="auto" w:fill="D9E2F3"/>
-            <w:tcMar>
-              <w:top w:w="50" w:type="dxa"/>
-              <w:left w:w="90" w:type="dxa"/>
-              <w:bottom w:w="50" w:type="dxa"/>
-              <w:right w:w="90" w:type="dxa"/>
-            </w:tcMar>
             <w:vAlign w:val="center"/>
           </w:tcPr>
           <w:p>
@@ -25532,12 +23780,6 @@
               <w:right w:val="single" w:sz="6" w:space="0" w:color="1F3864"/>
             </w:tcBorders>
             <w:shd w:val="clear" w:color="auto" w:fill="D9E2F3"/>
-            <w:tcMar>
-              <w:top w:w="50" w:type="dxa"/>
-              <w:left w:w="90" w:type="dxa"/>
-              <w:bottom w:w="50" w:type="dxa"/>
-              <w:right w:w="90" w:type="dxa"/>
-            </w:tcMar>
             <w:vAlign w:val="center"/>
           </w:tcPr>
           <w:p>
@@ -25600,12 +23842,6 @@
               <w:right w:val="single" w:sz="6" w:space="0" w:color="1F3864"/>
             </w:tcBorders>
             <w:shd w:val="clear" w:color="auto" w:fill="D9E2F3"/>
-            <w:tcMar>
-              <w:top w:w="50" w:type="dxa"/>
-              <w:left w:w="90" w:type="dxa"/>
-              <w:bottom w:w="50" w:type="dxa"/>
-              <w:right w:w="90" w:type="dxa"/>
-            </w:tcMar>
             <w:vAlign w:val="center"/>
           </w:tcPr>
           <w:p>
@@ -25658,12 +23894,6 @@
               <w:right w:val="single" w:sz="6" w:space="0" w:color="1F3864"/>
             </w:tcBorders>
             <w:shd w:val="clear" w:color="auto" w:fill="D9E2F3"/>
-            <w:tcMar>
-              <w:top w:w="50" w:type="dxa"/>
-              <w:left w:w="90" w:type="dxa"/>
-              <w:bottom w:w="50" w:type="dxa"/>
-              <w:right w:w="90" w:type="dxa"/>
-            </w:tcMar>
             <w:vAlign w:val="center"/>
           </w:tcPr>
           <w:p>
@@ -25724,12 +23954,6 @@
               <w:right w:val="single" w:sz="6" w:space="0" w:color="1F3864"/>
             </w:tcBorders>
             <w:shd w:val="clear" w:color="auto" w:fill="D9E2F3"/>
-            <w:tcMar>
-              <w:top w:w="50" w:type="dxa"/>
-              <w:left w:w="90" w:type="dxa"/>
-              <w:bottom w:w="50" w:type="dxa"/>
-              <w:right w:w="90" w:type="dxa"/>
-            </w:tcMar>
             <w:vAlign w:val="center"/>
           </w:tcPr>
           <w:p>
@@ -25764,12 +23988,6 @@
               <w:right w:val="single" w:sz="6" w:space="0" w:color="1F3864"/>
             </w:tcBorders>
             <w:shd w:val="clear" w:color="auto" w:fill="D9E2F3"/>
-            <w:tcMar>
-              <w:top w:w="50" w:type="dxa"/>
-              <w:left w:w="90" w:type="dxa"/>
-              <w:bottom w:w="50" w:type="dxa"/>
-              <w:right w:w="90" w:type="dxa"/>
-            </w:tcMar>
             <w:vAlign w:val="center"/>
           </w:tcPr>
           <w:p>
@@ -25875,12 +24093,6 @@
               <w:right w:val="single" w:sz="6" w:space="0" w:color="1F3864"/>
             </w:tcBorders>
             <w:shd w:val="clear" w:color="auto" w:fill="D9E2F3"/>
-            <w:tcMar>
-              <w:top w:w="50" w:type="dxa"/>
-              <w:left w:w="90" w:type="dxa"/>
-              <w:bottom w:w="50" w:type="dxa"/>
-              <w:right w:w="90" w:type="dxa"/>
-            </w:tcMar>
             <w:vAlign w:val="center"/>
           </w:tcPr>
           <w:p>
@@ -25928,12 +24140,6 @@
               <w:right w:val="single" w:sz="6" w:space="0" w:color="1F3864"/>
             </w:tcBorders>
             <w:shd w:val="clear" w:color="auto" w:fill="4472C4"/>
-            <w:tcMar>
-              <w:top w:w="50" w:type="dxa"/>
-              <w:left w:w="90" w:type="dxa"/>
-              <w:bottom w:w="50" w:type="dxa"/>
-              <w:right w:w="90" w:type="dxa"/>
-            </w:tcMar>
             <w:vAlign w:val="center"/>
           </w:tcPr>
           <w:p>
@@ -26000,12 +24206,6 @@
               <w:right w:val="single" w:sz="6" w:space="0" w:color="1F3864"/>
             </w:tcBorders>
             <w:shd w:val="clear" w:color="auto" w:fill="4472C4"/>
-            <w:tcMar>
-              <w:top w:w="50" w:type="dxa"/>
-              <w:left w:w="90" w:type="dxa"/>
-              <w:bottom w:w="50" w:type="dxa"/>
-              <w:right w:w="90" w:type="dxa"/>
-            </w:tcMar>
             <w:vAlign w:val="center"/>
           </w:tcPr>
           <w:p>
@@ -26047,12 +24247,6 @@
               <w:right w:val="single" w:sz="6" w:space="0" w:color="1F3864"/>
             </w:tcBorders>
             <w:shd w:val="clear" w:color="auto" w:fill="4472C4"/>
-            <w:tcMar>
-              <w:top w:w="50" w:type="dxa"/>
-              <w:left w:w="90" w:type="dxa"/>
-              <w:bottom w:w="50" w:type="dxa"/>
-              <w:right w:w="90" w:type="dxa"/>
-            </w:tcMar>
             <w:vAlign w:val="center"/>
           </w:tcPr>
           <w:p>
@@ -26107,12 +24301,6 @@
               <w:right w:val="single" w:sz="6" w:space="0" w:color="1F3864"/>
             </w:tcBorders>
             <w:shd w:val="clear" w:color="auto" w:fill="4472C4"/>
-            <w:tcMar>
-              <w:top w:w="50" w:type="dxa"/>
-              <w:left w:w="90" w:type="dxa"/>
-              <w:bottom w:w="50" w:type="dxa"/>
-              <w:right w:w="90" w:type="dxa"/>
-            </w:tcMar>
             <w:vAlign w:val="center"/>
           </w:tcPr>
           <w:p>
@@ -26167,12 +24355,6 @@
               <w:right w:val="single" w:sz="6" w:space="0" w:color="1F3864"/>
             </w:tcBorders>
             <w:shd w:val="clear" w:color="auto" w:fill="4472C4"/>
-            <w:tcMar>
-              <w:top w:w="50" w:type="dxa"/>
-              <w:left w:w="90" w:type="dxa"/>
-              <w:bottom w:w="50" w:type="dxa"/>
-              <w:right w:w="90" w:type="dxa"/>
-            </w:tcMar>
             <w:vAlign w:val="center"/>
           </w:tcPr>
           <w:p>
@@ -26254,12 +24436,6 @@
               <w:right w:val="single" w:sz="6" w:space="0" w:color="1F3864"/>
             </w:tcBorders>
             <w:shd w:val="clear" w:color="auto" w:fill="D9E2F3"/>
-            <w:tcMar>
-              <w:top w:w="50" w:type="dxa"/>
-              <w:left w:w="90" w:type="dxa"/>
-              <w:bottom w:w="50" w:type="dxa"/>
-              <w:right w:w="90" w:type="dxa"/>
-            </w:tcMar>
             <w:vAlign w:val="center"/>
           </w:tcPr>
           <w:p>
@@ -26294,12 +24470,6 @@
               <w:right w:val="single" w:sz="6" w:space="0" w:color="1F3864"/>
             </w:tcBorders>
             <w:shd w:val="clear" w:color="auto" w:fill="D9E2F3"/>
-            <w:tcMar>
-              <w:top w:w="50" w:type="dxa"/>
-              <w:left w:w="90" w:type="dxa"/>
-              <w:bottom w:w="50" w:type="dxa"/>
-              <w:right w:w="90" w:type="dxa"/>
-            </w:tcMar>
             <w:vAlign w:val="center"/>
           </w:tcPr>
           <w:p>
@@ -26378,12 +24548,6 @@
               <w:right w:val="single" w:sz="6" w:space="0" w:color="1F3864"/>
             </w:tcBorders>
             <w:shd w:val="clear" w:color="auto" w:fill="D9E2F3"/>
-            <w:tcMar>
-              <w:top w:w="50" w:type="dxa"/>
-              <w:left w:w="90" w:type="dxa"/>
-              <w:bottom w:w="50" w:type="dxa"/>
-              <w:right w:w="90" w:type="dxa"/>
-            </w:tcMar>
             <w:vAlign w:val="center"/>
           </w:tcPr>
           <w:p>
@@ -26418,12 +24582,6 @@
               <w:right w:val="single" w:sz="6" w:space="0" w:color="1F3864"/>
             </w:tcBorders>
             <w:shd w:val="clear" w:color="auto" w:fill="D9E2F3"/>
-            <w:tcMar>
-              <w:top w:w="50" w:type="dxa"/>
-              <w:left w:w="90" w:type="dxa"/>
-              <w:bottom w:w="50" w:type="dxa"/>
-              <w:right w:w="90" w:type="dxa"/>
-            </w:tcMar>
             <w:vAlign w:val="center"/>
           </w:tcPr>
           <w:p>
@@ -26486,12 +24644,6 @@
               <w:right w:val="single" w:sz="6" w:space="0" w:color="1F3864"/>
             </w:tcBorders>
             <w:shd w:val="clear" w:color="auto" w:fill="D9E2F3"/>
-            <w:tcMar>
-              <w:top w:w="50" w:type="dxa"/>
-              <w:left w:w="90" w:type="dxa"/>
-              <w:bottom w:w="50" w:type="dxa"/>
-              <w:right w:w="90" w:type="dxa"/>
-            </w:tcMar>
             <w:vAlign w:val="center"/>
           </w:tcPr>
           <w:p>
@@ -26526,12 +24678,6 @@
               <w:right w:val="single" w:sz="6" w:space="0" w:color="1F3864"/>
             </w:tcBorders>
             <w:shd w:val="clear" w:color="auto" w:fill="D9E2F3"/>
-            <w:tcMar>
-              <w:top w:w="50" w:type="dxa"/>
-              <w:left w:w="90" w:type="dxa"/>
-              <w:bottom w:w="50" w:type="dxa"/>
-              <w:right w:w="90" w:type="dxa"/>
-            </w:tcMar>
             <w:vAlign w:val="center"/>
           </w:tcPr>
           <w:p>
@@ -26618,12 +24764,6 @@
               <w:right w:val="single" w:sz="6" w:space="0" w:color="1F3864"/>
             </w:tcBorders>
             <w:shd w:val="clear" w:color="auto" w:fill="D9E2F3"/>
-            <w:tcMar>
-              <w:top w:w="50" w:type="dxa"/>
-              <w:left w:w="90" w:type="dxa"/>
-              <w:bottom w:w="50" w:type="dxa"/>
-              <w:right w:w="90" w:type="dxa"/>
-            </w:tcMar>
             <w:vAlign w:val="center"/>
           </w:tcPr>
           <w:p>
@@ -26658,12 +24798,6 @@
               <w:right w:val="single" w:sz="6" w:space="0" w:color="1F3864"/>
             </w:tcBorders>
             <w:shd w:val="clear" w:color="auto" w:fill="D9E2F3"/>
-            <w:tcMar>
-              <w:top w:w="50" w:type="dxa"/>
-              <w:left w:w="90" w:type="dxa"/>
-              <w:bottom w:w="50" w:type="dxa"/>
-              <w:right w:w="90" w:type="dxa"/>
-            </w:tcMar>
             <w:vAlign w:val="center"/>
           </w:tcPr>
           <w:p>
@@ -26726,12 +24860,6 @@
               <w:right w:val="single" w:sz="6" w:space="0" w:color="1F3864"/>
             </w:tcBorders>
             <w:shd w:val="clear" w:color="auto" w:fill="D9E2F3"/>
-            <w:tcMar>
-              <w:top w:w="50" w:type="dxa"/>
-              <w:left w:w="90" w:type="dxa"/>
-              <w:bottom w:w="50" w:type="dxa"/>
-              <w:right w:w="90" w:type="dxa"/>
-            </w:tcMar>
             <w:vAlign w:val="center"/>
           </w:tcPr>
           <w:p>
@@ -26764,12 +24892,6 @@
               <w:right w:val="single" w:sz="6" w:space="0" w:color="1F3864"/>
             </w:tcBorders>
             <w:shd w:val="clear" w:color="auto" w:fill="D9E2F3"/>
-            <w:tcMar>
-              <w:top w:w="50" w:type="dxa"/>
-              <w:left w:w="90" w:type="dxa"/>
-              <w:bottom w:w="50" w:type="dxa"/>
-              <w:right w:w="90" w:type="dxa"/>
-            </w:tcMar>
             <w:vAlign w:val="center"/>
           </w:tcPr>
           <w:p>
@@ -26856,12 +24978,6 @@
               <w:right w:val="single" w:sz="6" w:space="0" w:color="1F3864"/>
             </w:tcBorders>
             <w:shd w:val="clear" w:color="auto" w:fill="D9E2F3"/>
-            <w:tcMar>
-              <w:top w:w="50" w:type="dxa"/>
-              <w:left w:w="90" w:type="dxa"/>
-              <w:bottom w:w="50" w:type="dxa"/>
-              <w:right w:w="90" w:type="dxa"/>
-            </w:tcMar>
             <w:vAlign w:val="center"/>
           </w:tcPr>
           <w:p>
@@ -26958,12 +25074,6 @@
               <w:right w:val="single" w:sz="6" w:space="0" w:color="1F3864"/>
             </w:tcBorders>
             <w:shd w:val="clear" w:color="auto" w:fill="D9E2F3"/>
-            <w:tcMar>
-              <w:top w:w="50" w:type="dxa"/>
-              <w:left w:w="90" w:type="dxa"/>
-              <w:bottom w:w="50" w:type="dxa"/>
-              <w:right w:w="90" w:type="dxa"/>
-            </w:tcMar>
             <w:vAlign w:val="center"/>
           </w:tcPr>
           <w:p>
@@ -27026,12 +25136,6 @@
               <w:right w:val="single" w:sz="6" w:space="0" w:color="1F3864"/>
             </w:tcBorders>
             <w:shd w:val="clear" w:color="auto" w:fill="D9E2F3"/>
-            <w:tcMar>
-              <w:top w:w="50" w:type="dxa"/>
-              <w:left w:w="90" w:type="dxa"/>
-              <w:bottom w:w="50" w:type="dxa"/>
-              <w:right w:w="90" w:type="dxa"/>
-            </w:tcMar>
             <w:vAlign w:val="center"/>
           </w:tcPr>
           <w:p>
@@ -27079,12 +25183,6 @@
               <w:right w:val="single" w:sz="6" w:space="0" w:color="1F3864"/>
             </w:tcBorders>
             <w:shd w:val="clear" w:color="auto" w:fill="4472C4"/>
-            <w:tcMar>
-              <w:top w:w="50" w:type="dxa"/>
-              <w:left w:w="90" w:type="dxa"/>
-              <w:bottom w:w="50" w:type="dxa"/>
-              <w:right w:w="90" w:type="dxa"/>
-            </w:tcMar>
             <w:vAlign w:val="center"/>
           </w:tcPr>
           <w:p>
@@ -27151,12 +25249,6 @@
               <w:right w:val="single" w:sz="6" w:space="0" w:color="1F3864"/>
             </w:tcBorders>
             <w:shd w:val="clear" w:color="auto" w:fill="4472C4"/>
-            <w:tcMar>
-              <w:top w:w="50" w:type="dxa"/>
-              <w:left w:w="90" w:type="dxa"/>
-              <w:bottom w:w="50" w:type="dxa"/>
-              <w:right w:w="90" w:type="dxa"/>
-            </w:tcMar>
             <w:vAlign w:val="center"/>
           </w:tcPr>
           <w:p>
@@ -27198,12 +25290,6 @@
               <w:right w:val="single" w:sz="6" w:space="0" w:color="1F3864"/>
             </w:tcBorders>
             <w:shd w:val="clear" w:color="auto" w:fill="4472C4"/>
-            <w:tcMar>
-              <w:top w:w="50" w:type="dxa"/>
-              <w:left w:w="90" w:type="dxa"/>
-              <w:bottom w:w="50" w:type="dxa"/>
-              <w:right w:w="90" w:type="dxa"/>
-            </w:tcMar>
             <w:vAlign w:val="center"/>
           </w:tcPr>
           <w:p>
@@ -27258,12 +25344,6 @@
               <w:right w:val="single" w:sz="6" w:space="0" w:color="1F3864"/>
             </w:tcBorders>
             <w:shd w:val="clear" w:color="auto" w:fill="4472C4"/>
-            <w:tcMar>
-              <w:top w:w="50" w:type="dxa"/>
-              <w:left w:w="90" w:type="dxa"/>
-              <w:bottom w:w="50" w:type="dxa"/>
-              <w:right w:w="90" w:type="dxa"/>
-            </w:tcMar>
             <w:vAlign w:val="center"/>
           </w:tcPr>
           <w:p>
@@ -27318,12 +25398,6 @@
               <w:right w:val="single" w:sz="6" w:space="0" w:color="1F3864"/>
             </w:tcBorders>
             <w:shd w:val="clear" w:color="auto" w:fill="4472C4"/>
-            <w:tcMar>
-              <w:top w:w="50" w:type="dxa"/>
-              <w:left w:w="90" w:type="dxa"/>
-              <w:bottom w:w="50" w:type="dxa"/>
-              <w:right w:w="90" w:type="dxa"/>
-            </w:tcMar>
             <w:vAlign w:val="center"/>
           </w:tcPr>
           <w:p>
@@ -27405,12 +25479,6 @@
               <w:right w:val="single" w:sz="6" w:space="0" w:color="1F3864"/>
             </w:tcBorders>
             <w:shd w:val="clear" w:color="auto" w:fill="D9E2F3"/>
-            <w:tcMar>
-              <w:top w:w="50" w:type="dxa"/>
-              <w:left w:w="90" w:type="dxa"/>
-              <w:bottom w:w="50" w:type="dxa"/>
-              <w:right w:w="90" w:type="dxa"/>
-            </w:tcMar>
             <w:vAlign w:val="center"/>
           </w:tcPr>
           <w:p>
@@ -27445,12 +25513,6 @@
               <w:right w:val="single" w:sz="6" w:space="0" w:color="1F3864"/>
             </w:tcBorders>
             <w:shd w:val="clear" w:color="auto" w:fill="D9E2F3"/>
-            <w:tcMar>
-              <w:top w:w="50" w:type="dxa"/>
-              <w:left w:w="90" w:type="dxa"/>
-              <w:bottom w:w="50" w:type="dxa"/>
-              <w:right w:w="90" w:type="dxa"/>
-            </w:tcMar>
             <w:vAlign w:val="center"/>
           </w:tcPr>
           <w:p>
@@ -27511,12 +25573,6 @@
               <w:right w:val="single" w:sz="6" w:space="0" w:color="1F3864"/>
             </w:tcBorders>
             <w:shd w:val="clear" w:color="auto" w:fill="D9E2F3"/>
-            <w:tcMar>
-              <w:top w:w="50" w:type="dxa"/>
-              <w:left w:w="90" w:type="dxa"/>
-              <w:bottom w:w="50" w:type="dxa"/>
-              <w:right w:w="90" w:type="dxa"/>
-            </w:tcMar>
             <w:vAlign w:val="center"/>
           </w:tcPr>
           <w:p>
@@ -27551,12 +25607,6 @@
               <w:right w:val="single" w:sz="6" w:space="0" w:color="1F3864"/>
             </w:tcBorders>
             <w:shd w:val="clear" w:color="auto" w:fill="D9E2F3"/>
-            <w:tcMar>
-              <w:top w:w="50" w:type="dxa"/>
-              <w:left w:w="90" w:type="dxa"/>
-              <w:bottom w:w="50" w:type="dxa"/>
-              <w:right w:w="90" w:type="dxa"/>
-            </w:tcMar>
             <w:vAlign w:val="center"/>
           </w:tcPr>
           <w:p>
@@ -27619,12 +25669,6 @@
               <w:right w:val="single" w:sz="6" w:space="0" w:color="1F3864"/>
             </w:tcBorders>
             <w:shd w:val="clear" w:color="auto" w:fill="D9E2F3"/>
-            <w:tcMar>
-              <w:top w:w="50" w:type="dxa"/>
-              <w:left w:w="90" w:type="dxa"/>
-              <w:bottom w:w="50" w:type="dxa"/>
-              <w:right w:w="90" w:type="dxa"/>
-            </w:tcMar>
             <w:vAlign w:val="center"/>
           </w:tcPr>
           <w:p>
@@ -27659,12 +25703,6 @@
               <w:right w:val="single" w:sz="6" w:space="0" w:color="1F3864"/>
             </w:tcBorders>
             <w:shd w:val="clear" w:color="auto" w:fill="D9E2F3"/>
-            <w:tcMar>
-              <w:top w:w="50" w:type="dxa"/>
-              <w:left w:w="90" w:type="dxa"/>
-              <w:bottom w:w="50" w:type="dxa"/>
-              <w:right w:w="90" w:type="dxa"/>
-            </w:tcMar>
             <w:vAlign w:val="center"/>
           </w:tcPr>
           <w:p>
@@ -27733,12 +25771,6 @@
               <w:right w:val="single" w:sz="6" w:space="0" w:color="1F3864"/>
             </w:tcBorders>
             <w:shd w:val="clear" w:color="auto" w:fill="D9E2F3"/>
-            <w:tcMar>
-              <w:top w:w="50" w:type="dxa"/>
-              <w:left w:w="90" w:type="dxa"/>
-              <w:bottom w:w="50" w:type="dxa"/>
-              <w:right w:w="90" w:type="dxa"/>
-            </w:tcMar>
             <w:vAlign w:val="center"/>
           </w:tcPr>
           <w:p>
@@ -27773,12 +25805,6 @@
               <w:right w:val="single" w:sz="6" w:space="0" w:color="1F3864"/>
             </w:tcBorders>
             <w:shd w:val="clear" w:color="auto" w:fill="D9E2F3"/>
-            <w:tcMar>
-              <w:top w:w="50" w:type="dxa"/>
-              <w:left w:w="90" w:type="dxa"/>
-              <w:bottom w:w="50" w:type="dxa"/>
-              <w:right w:w="90" w:type="dxa"/>
-            </w:tcMar>
             <w:vAlign w:val="center"/>
           </w:tcPr>
           <w:p>
@@ -27841,12 +25867,6 @@
               <w:right w:val="single" w:sz="6" w:space="0" w:color="1F3864"/>
             </w:tcBorders>
             <w:shd w:val="clear" w:color="auto" w:fill="D9E2F3"/>
-            <w:tcMar>
-              <w:top w:w="50" w:type="dxa"/>
-              <w:left w:w="90" w:type="dxa"/>
-              <w:bottom w:w="50" w:type="dxa"/>
-              <w:right w:w="90" w:type="dxa"/>
-            </w:tcMar>
             <w:vAlign w:val="center"/>
           </w:tcPr>
           <w:p>
@@ -27881,12 +25901,6 @@
               <w:right w:val="single" w:sz="6" w:space="0" w:color="1F3864"/>
             </w:tcBorders>
             <w:shd w:val="clear" w:color="auto" w:fill="D9E2F3"/>
-            <w:tcMar>
-              <w:top w:w="50" w:type="dxa"/>
-              <w:left w:w="90" w:type="dxa"/>
-              <w:bottom w:w="50" w:type="dxa"/>
-              <w:right w:w="90" w:type="dxa"/>
-            </w:tcMar>
             <w:vAlign w:val="center"/>
           </w:tcPr>
           <w:p>
@@ -27973,12 +25987,6 @@
               <w:right w:val="single" w:sz="6" w:space="0" w:color="1F3864"/>
             </w:tcBorders>
             <w:shd w:val="clear" w:color="auto" w:fill="D9E2F3"/>
-            <w:tcMar>
-              <w:top w:w="50" w:type="dxa"/>
-              <w:left w:w="90" w:type="dxa"/>
-              <w:bottom w:w="50" w:type="dxa"/>
-              <w:right w:w="90" w:type="dxa"/>
-            </w:tcMar>
             <w:vAlign w:val="center"/>
           </w:tcPr>
           <w:p>
@@ -28013,12 +26021,6 @@
               <w:right w:val="single" w:sz="6" w:space="0" w:color="1F3864"/>
             </w:tcBorders>
             <w:shd w:val="clear" w:color="auto" w:fill="D9E2F3"/>
-            <w:tcMar>
-              <w:top w:w="50" w:type="dxa"/>
-              <w:left w:w="90" w:type="dxa"/>
-              <w:bottom w:w="50" w:type="dxa"/>
-              <w:right w:w="90" w:type="dxa"/>
-            </w:tcMar>
             <w:vAlign w:val="center"/>
           </w:tcPr>
           <w:p>
@@ -28081,12 +26083,6 @@
               <w:right w:val="single" w:sz="6" w:space="0" w:color="1F3864"/>
             </w:tcBorders>
             <w:shd w:val="clear" w:color="auto" w:fill="D9E2F3"/>
-            <w:tcMar>
-              <w:top w:w="50" w:type="dxa"/>
-              <w:left w:w="90" w:type="dxa"/>
-              <w:bottom w:w="50" w:type="dxa"/>
-              <w:right w:w="90" w:type="dxa"/>
-            </w:tcMar>
             <w:vAlign w:val="center"/>
           </w:tcPr>
           <w:p>
@@ -28134,12 +26130,6 @@
               <w:right w:val="single" w:sz="6" w:space="0" w:color="1F3864"/>
             </w:tcBorders>
             <w:shd w:val="clear" w:color="auto" w:fill="4472C4"/>
-            <w:tcMar>
-              <w:top w:w="50" w:type="dxa"/>
-              <w:left w:w="90" w:type="dxa"/>
-              <w:bottom w:w="50" w:type="dxa"/>
-              <w:right w:w="90" w:type="dxa"/>
-            </w:tcMar>
             <w:vAlign w:val="center"/>
           </w:tcPr>
           <w:p>
@@ -28206,12 +26196,6 @@
               <w:right w:val="single" w:sz="6" w:space="0" w:color="1F3864"/>
             </w:tcBorders>
             <w:shd w:val="clear" w:color="auto" w:fill="4472C4"/>
-            <w:tcMar>
-              <w:top w:w="50" w:type="dxa"/>
-              <w:left w:w="90" w:type="dxa"/>
-              <w:bottom w:w="50" w:type="dxa"/>
-              <w:right w:w="90" w:type="dxa"/>
-            </w:tcMar>
             <w:vAlign w:val="center"/>
           </w:tcPr>
           <w:p>
@@ -28253,12 +26237,6 @@
               <w:right w:val="single" w:sz="6" w:space="0" w:color="1F3864"/>
             </w:tcBorders>
             <w:shd w:val="clear" w:color="auto" w:fill="4472C4"/>
-            <w:tcMar>
-              <w:top w:w="50" w:type="dxa"/>
-              <w:left w:w="90" w:type="dxa"/>
-              <w:bottom w:w="50" w:type="dxa"/>
-              <w:right w:w="90" w:type="dxa"/>
-            </w:tcMar>
             <w:vAlign w:val="center"/>
           </w:tcPr>
           <w:p>
@@ -28313,12 +26291,6 @@
               <w:right w:val="single" w:sz="6" w:space="0" w:color="1F3864"/>
             </w:tcBorders>
             <w:shd w:val="clear" w:color="auto" w:fill="4472C4"/>
-            <w:tcMar>
-              <w:top w:w="50" w:type="dxa"/>
-              <w:left w:w="90" w:type="dxa"/>
-              <w:bottom w:w="50" w:type="dxa"/>
-              <w:right w:w="90" w:type="dxa"/>
-            </w:tcMar>
             <w:vAlign w:val="center"/>
           </w:tcPr>
           <w:p>
@@ -28373,12 +26345,6 @@
               <w:right w:val="single" w:sz="6" w:space="0" w:color="1F3864"/>
             </w:tcBorders>
             <w:shd w:val="clear" w:color="auto" w:fill="4472C4"/>
-            <w:tcMar>
-              <w:top w:w="50" w:type="dxa"/>
-              <w:left w:w="90" w:type="dxa"/>
-              <w:bottom w:w="50" w:type="dxa"/>
-              <w:right w:w="90" w:type="dxa"/>
-            </w:tcMar>
             <w:vAlign w:val="center"/>
           </w:tcPr>
           <w:p>
@@ -28460,12 +26426,6 @@
               <w:right w:val="single" w:sz="6" w:space="0" w:color="1F3864"/>
             </w:tcBorders>
             <w:shd w:val="clear" w:color="auto" w:fill="D9E2F3"/>
-            <w:tcMar>
-              <w:top w:w="50" w:type="dxa"/>
-              <w:left w:w="90" w:type="dxa"/>
-              <w:bottom w:w="50" w:type="dxa"/>
-              <w:right w:w="90" w:type="dxa"/>
-            </w:tcMar>
             <w:vAlign w:val="center"/>
           </w:tcPr>
           <w:p>
@@ -28500,12 +26460,6 @@
               <w:right w:val="single" w:sz="6" w:space="0" w:color="1F3864"/>
             </w:tcBorders>
             <w:shd w:val="clear" w:color="auto" w:fill="D9E2F3"/>
-            <w:tcMar>
-              <w:top w:w="50" w:type="dxa"/>
-              <w:left w:w="90" w:type="dxa"/>
-              <w:bottom w:w="50" w:type="dxa"/>
-              <w:right w:w="90" w:type="dxa"/>
-            </w:tcMar>
             <w:vAlign w:val="center"/>
           </w:tcPr>
           <w:p>
@@ -28566,12 +26520,6 @@
               <w:right w:val="single" w:sz="6" w:space="0" w:color="1F3864"/>
             </w:tcBorders>
             <w:shd w:val="clear" w:color="auto" w:fill="D9E2F3"/>
-            <w:tcMar>
-              <w:top w:w="50" w:type="dxa"/>
-              <w:left w:w="90" w:type="dxa"/>
-              <w:bottom w:w="50" w:type="dxa"/>
-              <w:right w:w="90" w:type="dxa"/>
-            </w:tcMar>
             <w:vAlign w:val="center"/>
           </w:tcPr>
           <w:p>
@@ -28606,12 +26554,6 @@
               <w:right w:val="single" w:sz="6" w:space="0" w:color="1F3864"/>
             </w:tcBorders>
             <w:shd w:val="clear" w:color="auto" w:fill="D9E2F3"/>
-            <w:tcMar>
-              <w:top w:w="50" w:type="dxa"/>
-              <w:left w:w="90" w:type="dxa"/>
-              <w:bottom w:w="50" w:type="dxa"/>
-              <w:right w:w="90" w:type="dxa"/>
-            </w:tcMar>
             <w:vAlign w:val="center"/>
           </w:tcPr>
           <w:p>
@@ -28674,12 +26616,6 @@
               <w:right w:val="single" w:sz="6" w:space="0" w:color="1F3864"/>
             </w:tcBorders>
             <w:shd w:val="clear" w:color="auto" w:fill="D9E2F3"/>
-            <w:tcMar>
-              <w:top w:w="50" w:type="dxa"/>
-              <w:left w:w="90" w:type="dxa"/>
-              <w:bottom w:w="50" w:type="dxa"/>
-              <w:right w:w="90" w:type="dxa"/>
-            </w:tcMar>
             <w:vAlign w:val="center"/>
           </w:tcPr>
           <w:p>
@@ -28714,12 +26650,6 @@
               <w:right w:val="single" w:sz="6" w:space="0" w:color="1F3864"/>
             </w:tcBorders>
             <w:shd w:val="clear" w:color="auto" w:fill="D9E2F3"/>
-            <w:tcMar>
-              <w:top w:w="50" w:type="dxa"/>
-              <w:left w:w="90" w:type="dxa"/>
-              <w:bottom w:w="50" w:type="dxa"/>
-              <w:right w:w="90" w:type="dxa"/>
-            </w:tcMar>
             <w:vAlign w:val="center"/>
           </w:tcPr>
           <w:p>
@@ -28788,12 +26718,6 @@
               <w:right w:val="single" w:sz="6" w:space="0" w:color="1F3864"/>
             </w:tcBorders>
             <w:shd w:val="clear" w:color="auto" w:fill="D9E2F3"/>
-            <w:tcMar>
-              <w:top w:w="50" w:type="dxa"/>
-              <w:left w:w="90" w:type="dxa"/>
-              <w:bottom w:w="50" w:type="dxa"/>
-              <w:right w:w="90" w:type="dxa"/>
-            </w:tcMar>
             <w:vAlign w:val="center"/>
           </w:tcPr>
           <w:p>
@@ -28828,12 +26752,6 @@
               <w:right w:val="single" w:sz="6" w:space="0" w:color="1F3864"/>
             </w:tcBorders>
             <w:shd w:val="clear" w:color="auto" w:fill="D9E2F3"/>
-            <w:tcMar>
-              <w:top w:w="50" w:type="dxa"/>
-              <w:left w:w="90" w:type="dxa"/>
-              <w:bottom w:w="50" w:type="dxa"/>
-              <w:right w:w="90" w:type="dxa"/>
-            </w:tcMar>
             <w:vAlign w:val="center"/>
           </w:tcPr>
           <w:p>
@@ -28896,12 +26814,6 @@
               <w:right w:val="single" w:sz="6" w:space="0" w:color="1F3864"/>
             </w:tcBorders>
             <w:shd w:val="clear" w:color="auto" w:fill="D9E2F3"/>
-            <w:tcMar>
-              <w:top w:w="50" w:type="dxa"/>
-              <w:left w:w="90" w:type="dxa"/>
-              <w:bottom w:w="50" w:type="dxa"/>
-              <w:right w:w="90" w:type="dxa"/>
-            </w:tcMar>
             <w:vAlign w:val="center"/>
           </w:tcPr>
           <w:p>
@@ -28934,12 +26846,6 @@
               <w:right w:val="single" w:sz="6" w:space="0" w:color="1F3864"/>
             </w:tcBorders>
             <w:shd w:val="clear" w:color="auto" w:fill="D9E2F3"/>
-            <w:tcMar>
-              <w:top w:w="50" w:type="dxa"/>
-              <w:left w:w="90" w:type="dxa"/>
-              <w:bottom w:w="50" w:type="dxa"/>
-              <w:right w:w="90" w:type="dxa"/>
-            </w:tcMar>
             <w:vAlign w:val="center"/>
           </w:tcPr>
           <w:p>
@@ -28990,12 +26896,6 @@
               <w:right w:val="single" w:sz="6" w:space="0" w:color="1F3864"/>
             </w:tcBorders>
             <w:shd w:val="clear" w:color="auto" w:fill="D9E2F3"/>
-            <w:tcMar>
-              <w:top w:w="50" w:type="dxa"/>
-              <w:left w:w="90" w:type="dxa"/>
-              <w:bottom w:w="50" w:type="dxa"/>
-              <w:right w:w="90" w:type="dxa"/>
-            </w:tcMar>
             <w:vAlign w:val="center"/>
           </w:tcPr>
           <w:p>
@@ -29030,12 +26930,6 @@
               <w:right w:val="single" w:sz="6" w:space="0" w:color="1F3864"/>
             </w:tcBorders>
             <w:shd w:val="clear" w:color="auto" w:fill="D9E2F3"/>
-            <w:tcMar>
-              <w:top w:w="50" w:type="dxa"/>
-              <w:left w:w="90" w:type="dxa"/>
-              <w:bottom w:w="50" w:type="dxa"/>
-              <w:right w:w="90" w:type="dxa"/>
-            </w:tcMar>
             <w:vAlign w:val="center"/>
           </w:tcPr>
           <w:p>
@@ -29098,12 +26992,6 @@
               <w:right w:val="single" w:sz="6" w:space="0" w:color="1F3864"/>
             </w:tcBorders>
             <w:shd w:val="clear" w:color="auto" w:fill="D9E2F3"/>
-            <w:tcMar>
-              <w:top w:w="50" w:type="dxa"/>
-              <w:left w:w="90" w:type="dxa"/>
-              <w:bottom w:w="50" w:type="dxa"/>
-              <w:right w:w="90" w:type="dxa"/>
-            </w:tcMar>
             <w:vAlign w:val="center"/>
           </w:tcPr>
           <w:p>
@@ -29151,12 +27039,6 @@
               <w:right w:val="single" w:sz="6" w:space="0" w:color="1F3864"/>
             </w:tcBorders>
             <w:shd w:val="clear" w:color="auto" w:fill="4472C4"/>
-            <w:tcMar>
-              <w:top w:w="50" w:type="dxa"/>
-              <w:left w:w="90" w:type="dxa"/>
-              <w:bottom w:w="50" w:type="dxa"/>
-              <w:right w:w="90" w:type="dxa"/>
-            </w:tcMar>
             <w:vAlign w:val="center"/>
           </w:tcPr>
           <w:p>
@@ -29223,12 +27105,6 @@
               <w:right w:val="single" w:sz="6" w:space="0" w:color="1F3864"/>
             </w:tcBorders>
             <w:shd w:val="clear" w:color="auto" w:fill="4472C4"/>
-            <w:tcMar>
-              <w:top w:w="50" w:type="dxa"/>
-              <w:left w:w="90" w:type="dxa"/>
-              <w:bottom w:w="50" w:type="dxa"/>
-              <w:right w:w="90" w:type="dxa"/>
-            </w:tcMar>
             <w:vAlign w:val="center"/>
           </w:tcPr>
           <w:p>
@@ -29270,12 +27146,6 @@
               <w:right w:val="single" w:sz="6" w:space="0" w:color="1F3864"/>
             </w:tcBorders>
             <w:shd w:val="clear" w:color="auto" w:fill="4472C4"/>
-            <w:tcMar>
-              <w:top w:w="50" w:type="dxa"/>
-              <w:left w:w="90" w:type="dxa"/>
-              <w:bottom w:w="50" w:type="dxa"/>
-              <w:right w:w="90" w:type="dxa"/>
-            </w:tcMar>
             <w:vAlign w:val="center"/>
           </w:tcPr>
           <w:p>
@@ -29330,12 +27200,6 @@
               <w:right w:val="single" w:sz="6" w:space="0" w:color="1F3864"/>
             </w:tcBorders>
             <w:shd w:val="clear" w:color="auto" w:fill="4472C4"/>
-            <w:tcMar>
-              <w:top w:w="50" w:type="dxa"/>
-              <w:left w:w="90" w:type="dxa"/>
-              <w:bottom w:w="50" w:type="dxa"/>
-              <w:right w:w="90" w:type="dxa"/>
-            </w:tcMar>
             <w:vAlign w:val="center"/>
           </w:tcPr>
           <w:p>
@@ -29390,12 +27254,6 @@
               <w:right w:val="single" w:sz="6" w:space="0" w:color="1F3864"/>
             </w:tcBorders>
             <w:shd w:val="clear" w:color="auto" w:fill="4472C4"/>
-            <w:tcMar>
-              <w:top w:w="50" w:type="dxa"/>
-              <w:left w:w="90" w:type="dxa"/>
-              <w:bottom w:w="50" w:type="dxa"/>
-              <w:right w:w="90" w:type="dxa"/>
-            </w:tcMar>
             <w:vAlign w:val="center"/>
           </w:tcPr>
           <w:p>
@@ -29477,12 +27335,6 @@
               <w:right w:val="single" w:sz="6" w:space="0" w:color="1F3864"/>
             </w:tcBorders>
             <w:shd w:val="clear" w:color="auto" w:fill="D9E2F3"/>
-            <w:tcMar>
-              <w:top w:w="50" w:type="dxa"/>
-              <w:left w:w="90" w:type="dxa"/>
-              <w:bottom w:w="50" w:type="dxa"/>
-              <w:right w:w="90" w:type="dxa"/>
-            </w:tcMar>
             <w:vAlign w:val="center"/>
           </w:tcPr>
           <w:p>
@@ -29517,12 +27369,6 @@
               <w:right w:val="single" w:sz="6" w:space="0" w:color="1F3864"/>
             </w:tcBorders>
             <w:shd w:val="clear" w:color="auto" w:fill="D9E2F3"/>
-            <w:tcMar>
-              <w:top w:w="50" w:type="dxa"/>
-              <w:left w:w="90" w:type="dxa"/>
-              <w:bottom w:w="50" w:type="dxa"/>
-              <w:right w:w="90" w:type="dxa"/>
-            </w:tcMar>
             <w:vAlign w:val="center"/>
           </w:tcPr>
           <w:p>
@@ -29565,12 +27411,6 @@
               <w:right w:val="single" w:sz="6" w:space="0" w:color="1F3864"/>
             </w:tcBorders>
             <w:shd w:val="clear" w:color="auto" w:fill="D9E2F3"/>
-            <w:tcMar>
-              <w:top w:w="50" w:type="dxa"/>
-              <w:left w:w="90" w:type="dxa"/>
-              <w:bottom w:w="50" w:type="dxa"/>
-              <w:right w:w="90" w:type="dxa"/>
-            </w:tcMar>
             <w:vAlign w:val="center"/>
           </w:tcPr>
           <w:p>
@@ -29605,12 +27445,6 @@
               <w:right w:val="single" w:sz="6" w:space="0" w:color="1F3864"/>
             </w:tcBorders>
             <w:shd w:val="clear" w:color="auto" w:fill="D9E2F3"/>
-            <w:tcMar>
-              <w:top w:w="50" w:type="dxa"/>
-              <w:left w:w="90" w:type="dxa"/>
-              <w:bottom w:w="50" w:type="dxa"/>
-              <w:right w:w="90" w:type="dxa"/>
-            </w:tcMar>
             <w:vAlign w:val="center"/>
           </w:tcPr>
           <w:p>
@@ -29673,12 +27507,6 @@
               <w:right w:val="single" w:sz="6" w:space="0" w:color="1F3864"/>
             </w:tcBorders>
             <w:shd w:val="clear" w:color="auto" w:fill="D9E2F3"/>
-            <w:tcMar>
-              <w:top w:w="50" w:type="dxa"/>
-              <w:left w:w="90" w:type="dxa"/>
-              <w:bottom w:w="50" w:type="dxa"/>
-              <w:right w:w="90" w:type="dxa"/>
-            </w:tcMar>
             <w:vAlign w:val="center"/>
           </w:tcPr>
           <w:p>
@@ -29731,12 +27559,6 @@
               <w:right w:val="single" w:sz="6" w:space="0" w:color="1F3864"/>
             </w:tcBorders>
             <w:shd w:val="clear" w:color="auto" w:fill="D9E2F3"/>
-            <w:tcMar>
-              <w:top w:w="50" w:type="dxa"/>
-              <w:left w:w="90" w:type="dxa"/>
-              <w:bottom w:w="50" w:type="dxa"/>
-              <w:right w:w="90" w:type="dxa"/>
-            </w:tcMar>
             <w:vAlign w:val="center"/>
           </w:tcPr>
           <w:p>
@@ -29805,12 +27627,6 @@
               <w:right w:val="single" w:sz="6" w:space="0" w:color="1F3864"/>
             </w:tcBorders>
             <w:shd w:val="clear" w:color="auto" w:fill="D9E2F3"/>
-            <w:tcMar>
-              <w:top w:w="50" w:type="dxa"/>
-              <w:left w:w="90" w:type="dxa"/>
-              <w:bottom w:w="50" w:type="dxa"/>
-              <w:right w:w="90" w:type="dxa"/>
-            </w:tcMar>
             <w:vAlign w:val="center"/>
           </w:tcPr>
           <w:p>
@@ -29845,12 +27661,6 @@
               <w:right w:val="single" w:sz="6" w:space="0" w:color="1F3864"/>
             </w:tcBorders>
             <w:shd w:val="clear" w:color="auto" w:fill="D9E2F3"/>
-            <w:tcMar>
-              <w:top w:w="50" w:type="dxa"/>
-              <w:left w:w="90" w:type="dxa"/>
-              <w:bottom w:w="50" w:type="dxa"/>
-              <w:right w:w="90" w:type="dxa"/>
-            </w:tcMar>
             <w:vAlign w:val="center"/>
           </w:tcPr>
           <w:p>
@@ -29913,12 +27723,6 @@
               <w:right w:val="single" w:sz="6" w:space="0" w:color="1F3864"/>
             </w:tcBorders>
             <w:shd w:val="clear" w:color="auto" w:fill="D9E2F3"/>
-            <w:tcMar>
-              <w:top w:w="50" w:type="dxa"/>
-              <w:left w:w="90" w:type="dxa"/>
-              <w:bottom w:w="50" w:type="dxa"/>
-              <w:right w:w="90" w:type="dxa"/>
-            </w:tcMar>
             <w:vAlign w:val="center"/>
           </w:tcPr>
           <w:p>
@@ -29989,12 +27793,6 @@
               <w:right w:val="single" w:sz="6" w:space="0" w:color="1F3864"/>
             </w:tcBorders>
             <w:shd w:val="clear" w:color="auto" w:fill="D9E2F3"/>
-            <w:tcMar>
-              <w:top w:w="50" w:type="dxa"/>
-              <w:left w:w="90" w:type="dxa"/>
-              <w:bottom w:w="50" w:type="dxa"/>
-              <w:right w:w="90" w:type="dxa"/>
-            </w:tcMar>
             <w:vAlign w:val="center"/>
           </w:tcPr>
           <w:p>
@@ -30063,12 +27861,6 @@
               <w:right w:val="single" w:sz="6" w:space="0" w:color="1F3864"/>
             </w:tcBorders>
             <w:shd w:val="clear" w:color="auto" w:fill="D9E2F3"/>
-            <w:tcMar>
-              <w:top w:w="50" w:type="dxa"/>
-              <w:left w:w="90" w:type="dxa"/>
-              <w:bottom w:w="50" w:type="dxa"/>
-              <w:right w:w="90" w:type="dxa"/>
-            </w:tcMar>
             <w:vAlign w:val="center"/>
           </w:tcPr>
           <w:p>
@@ -30155,12 +27947,6 @@
               <w:right w:val="single" w:sz="6" w:space="0" w:color="1F3864"/>
             </w:tcBorders>
             <w:shd w:val="clear" w:color="auto" w:fill="D9E2F3"/>
-            <w:tcMar>
-              <w:top w:w="50" w:type="dxa"/>
-              <w:left w:w="90" w:type="dxa"/>
-              <w:bottom w:w="50" w:type="dxa"/>
-              <w:right w:w="90" w:type="dxa"/>
-            </w:tcMar>
             <w:vAlign w:val="center"/>
           </w:tcPr>
           <w:p>
@@ -30223,12 +28009,6 @@
               <w:right w:val="single" w:sz="6" w:space="0" w:color="1F3864"/>
             </w:tcBorders>
             <w:shd w:val="clear" w:color="auto" w:fill="D9E2F3"/>
-            <w:tcMar>
-              <w:top w:w="50" w:type="dxa"/>
-              <w:left w:w="90" w:type="dxa"/>
-              <w:bottom w:w="50" w:type="dxa"/>
-              <w:right w:w="90" w:type="dxa"/>
-            </w:tcMar>
             <w:vAlign w:val="center"/>
           </w:tcPr>
           <w:p>
@@ -30276,12 +28056,6 @@
               <w:right w:val="single" w:sz="6" w:space="0" w:color="1F3864"/>
             </w:tcBorders>
             <w:shd w:val="clear" w:color="auto" w:fill="4472C4"/>
-            <w:tcMar>
-              <w:top w:w="50" w:type="dxa"/>
-              <w:left w:w="90" w:type="dxa"/>
-              <w:bottom w:w="50" w:type="dxa"/>
-              <w:right w:w="90" w:type="dxa"/>
-            </w:tcMar>
             <w:vAlign w:val="center"/>
           </w:tcPr>
           <w:p>
@@ -30348,12 +28122,6 @@
               <w:right w:val="single" w:sz="6" w:space="0" w:color="1F3864"/>
             </w:tcBorders>
             <w:shd w:val="clear" w:color="auto" w:fill="4472C4"/>
-            <w:tcMar>
-              <w:top w:w="50" w:type="dxa"/>
-              <w:left w:w="90" w:type="dxa"/>
-              <w:bottom w:w="50" w:type="dxa"/>
-              <w:right w:w="90" w:type="dxa"/>
-            </w:tcMar>
             <w:vAlign w:val="center"/>
           </w:tcPr>
           <w:p>
@@ -30395,12 +28163,6 @@
               <w:right w:val="single" w:sz="6" w:space="0" w:color="1F3864"/>
             </w:tcBorders>
             <w:shd w:val="clear" w:color="auto" w:fill="4472C4"/>
-            <w:tcMar>
-              <w:top w:w="50" w:type="dxa"/>
-              <w:left w:w="90" w:type="dxa"/>
-              <w:bottom w:w="50" w:type="dxa"/>
-              <w:right w:w="90" w:type="dxa"/>
-            </w:tcMar>
             <w:vAlign w:val="center"/>
           </w:tcPr>
           <w:p>
@@ -30455,12 +28217,6 @@
               <w:right w:val="single" w:sz="6" w:space="0" w:color="1F3864"/>
             </w:tcBorders>
             <w:shd w:val="clear" w:color="auto" w:fill="4472C4"/>
-            <w:tcMar>
-              <w:top w:w="50" w:type="dxa"/>
-              <w:left w:w="90" w:type="dxa"/>
-              <w:bottom w:w="50" w:type="dxa"/>
-              <w:right w:w="90" w:type="dxa"/>
-            </w:tcMar>
             <w:vAlign w:val="center"/>
           </w:tcPr>
           <w:p>
@@ -30515,12 +28271,6 @@
               <w:right w:val="single" w:sz="6" w:space="0" w:color="1F3864"/>
             </w:tcBorders>
             <w:shd w:val="clear" w:color="auto" w:fill="4472C4"/>
-            <w:tcMar>
-              <w:top w:w="50" w:type="dxa"/>
-              <w:left w:w="90" w:type="dxa"/>
-              <w:bottom w:w="50" w:type="dxa"/>
-              <w:right w:w="90" w:type="dxa"/>
-            </w:tcMar>
             <w:vAlign w:val="center"/>
           </w:tcPr>
           <w:p>
@@ -30602,12 +28352,6 @@
               <w:right w:val="single" w:sz="6" w:space="0" w:color="1F3864"/>
             </w:tcBorders>
             <w:shd w:val="clear" w:color="auto" w:fill="D9E2F3"/>
-            <w:tcMar>
-              <w:top w:w="50" w:type="dxa"/>
-              <w:left w:w="90" w:type="dxa"/>
-              <w:bottom w:w="50" w:type="dxa"/>
-              <w:right w:w="90" w:type="dxa"/>
-            </w:tcMar>
             <w:vAlign w:val="center"/>
           </w:tcPr>
           <w:p>
@@ -30660,12 +28404,6 @@
               <w:right w:val="single" w:sz="6" w:space="0" w:color="1F3864"/>
             </w:tcBorders>
             <w:shd w:val="clear" w:color="auto" w:fill="D9E2F3"/>
-            <w:tcMar>
-              <w:top w:w="50" w:type="dxa"/>
-              <w:left w:w="90" w:type="dxa"/>
-              <w:bottom w:w="50" w:type="dxa"/>
-              <w:right w:w="90" w:type="dxa"/>
-            </w:tcMar>
             <w:vAlign w:val="center"/>
           </w:tcPr>
           <w:p>
@@ -30700,12 +28438,6 @@
               <w:right w:val="single" w:sz="6" w:space="0" w:color="1F3864"/>
             </w:tcBorders>
             <w:shd w:val="clear" w:color="auto" w:fill="D9E2F3"/>
-            <w:tcMar>
-              <w:top w:w="50" w:type="dxa"/>
-              <w:left w:w="90" w:type="dxa"/>
-              <w:bottom w:w="50" w:type="dxa"/>
-              <w:right w:w="90" w:type="dxa"/>
-            </w:tcMar>
             <w:vAlign w:val="center"/>
           </w:tcPr>
           <w:p>
@@ -30740,12 +28472,6 @@
               <w:right w:val="single" w:sz="6" w:space="0" w:color="1F3864"/>
             </w:tcBorders>
             <w:shd w:val="clear" w:color="auto" w:fill="D9E2F3"/>
-            <w:tcMar>
-              <w:top w:w="50" w:type="dxa"/>
-              <w:left w:w="90" w:type="dxa"/>
-              <w:bottom w:w="50" w:type="dxa"/>
-              <w:right w:w="90" w:type="dxa"/>
-            </w:tcMar>
             <w:vAlign w:val="center"/>
           </w:tcPr>
           <w:p>
@@ -30808,12 +28534,6 @@
               <w:right w:val="single" w:sz="6" w:space="0" w:color="1F3864"/>
             </w:tcBorders>
             <w:shd w:val="clear" w:color="auto" w:fill="D9E2F3"/>
-            <w:tcMar>
-              <w:top w:w="50" w:type="dxa"/>
-              <w:left w:w="90" w:type="dxa"/>
-              <w:bottom w:w="50" w:type="dxa"/>
-              <w:right w:w="90" w:type="dxa"/>
-            </w:tcMar>
             <w:vAlign w:val="center"/>
           </w:tcPr>
           <w:p>
@@ -30866,12 +28586,6 @@
               <w:right w:val="single" w:sz="6" w:space="0" w:color="1F3864"/>
             </w:tcBorders>
             <w:shd w:val="clear" w:color="auto" w:fill="D9E2F3"/>
-            <w:tcMar>
-              <w:top w:w="50" w:type="dxa"/>
-              <w:left w:w="90" w:type="dxa"/>
-              <w:bottom w:w="50" w:type="dxa"/>
-              <w:right w:w="90" w:type="dxa"/>
-            </w:tcMar>
             <w:vAlign w:val="center"/>
           </w:tcPr>
           <w:p>
@@ -30922,12 +28636,6 @@
               <w:right w:val="single" w:sz="6" w:space="0" w:color="1F3864"/>
             </w:tcBorders>
             <w:shd w:val="clear" w:color="auto" w:fill="D9E2F3"/>
-            <w:tcMar>
-              <w:top w:w="50" w:type="dxa"/>
-              <w:left w:w="90" w:type="dxa"/>
-              <w:bottom w:w="50" w:type="dxa"/>
-              <w:right w:w="90" w:type="dxa"/>
-            </w:tcMar>
             <w:vAlign w:val="center"/>
           </w:tcPr>
           <w:p>
@@ -30962,12 +28670,6 @@
               <w:right w:val="single" w:sz="6" w:space="0" w:color="1F3864"/>
             </w:tcBorders>
             <w:shd w:val="clear" w:color="auto" w:fill="D9E2F3"/>
-            <w:tcMar>
-              <w:top w:w="50" w:type="dxa"/>
-              <w:left w:w="90" w:type="dxa"/>
-              <w:bottom w:w="50" w:type="dxa"/>
-              <w:right w:w="90" w:type="dxa"/>
-            </w:tcMar>
             <w:vAlign w:val="center"/>
           </w:tcPr>
           <w:p>
@@ -31030,12 +28732,6 @@
               <w:right w:val="single" w:sz="6" w:space="0" w:color="1F3864"/>
             </w:tcBorders>
             <w:shd w:val="clear" w:color="auto" w:fill="D9E2F3"/>
-            <w:tcMar>
-              <w:top w:w="50" w:type="dxa"/>
-              <w:left w:w="90" w:type="dxa"/>
-              <w:bottom w:w="50" w:type="dxa"/>
-              <w:right w:w="90" w:type="dxa"/>
-            </w:tcMar>
             <w:vAlign w:val="center"/>
           </w:tcPr>
           <w:p>
@@ -31070,12 +28766,6 @@
               <w:right w:val="single" w:sz="6" w:space="0" w:color="1F3864"/>
             </w:tcBorders>
             <w:shd w:val="clear" w:color="auto" w:fill="D9E2F3"/>
-            <w:tcMar>
-              <w:top w:w="50" w:type="dxa"/>
-              <w:left w:w="90" w:type="dxa"/>
-              <w:bottom w:w="50" w:type="dxa"/>
-              <w:right w:w="90" w:type="dxa"/>
-            </w:tcMar>
             <w:vAlign w:val="center"/>
           </w:tcPr>
           <w:p>
@@ -31110,12 +28800,6 @@
               <w:right w:val="single" w:sz="6" w:space="0" w:color="1F3864"/>
             </w:tcBorders>
             <w:shd w:val="clear" w:color="auto" w:fill="D9E2F3"/>
-            <w:tcMar>
-              <w:top w:w="50" w:type="dxa"/>
-              <w:left w:w="90" w:type="dxa"/>
-              <w:bottom w:w="50" w:type="dxa"/>
-              <w:right w:w="90" w:type="dxa"/>
-            </w:tcMar>
             <w:vAlign w:val="center"/>
           </w:tcPr>
           <w:p>
@@ -31202,12 +28886,6 @@
               <w:right w:val="single" w:sz="6" w:space="0" w:color="1F3864"/>
             </w:tcBorders>
             <w:shd w:val="clear" w:color="auto" w:fill="D9E2F3"/>
-            <w:tcMar>
-              <w:top w:w="50" w:type="dxa"/>
-              <w:left w:w="90" w:type="dxa"/>
-              <w:bottom w:w="50" w:type="dxa"/>
-              <w:right w:w="90" w:type="dxa"/>
-            </w:tcMar>
             <w:vAlign w:val="center"/>
           </w:tcPr>
           <w:p>
@@ -31270,12 +28948,6 @@
               <w:right w:val="single" w:sz="6" w:space="0" w:color="1F3864"/>
             </w:tcBorders>
             <w:shd w:val="clear" w:color="auto" w:fill="D9E2F3"/>
-            <w:tcMar>
-              <w:top w:w="50" w:type="dxa"/>
-              <w:left w:w="90" w:type="dxa"/>
-              <w:bottom w:w="50" w:type="dxa"/>
-              <w:right w:w="90" w:type="dxa"/>
-            </w:tcMar>
             <w:vAlign w:val="center"/>
           </w:tcPr>
           <w:p>
@@ -31323,12 +28995,6 @@
               <w:right w:val="single" w:sz="6" w:space="0" w:color="1F3864"/>
             </w:tcBorders>
             <w:shd w:val="clear" w:color="auto" w:fill="4472C4"/>
-            <w:tcMar>
-              <w:top w:w="50" w:type="dxa"/>
-              <w:left w:w="90" w:type="dxa"/>
-              <w:bottom w:w="50" w:type="dxa"/>
-              <w:right w:w="90" w:type="dxa"/>
-            </w:tcMar>
             <w:vAlign w:val="center"/>
           </w:tcPr>
           <w:p>
@@ -31395,12 +29061,6 @@
               <w:right w:val="single" w:sz="6" w:space="0" w:color="1F3864"/>
             </w:tcBorders>
             <w:shd w:val="clear" w:color="auto" w:fill="4472C4"/>
-            <w:tcMar>
-              <w:top w:w="50" w:type="dxa"/>
-              <w:left w:w="90" w:type="dxa"/>
-              <w:bottom w:w="50" w:type="dxa"/>
-              <w:right w:w="90" w:type="dxa"/>
-            </w:tcMar>
             <w:vAlign w:val="center"/>
           </w:tcPr>
           <w:p>
@@ -31442,12 +29102,6 @@
               <w:right w:val="single" w:sz="6" w:space="0" w:color="1F3864"/>
             </w:tcBorders>
             <w:shd w:val="clear" w:color="auto" w:fill="4472C4"/>
-            <w:tcMar>
-              <w:top w:w="50" w:type="dxa"/>
-              <w:left w:w="90" w:type="dxa"/>
-              <w:bottom w:w="50" w:type="dxa"/>
-              <w:right w:w="90" w:type="dxa"/>
-            </w:tcMar>
             <w:vAlign w:val="center"/>
           </w:tcPr>
           <w:p>
@@ -31502,12 +29156,6 @@
               <w:right w:val="single" w:sz="6" w:space="0" w:color="1F3864"/>
             </w:tcBorders>
             <w:shd w:val="clear" w:color="auto" w:fill="4472C4"/>
-            <w:tcMar>
-              <w:top w:w="50" w:type="dxa"/>
-              <w:left w:w="90" w:type="dxa"/>
-              <w:bottom w:w="50" w:type="dxa"/>
-              <w:right w:w="90" w:type="dxa"/>
-            </w:tcMar>
             <w:vAlign w:val="center"/>
           </w:tcPr>
           <w:p>
@@ -31562,12 +29210,6 @@
               <w:right w:val="single" w:sz="6" w:space="0" w:color="1F3864"/>
             </w:tcBorders>
             <w:shd w:val="clear" w:color="auto" w:fill="4472C4"/>
-            <w:tcMar>
-              <w:top w:w="50" w:type="dxa"/>
-              <w:left w:w="90" w:type="dxa"/>
-              <w:bottom w:w="50" w:type="dxa"/>
-              <w:right w:w="90" w:type="dxa"/>
-            </w:tcMar>
             <w:vAlign w:val="center"/>
           </w:tcPr>
           <w:p>
@@ -31649,12 +29291,6 @@
               <w:right w:val="single" w:sz="6" w:space="0" w:color="1F3864"/>
             </w:tcBorders>
             <w:shd w:val="clear" w:color="auto" w:fill="D9E2F3"/>
-            <w:tcMar>
-              <w:top w:w="50" w:type="dxa"/>
-              <w:left w:w="90" w:type="dxa"/>
-              <w:bottom w:w="50" w:type="dxa"/>
-              <w:right w:w="90" w:type="dxa"/>
-            </w:tcMar>
             <w:vAlign w:val="center"/>
           </w:tcPr>
           <w:p>
@@ -31689,12 +29325,6 @@
               <w:right w:val="single" w:sz="6" w:space="0" w:color="1F3864"/>
             </w:tcBorders>
             <w:shd w:val="clear" w:color="auto" w:fill="D9E2F3"/>
-            <w:tcMar>
-              <w:top w:w="50" w:type="dxa"/>
-              <w:left w:w="90" w:type="dxa"/>
-              <w:bottom w:w="50" w:type="dxa"/>
-              <w:right w:w="90" w:type="dxa"/>
-            </w:tcMar>
             <w:vAlign w:val="center"/>
           </w:tcPr>
           <w:p>
@@ -31763,12 +29393,6 @@
               <w:right w:val="single" w:sz="6" w:space="0" w:color="1F3864"/>
             </w:tcBorders>
             <w:shd w:val="clear" w:color="auto" w:fill="D9E2F3"/>
-            <w:tcMar>
-              <w:top w:w="50" w:type="dxa"/>
-              <w:left w:w="90" w:type="dxa"/>
-              <w:bottom w:w="50" w:type="dxa"/>
-              <w:right w:w="90" w:type="dxa"/>
-            </w:tcMar>
             <w:vAlign w:val="center"/>
           </w:tcPr>
           <w:p>
@@ -31865,12 +29489,6 @@
               <w:right w:val="single" w:sz="6" w:space="0" w:color="1F3864"/>
             </w:tcBorders>
             <w:shd w:val="clear" w:color="auto" w:fill="D9E2F3"/>
-            <w:tcMar>
-              <w:top w:w="50" w:type="dxa"/>
-              <w:left w:w="90" w:type="dxa"/>
-              <w:bottom w:w="50" w:type="dxa"/>
-              <w:right w:w="90" w:type="dxa"/>
-            </w:tcMar>
             <w:vAlign w:val="center"/>
           </w:tcPr>
           <w:p>
@@ -31933,12 +29551,6 @@
               <w:right w:val="single" w:sz="6" w:space="0" w:color="1F3864"/>
             </w:tcBorders>
             <w:shd w:val="clear" w:color="auto" w:fill="D9E2F3"/>
-            <w:tcMar>
-              <w:top w:w="50" w:type="dxa"/>
-              <w:left w:w="90" w:type="dxa"/>
-              <w:bottom w:w="50" w:type="dxa"/>
-              <w:right w:w="90" w:type="dxa"/>
-            </w:tcMar>
             <w:vAlign w:val="center"/>
           </w:tcPr>
           <w:p>
@@ -31991,12 +29603,6 @@
               <w:right w:val="single" w:sz="6" w:space="0" w:color="1F3864"/>
             </w:tcBorders>
             <w:shd w:val="clear" w:color="auto" w:fill="D9E2F3"/>
-            <w:tcMar>
-              <w:top w:w="50" w:type="dxa"/>
-              <w:left w:w="90" w:type="dxa"/>
-              <w:bottom w:w="50" w:type="dxa"/>
-              <w:right w:w="90" w:type="dxa"/>
-            </w:tcMar>
             <w:vAlign w:val="center"/>
           </w:tcPr>
           <w:p>
@@ -32031,12 +29637,6 @@
               <w:right w:val="single" w:sz="6" w:space="0" w:color="1F3864"/>
             </w:tcBorders>
             <w:shd w:val="clear" w:color="auto" w:fill="D9E2F3"/>
-            <w:tcMar>
-              <w:top w:w="50" w:type="dxa"/>
-              <w:left w:w="90" w:type="dxa"/>
-              <w:bottom w:w="50" w:type="dxa"/>
-              <w:right w:w="90" w:type="dxa"/>
-            </w:tcMar>
             <w:vAlign w:val="center"/>
           </w:tcPr>
           <w:p>
@@ -32071,12 +29671,6 @@
               <w:right w:val="single" w:sz="6" w:space="0" w:color="1F3864"/>
             </w:tcBorders>
             <w:shd w:val="clear" w:color="auto" w:fill="D9E2F3"/>
-            <w:tcMar>
-              <w:top w:w="50" w:type="dxa"/>
-              <w:left w:w="90" w:type="dxa"/>
-              <w:bottom w:w="50" w:type="dxa"/>
-              <w:right w:w="90" w:type="dxa"/>
-            </w:tcMar>
             <w:vAlign w:val="center"/>
           </w:tcPr>
           <w:p>
@@ -32139,12 +29733,6 @@
               <w:right w:val="single" w:sz="6" w:space="0" w:color="1F3864"/>
             </w:tcBorders>
             <w:shd w:val="clear" w:color="auto" w:fill="D9E2F3"/>
-            <w:tcMar>
-              <w:top w:w="50" w:type="dxa"/>
-              <w:left w:w="90" w:type="dxa"/>
-              <w:bottom w:w="50" w:type="dxa"/>
-              <w:right w:w="90" w:type="dxa"/>
-            </w:tcMar>
             <w:vAlign w:val="center"/>
           </w:tcPr>
           <w:p>
@@ -32197,12 +29785,6 @@
               <w:right w:val="single" w:sz="6" w:space="0" w:color="1F3864"/>
             </w:tcBorders>
             <w:shd w:val="clear" w:color="auto" w:fill="D9E2F3"/>
-            <w:tcMar>
-              <w:top w:w="50" w:type="dxa"/>
-              <w:left w:w="90" w:type="dxa"/>
-              <w:bottom w:w="50" w:type="dxa"/>
-              <w:right w:w="90" w:type="dxa"/>
-            </w:tcMar>
             <w:vAlign w:val="center"/>
           </w:tcPr>
           <w:p>
@@ -32289,12 +29871,6 @@
               <w:right w:val="single" w:sz="6" w:space="0" w:color="1F3864"/>
             </w:tcBorders>
             <w:shd w:val="clear" w:color="auto" w:fill="D9E2F3"/>
-            <w:tcMar>
-              <w:top w:w="50" w:type="dxa"/>
-              <w:left w:w="90" w:type="dxa"/>
-              <w:bottom w:w="50" w:type="dxa"/>
-              <w:right w:w="90" w:type="dxa"/>
-            </w:tcMar>
             <w:vAlign w:val="center"/>
           </w:tcPr>
           <w:p>
@@ -32329,12 +29905,6 @@
               <w:right w:val="single" w:sz="6" w:space="0" w:color="1F3864"/>
             </w:tcBorders>
             <w:shd w:val="clear" w:color="auto" w:fill="D9E2F3"/>
-            <w:tcMar>
-              <w:top w:w="50" w:type="dxa"/>
-              <w:left w:w="90" w:type="dxa"/>
-              <w:bottom w:w="50" w:type="dxa"/>
-              <w:right w:w="90" w:type="dxa"/>
-            </w:tcMar>
             <w:vAlign w:val="center"/>
           </w:tcPr>
           <w:p>
@@ -32440,12 +30010,6 @@
               <w:right w:val="single" w:sz="6" w:space="0" w:color="1F3864"/>
             </w:tcBorders>
             <w:shd w:val="clear" w:color="auto" w:fill="D9E2F3"/>
-            <w:tcMar>
-              <w:top w:w="50" w:type="dxa"/>
-              <w:left w:w="90" w:type="dxa"/>
-              <w:bottom w:w="50" w:type="dxa"/>
-              <w:right w:w="90" w:type="dxa"/>
-            </w:tcMar>
             <w:vAlign w:val="center"/>
           </w:tcPr>
           <w:p>
@@ -32493,12 +30057,6 @@
               <w:right w:val="single" w:sz="6" w:space="0" w:color="1F3864"/>
             </w:tcBorders>
             <w:shd w:val="clear" w:color="auto" w:fill="4472C4"/>
-            <w:tcMar>
-              <w:top w:w="50" w:type="dxa"/>
-              <w:left w:w="90" w:type="dxa"/>
-              <w:bottom w:w="50" w:type="dxa"/>
-              <w:right w:w="90" w:type="dxa"/>
-            </w:tcMar>
             <w:vAlign w:val="center"/>
           </w:tcPr>
           <w:p>
@@ -32565,12 +30123,6 @@
               <w:right w:val="single" w:sz="6" w:space="0" w:color="1F3864"/>
             </w:tcBorders>
             <w:shd w:val="clear" w:color="auto" w:fill="4472C4"/>
-            <w:tcMar>
-              <w:top w:w="50" w:type="dxa"/>
-              <w:left w:w="90" w:type="dxa"/>
-              <w:bottom w:w="50" w:type="dxa"/>
-              <w:right w:w="90" w:type="dxa"/>
-            </w:tcMar>
             <w:vAlign w:val="center"/>
           </w:tcPr>
           <w:p>
@@ -32612,12 +30164,6 @@
               <w:right w:val="single" w:sz="6" w:space="0" w:color="1F3864"/>
             </w:tcBorders>
             <w:shd w:val="clear" w:color="auto" w:fill="4472C4"/>
-            <w:tcMar>
-              <w:top w:w="50" w:type="dxa"/>
-              <w:left w:w="90" w:type="dxa"/>
-              <w:bottom w:w="50" w:type="dxa"/>
-              <w:right w:w="90" w:type="dxa"/>
-            </w:tcMar>
             <w:vAlign w:val="center"/>
           </w:tcPr>
           <w:p>
@@ -32672,12 +30218,6 @@
               <w:right w:val="single" w:sz="6" w:space="0" w:color="1F3864"/>
             </w:tcBorders>
             <w:shd w:val="clear" w:color="auto" w:fill="4472C4"/>
-            <w:tcMar>
-              <w:top w:w="50" w:type="dxa"/>
-              <w:left w:w="90" w:type="dxa"/>
-              <w:bottom w:w="50" w:type="dxa"/>
-              <w:right w:w="90" w:type="dxa"/>
-            </w:tcMar>
             <w:vAlign w:val="center"/>
           </w:tcPr>
           <w:p>
@@ -32732,12 +30272,6 @@
               <w:right w:val="single" w:sz="6" w:space="0" w:color="1F3864"/>
             </w:tcBorders>
             <w:shd w:val="clear" w:color="auto" w:fill="4472C4"/>
-            <w:tcMar>
-              <w:top w:w="50" w:type="dxa"/>
-              <w:left w:w="90" w:type="dxa"/>
-              <w:bottom w:w="50" w:type="dxa"/>
-              <w:right w:w="90" w:type="dxa"/>
-            </w:tcMar>
             <w:vAlign w:val="center"/>
           </w:tcPr>
           <w:p>
@@ -32819,12 +30353,6 @@
               <w:right w:val="single" w:sz="6" w:space="0" w:color="1F3864"/>
             </w:tcBorders>
             <w:shd w:val="clear" w:color="auto" w:fill="D9E2F3"/>
-            <w:tcMar>
-              <w:top w:w="50" w:type="dxa"/>
-              <w:left w:w="90" w:type="dxa"/>
-              <w:bottom w:w="50" w:type="dxa"/>
-              <w:right w:w="90" w:type="dxa"/>
-            </w:tcMar>
             <w:vAlign w:val="center"/>
           </w:tcPr>
           <w:p>
@@ -32867,12 +30395,6 @@
               <w:right w:val="single" w:sz="6" w:space="0" w:color="1F3864"/>
             </w:tcBorders>
             <w:shd w:val="clear" w:color="auto" w:fill="D9E2F3"/>
-            <w:tcMar>
-              <w:top w:w="50" w:type="dxa"/>
-              <w:left w:w="90" w:type="dxa"/>
-              <w:bottom w:w="50" w:type="dxa"/>
-              <w:right w:w="90" w:type="dxa"/>
-            </w:tcMar>
             <w:vAlign w:val="center"/>
           </w:tcPr>
           <w:p>
@@ -32923,12 +30445,6 @@
               <w:right w:val="single" w:sz="6" w:space="0" w:color="1F3864"/>
             </w:tcBorders>
             <w:shd w:val="clear" w:color="auto" w:fill="D9E2F3"/>
-            <w:tcMar>
-              <w:top w:w="50" w:type="dxa"/>
-              <w:left w:w="90" w:type="dxa"/>
-              <w:bottom w:w="50" w:type="dxa"/>
-              <w:right w:w="90" w:type="dxa"/>
-            </w:tcMar>
             <w:vAlign w:val="center"/>
           </w:tcPr>
           <w:p>
@@ -32963,12 +30479,6 @@
               <w:right w:val="single" w:sz="6" w:space="0" w:color="1F3864"/>
             </w:tcBorders>
             <w:shd w:val="clear" w:color="auto" w:fill="D9E2F3"/>
-            <w:tcMar>
-              <w:top w:w="50" w:type="dxa"/>
-              <w:left w:w="90" w:type="dxa"/>
-              <w:bottom w:w="50" w:type="dxa"/>
-              <w:right w:w="90" w:type="dxa"/>
-            </w:tcMar>
             <w:vAlign w:val="center"/>
           </w:tcPr>
           <w:p>
@@ -33031,12 +30541,6 @@
               <w:right w:val="single" w:sz="6" w:space="0" w:color="1F3864"/>
             </w:tcBorders>
             <w:shd w:val="clear" w:color="auto" w:fill="D9E2F3"/>
-            <w:tcMar>
-              <w:top w:w="50" w:type="dxa"/>
-              <w:left w:w="90" w:type="dxa"/>
-              <w:bottom w:w="50" w:type="dxa"/>
-              <w:right w:w="90" w:type="dxa"/>
-            </w:tcMar>
             <w:vAlign w:val="center"/>
           </w:tcPr>
           <w:p>
@@ -33089,12 +30593,6 @@
               <w:right w:val="single" w:sz="6" w:space="0" w:color="1F3864"/>
             </w:tcBorders>
             <w:shd w:val="clear" w:color="auto" w:fill="D9E2F3"/>
-            <w:tcMar>
-              <w:top w:w="50" w:type="dxa"/>
-              <w:left w:w="90" w:type="dxa"/>
-              <w:bottom w:w="50" w:type="dxa"/>
-              <w:right w:w="90" w:type="dxa"/>
-            </w:tcMar>
             <w:vAlign w:val="center"/>
           </w:tcPr>
           <w:p>
@@ -33155,12 +30653,6 @@
               <w:right w:val="single" w:sz="6" w:space="0" w:color="1F3864"/>
             </w:tcBorders>
             <w:shd w:val="clear" w:color="auto" w:fill="D9E2F3"/>
-            <w:tcMar>
-              <w:top w:w="50" w:type="dxa"/>
-              <w:left w:w="90" w:type="dxa"/>
-              <w:bottom w:w="50" w:type="dxa"/>
-              <w:right w:w="90" w:type="dxa"/>
-            </w:tcMar>
             <w:vAlign w:val="center"/>
           </w:tcPr>
           <w:p>
@@ -33195,12 +30687,6 @@
               <w:right w:val="single" w:sz="6" w:space="0" w:color="1F3864"/>
             </w:tcBorders>
             <w:shd w:val="clear" w:color="auto" w:fill="D9E2F3"/>
-            <w:tcMar>
-              <w:top w:w="50" w:type="dxa"/>
-              <w:left w:w="90" w:type="dxa"/>
-              <w:bottom w:w="50" w:type="dxa"/>
-              <w:right w:w="90" w:type="dxa"/>
-            </w:tcMar>
             <w:vAlign w:val="center"/>
           </w:tcPr>
           <w:p>
@@ -33263,12 +30749,6 @@
               <w:right w:val="single" w:sz="6" w:space="0" w:color="1F3864"/>
             </w:tcBorders>
             <w:shd w:val="clear" w:color="auto" w:fill="D9E2F3"/>
-            <w:tcMar>
-              <w:top w:w="50" w:type="dxa"/>
-              <w:left w:w="90" w:type="dxa"/>
-              <w:bottom w:w="50" w:type="dxa"/>
-              <w:right w:w="90" w:type="dxa"/>
-            </w:tcMar>
             <w:vAlign w:val="center"/>
           </w:tcPr>
           <w:p>
@@ -33321,12 +30801,6 @@
               <w:right w:val="single" w:sz="6" w:space="0" w:color="1F3864"/>
             </w:tcBorders>
             <w:shd w:val="clear" w:color="auto" w:fill="D9E2F3"/>
-            <w:tcMar>
-              <w:top w:w="50" w:type="dxa"/>
-              <w:left w:w="90" w:type="dxa"/>
-              <w:bottom w:w="50" w:type="dxa"/>
-              <w:right w:w="90" w:type="dxa"/>
-            </w:tcMar>
             <w:vAlign w:val="center"/>
           </w:tcPr>
           <w:p>
@@ -33395,12 +30869,6 @@
               <w:right w:val="single" w:sz="6" w:space="0" w:color="1F3864"/>
             </w:tcBorders>
             <w:shd w:val="clear" w:color="auto" w:fill="D9E2F3"/>
-            <w:tcMar>
-              <w:top w:w="50" w:type="dxa"/>
-              <w:left w:w="90" w:type="dxa"/>
-              <w:bottom w:w="50" w:type="dxa"/>
-              <w:right w:w="90" w:type="dxa"/>
-            </w:tcMar>
             <w:vAlign w:val="center"/>
           </w:tcPr>
           <w:p>
@@ -33435,12 +30903,6 @@
               <w:right w:val="single" w:sz="6" w:space="0" w:color="1F3864"/>
             </w:tcBorders>
             <w:shd w:val="clear" w:color="auto" w:fill="D9E2F3"/>
-            <w:tcMar>
-              <w:top w:w="50" w:type="dxa"/>
-              <w:left w:w="90" w:type="dxa"/>
-              <w:bottom w:w="50" w:type="dxa"/>
-              <w:right w:w="90" w:type="dxa"/>
-            </w:tcMar>
             <w:vAlign w:val="center"/>
           </w:tcPr>
           <w:p>
@@ -33503,12 +30965,6 @@
               <w:right w:val="single" w:sz="6" w:space="0" w:color="1F3864"/>
             </w:tcBorders>
             <w:shd w:val="clear" w:color="auto" w:fill="D9E2F3"/>
-            <w:tcMar>
-              <w:top w:w="50" w:type="dxa"/>
-              <w:left w:w="90" w:type="dxa"/>
-              <w:bottom w:w="50" w:type="dxa"/>
-              <w:right w:w="90" w:type="dxa"/>
-            </w:tcMar>
             <w:vAlign w:val="center"/>
           </w:tcPr>
           <w:p>
@@ -33587,12 +31043,6 @@
               <w:right w:val="single" w:sz="6" w:space="0" w:color="1F3864"/>
             </w:tcBorders>
             <w:shd w:val="clear" w:color="auto" w:fill="4472C4"/>
-            <w:tcMar>
-              <w:top w:w="50" w:type="dxa"/>
-              <w:left w:w="90" w:type="dxa"/>
-              <w:bottom w:w="50" w:type="dxa"/>
-              <w:right w:w="90" w:type="dxa"/>
-            </w:tcMar>
             <w:vAlign w:val="center"/>
           </w:tcPr>
           <w:p>
@@ -33659,12 +31109,6 @@
               <w:right w:val="single" w:sz="6" w:space="0" w:color="1F3864"/>
             </w:tcBorders>
             <w:shd w:val="clear" w:color="auto" w:fill="4472C4"/>
-            <w:tcMar>
-              <w:top w:w="50" w:type="dxa"/>
-              <w:left w:w="90" w:type="dxa"/>
-              <w:bottom w:w="50" w:type="dxa"/>
-              <w:right w:w="90" w:type="dxa"/>
-            </w:tcMar>
             <w:vAlign w:val="center"/>
           </w:tcPr>
           <w:p>
@@ -33706,12 +31150,6 @@
               <w:right w:val="single" w:sz="6" w:space="0" w:color="1F3864"/>
             </w:tcBorders>
             <w:shd w:val="clear" w:color="auto" w:fill="4472C4"/>
-            <w:tcMar>
-              <w:top w:w="50" w:type="dxa"/>
-              <w:left w:w="90" w:type="dxa"/>
-              <w:bottom w:w="50" w:type="dxa"/>
-              <w:right w:w="90" w:type="dxa"/>
-            </w:tcMar>
             <w:vAlign w:val="center"/>
           </w:tcPr>
           <w:p>
@@ -33766,12 +31204,6 @@
               <w:right w:val="single" w:sz="6" w:space="0" w:color="1F3864"/>
             </w:tcBorders>
             <w:shd w:val="clear" w:color="auto" w:fill="4472C4"/>
-            <w:tcMar>
-              <w:top w:w="50" w:type="dxa"/>
-              <w:left w:w="90" w:type="dxa"/>
-              <w:bottom w:w="50" w:type="dxa"/>
-              <w:right w:w="90" w:type="dxa"/>
-            </w:tcMar>
             <w:vAlign w:val="center"/>
           </w:tcPr>
           <w:p>
@@ -33826,12 +31258,6 @@
               <w:right w:val="single" w:sz="6" w:space="0" w:color="1F3864"/>
             </w:tcBorders>
             <w:shd w:val="clear" w:color="auto" w:fill="4472C4"/>
-            <w:tcMar>
-              <w:top w:w="50" w:type="dxa"/>
-              <w:left w:w="90" w:type="dxa"/>
-              <w:bottom w:w="50" w:type="dxa"/>
-              <w:right w:w="90" w:type="dxa"/>
-            </w:tcMar>
             <w:vAlign w:val="center"/>
           </w:tcPr>
           <w:p>
@@ -33913,12 +31339,6 @@
               <w:right w:val="single" w:sz="6" w:space="0" w:color="1F3864"/>
             </w:tcBorders>
             <w:shd w:val="clear" w:color="auto" w:fill="D9E2F3"/>
-            <w:tcMar>
-              <w:top w:w="50" w:type="dxa"/>
-              <w:left w:w="90" w:type="dxa"/>
-              <w:bottom w:w="50" w:type="dxa"/>
-              <w:right w:w="90" w:type="dxa"/>
-            </w:tcMar>
             <w:vAlign w:val="center"/>
           </w:tcPr>
           <w:p>
@@ -33971,12 +31391,6 @@
               <w:right w:val="single" w:sz="6" w:space="0" w:color="1F3864"/>
             </w:tcBorders>
             <w:shd w:val="clear" w:color="auto" w:fill="D9E2F3"/>
-            <w:tcMar>
-              <w:top w:w="50" w:type="dxa"/>
-              <w:left w:w="90" w:type="dxa"/>
-              <w:bottom w:w="50" w:type="dxa"/>
-              <w:right w:w="90" w:type="dxa"/>
-            </w:tcMar>
             <w:vAlign w:val="center"/>
           </w:tcPr>
           <w:p>
@@ -34027,12 +31441,6 @@
               <w:right w:val="single" w:sz="6" w:space="0" w:color="1F3864"/>
             </w:tcBorders>
             <w:shd w:val="clear" w:color="auto" w:fill="D9E2F3"/>
-            <w:tcMar>
-              <w:top w:w="50" w:type="dxa"/>
-              <w:left w:w="90" w:type="dxa"/>
-              <w:bottom w:w="50" w:type="dxa"/>
-              <w:right w:w="90" w:type="dxa"/>
-            </w:tcMar>
             <w:vAlign w:val="center"/>
           </w:tcPr>
           <w:p>
@@ -34067,12 +31475,6 @@
               <w:right w:val="single" w:sz="6" w:space="0" w:color="1F3864"/>
             </w:tcBorders>
             <w:shd w:val="clear" w:color="auto" w:fill="D9E2F3"/>
-            <w:tcMar>
-              <w:top w:w="50" w:type="dxa"/>
-              <w:left w:w="90" w:type="dxa"/>
-              <w:bottom w:w="50" w:type="dxa"/>
-              <w:right w:w="90" w:type="dxa"/>
-            </w:tcMar>
             <w:vAlign w:val="center"/>
           </w:tcPr>
           <w:p>
@@ -34135,12 +31537,6 @@
               <w:right w:val="single" w:sz="6" w:space="0" w:color="1F3864"/>
             </w:tcBorders>
             <w:shd w:val="clear" w:color="auto" w:fill="D9E2F3"/>
-            <w:tcMar>
-              <w:top w:w="50" w:type="dxa"/>
-              <w:left w:w="90" w:type="dxa"/>
-              <w:bottom w:w="50" w:type="dxa"/>
-              <w:right w:w="90" w:type="dxa"/>
-            </w:tcMar>
             <w:vAlign w:val="center"/>
           </w:tcPr>
           <w:p>
@@ -34193,12 +31589,6 @@
               <w:right w:val="single" w:sz="6" w:space="0" w:color="1F3864"/>
             </w:tcBorders>
             <w:shd w:val="clear" w:color="auto" w:fill="D9E2F3"/>
-            <w:tcMar>
-              <w:top w:w="50" w:type="dxa"/>
-              <w:left w:w="90" w:type="dxa"/>
-              <w:bottom w:w="50" w:type="dxa"/>
-              <w:right w:w="90" w:type="dxa"/>
-            </w:tcMar>
             <w:vAlign w:val="center"/>
           </w:tcPr>
           <w:p>
@@ -34267,12 +31657,6 @@
               <w:right w:val="single" w:sz="6" w:space="0" w:color="1F3864"/>
             </w:tcBorders>
             <w:shd w:val="clear" w:color="auto" w:fill="D9E2F3"/>
-            <w:tcMar>
-              <w:top w:w="50" w:type="dxa"/>
-              <w:left w:w="90" w:type="dxa"/>
-              <w:bottom w:w="50" w:type="dxa"/>
-              <w:right w:w="90" w:type="dxa"/>
-            </w:tcMar>
             <w:vAlign w:val="center"/>
           </w:tcPr>
           <w:p>
@@ -34307,12 +31691,6 @@
               <w:right w:val="single" w:sz="6" w:space="0" w:color="1F3864"/>
             </w:tcBorders>
             <w:shd w:val="clear" w:color="auto" w:fill="D9E2F3"/>
-            <w:tcMar>
-              <w:top w:w="50" w:type="dxa"/>
-              <w:left w:w="90" w:type="dxa"/>
-              <w:bottom w:w="50" w:type="dxa"/>
-              <w:right w:w="90" w:type="dxa"/>
-            </w:tcMar>
             <w:vAlign w:val="center"/>
           </w:tcPr>
           <w:p>
@@ -34375,12 +31753,6 @@
               <w:right w:val="single" w:sz="6" w:space="0" w:color="1F3864"/>
             </w:tcBorders>
             <w:shd w:val="clear" w:color="auto" w:fill="D9E2F3"/>
-            <w:tcMar>
-              <w:top w:w="50" w:type="dxa"/>
-              <w:left w:w="90" w:type="dxa"/>
-              <w:bottom w:w="50" w:type="dxa"/>
-              <w:right w:w="90" w:type="dxa"/>
-            </w:tcMar>
             <w:vAlign w:val="center"/>
           </w:tcPr>
           <w:p>
@@ -34415,12 +31787,6 @@
               <w:right w:val="single" w:sz="6" w:space="0" w:color="1F3864"/>
             </w:tcBorders>
             <w:shd w:val="clear" w:color="auto" w:fill="D9E2F3"/>
-            <w:tcMar>
-              <w:top w:w="50" w:type="dxa"/>
-              <w:left w:w="90" w:type="dxa"/>
-              <w:bottom w:w="50" w:type="dxa"/>
-              <w:right w:w="90" w:type="dxa"/>
-            </w:tcMar>
             <w:vAlign w:val="center"/>
           </w:tcPr>
           <w:p>
@@ -34507,12 +31873,6 @@
               <w:right w:val="single" w:sz="6" w:space="0" w:color="1F3864"/>
             </w:tcBorders>
             <w:shd w:val="clear" w:color="auto" w:fill="D9E2F3"/>
-            <w:tcMar>
-              <w:top w:w="50" w:type="dxa"/>
-              <w:left w:w="90" w:type="dxa"/>
-              <w:bottom w:w="50" w:type="dxa"/>
-              <w:right w:w="90" w:type="dxa"/>
-            </w:tcMar>
             <w:vAlign w:val="center"/>
           </w:tcPr>
           <w:p>
@@ -34547,12 +31907,6 @@
               <w:right w:val="single" w:sz="6" w:space="0" w:color="1F3864"/>
             </w:tcBorders>
             <w:shd w:val="clear" w:color="auto" w:fill="D9E2F3"/>
-            <w:tcMar>
-              <w:top w:w="50" w:type="dxa"/>
-              <w:left w:w="90" w:type="dxa"/>
-              <w:bottom w:w="50" w:type="dxa"/>
-              <w:right w:w="90" w:type="dxa"/>
-            </w:tcMar>
             <w:vAlign w:val="center"/>
           </w:tcPr>
           <w:p>
@@ -34658,12 +32012,6 @@
               <w:right w:val="single" w:sz="6" w:space="0" w:color="1F3864"/>
             </w:tcBorders>
             <w:shd w:val="clear" w:color="auto" w:fill="D9E2F3"/>
-            <w:tcMar>
-              <w:top w:w="50" w:type="dxa"/>
-              <w:left w:w="90" w:type="dxa"/>
-              <w:bottom w:w="50" w:type="dxa"/>
-              <w:right w:w="90" w:type="dxa"/>
-            </w:tcMar>
             <w:vAlign w:val="center"/>
           </w:tcPr>
           <w:p>
@@ -34711,12 +32059,6 @@
               <w:right w:val="single" w:sz="6" w:space="0" w:color="1F3864"/>
             </w:tcBorders>
             <w:shd w:val="clear" w:color="auto" w:fill="4472C4"/>
-            <w:tcMar>
-              <w:top w:w="50" w:type="dxa"/>
-              <w:left w:w="90" w:type="dxa"/>
-              <w:bottom w:w="50" w:type="dxa"/>
-              <w:right w:w="90" w:type="dxa"/>
-            </w:tcMar>
             <w:vAlign w:val="center"/>
           </w:tcPr>
           <w:p>
@@ -34783,12 +32125,6 @@
               <w:right w:val="single" w:sz="6" w:space="0" w:color="1F3864"/>
             </w:tcBorders>
             <w:shd w:val="clear" w:color="auto" w:fill="4472C4"/>
-            <w:tcMar>
-              <w:top w:w="50" w:type="dxa"/>
-              <w:left w:w="90" w:type="dxa"/>
-              <w:bottom w:w="50" w:type="dxa"/>
-              <w:right w:w="90" w:type="dxa"/>
-            </w:tcMar>
             <w:vAlign w:val="center"/>
           </w:tcPr>
           <w:p>
@@ -34830,12 +32166,6 @@
               <w:right w:val="single" w:sz="6" w:space="0" w:color="1F3864"/>
             </w:tcBorders>
             <w:shd w:val="clear" w:color="auto" w:fill="4472C4"/>
-            <w:tcMar>
-              <w:top w:w="50" w:type="dxa"/>
-              <w:left w:w="90" w:type="dxa"/>
-              <w:bottom w:w="50" w:type="dxa"/>
-              <w:right w:w="90" w:type="dxa"/>
-            </w:tcMar>
             <w:vAlign w:val="center"/>
           </w:tcPr>
           <w:p>
@@ -34890,12 +32220,6 @@
               <w:right w:val="single" w:sz="6" w:space="0" w:color="1F3864"/>
             </w:tcBorders>
             <w:shd w:val="clear" w:color="auto" w:fill="4472C4"/>
-            <w:tcMar>
-              <w:top w:w="50" w:type="dxa"/>
-              <w:left w:w="90" w:type="dxa"/>
-              <w:bottom w:w="50" w:type="dxa"/>
-              <w:right w:w="90" w:type="dxa"/>
-            </w:tcMar>
             <w:vAlign w:val="center"/>
           </w:tcPr>
           <w:p>
@@ -34950,12 +32274,6 @@
               <w:right w:val="single" w:sz="6" w:space="0" w:color="1F3864"/>
             </w:tcBorders>
             <w:shd w:val="clear" w:color="auto" w:fill="4472C4"/>
-            <w:tcMar>
-              <w:top w:w="50" w:type="dxa"/>
-              <w:left w:w="90" w:type="dxa"/>
-              <w:bottom w:w="50" w:type="dxa"/>
-              <w:right w:w="90" w:type="dxa"/>
-            </w:tcMar>
             <w:vAlign w:val="center"/>
           </w:tcPr>
           <w:p>
@@ -35037,12 +32355,6 @@
               <w:right w:val="single" w:sz="6" w:space="0" w:color="1F3864"/>
             </w:tcBorders>
             <w:shd w:val="clear" w:color="auto" w:fill="D9E2F3"/>
-            <w:tcMar>
-              <w:top w:w="50" w:type="dxa"/>
-              <w:left w:w="90" w:type="dxa"/>
-              <w:bottom w:w="50" w:type="dxa"/>
-              <w:right w:w="90" w:type="dxa"/>
-            </w:tcMar>
             <w:vAlign w:val="center"/>
           </w:tcPr>
           <w:p>
@@ -35077,12 +32389,6 @@
               <w:right w:val="single" w:sz="6" w:space="0" w:color="1F3864"/>
             </w:tcBorders>
             <w:shd w:val="clear" w:color="auto" w:fill="D9E2F3"/>
-            <w:tcMar>
-              <w:top w:w="50" w:type="dxa"/>
-              <w:left w:w="90" w:type="dxa"/>
-              <w:bottom w:w="50" w:type="dxa"/>
-              <w:right w:w="90" w:type="dxa"/>
-            </w:tcMar>
             <w:vAlign w:val="center"/>
           </w:tcPr>
           <w:p>
@@ -35117,12 +32423,6 @@
               <w:right w:val="single" w:sz="6" w:space="0" w:color="1F3864"/>
             </w:tcBorders>
             <w:shd w:val="clear" w:color="auto" w:fill="D9E2F3"/>
-            <w:tcMar>
-              <w:top w:w="50" w:type="dxa"/>
-              <w:left w:w="90" w:type="dxa"/>
-              <w:bottom w:w="50" w:type="dxa"/>
-              <w:right w:w="90" w:type="dxa"/>
-            </w:tcMar>
             <w:vAlign w:val="center"/>
           </w:tcPr>
           <w:p>
@@ -35157,12 +32457,6 @@
               <w:right w:val="single" w:sz="6" w:space="0" w:color="1F3864"/>
             </w:tcBorders>
             <w:shd w:val="clear" w:color="auto" w:fill="D9E2F3"/>
-            <w:tcMar>
-              <w:top w:w="50" w:type="dxa"/>
-              <w:left w:w="90" w:type="dxa"/>
-              <w:bottom w:w="50" w:type="dxa"/>
-              <w:right w:w="90" w:type="dxa"/>
-            </w:tcMar>
             <w:vAlign w:val="center"/>
           </w:tcPr>
           <w:p>
@@ -35225,12 +32519,6 @@
               <w:right w:val="single" w:sz="6" w:space="0" w:color="1F3864"/>
             </w:tcBorders>
             <w:shd w:val="clear" w:color="auto" w:fill="D9E2F3"/>
-            <w:tcMar>
-              <w:top w:w="50" w:type="dxa"/>
-              <w:left w:w="90" w:type="dxa"/>
-              <w:bottom w:w="50" w:type="dxa"/>
-              <w:right w:w="90" w:type="dxa"/>
-            </w:tcMar>
             <w:vAlign w:val="center"/>
           </w:tcPr>
           <w:p>
@@ -35265,12 +32553,6 @@
               <w:right w:val="single" w:sz="6" w:space="0" w:color="1F3864"/>
             </w:tcBorders>
             <w:shd w:val="clear" w:color="auto" w:fill="D9E2F3"/>
-            <w:tcMar>
-              <w:top w:w="50" w:type="dxa"/>
-              <w:left w:w="90" w:type="dxa"/>
-              <w:bottom w:w="50" w:type="dxa"/>
-              <w:right w:w="90" w:type="dxa"/>
-            </w:tcMar>
             <w:vAlign w:val="center"/>
           </w:tcPr>
           <w:p>
@@ -35331,12 +32613,6 @@
               <w:right w:val="single" w:sz="6" w:space="0" w:color="1F3864"/>
             </w:tcBorders>
             <w:shd w:val="clear" w:color="auto" w:fill="D9E2F3"/>
-            <w:tcMar>
-              <w:top w:w="50" w:type="dxa"/>
-              <w:left w:w="90" w:type="dxa"/>
-              <w:bottom w:w="50" w:type="dxa"/>
-              <w:right w:w="90" w:type="dxa"/>
-            </w:tcMar>
             <w:vAlign w:val="center"/>
           </w:tcPr>
           <w:p>
@@ -35371,12 +32647,6 @@
               <w:right w:val="single" w:sz="6" w:space="0" w:color="1F3864"/>
             </w:tcBorders>
             <w:shd w:val="clear" w:color="auto" w:fill="D9E2F3"/>
-            <w:tcMar>
-              <w:top w:w="50" w:type="dxa"/>
-              <w:left w:w="90" w:type="dxa"/>
-              <w:bottom w:w="50" w:type="dxa"/>
-              <w:right w:w="90" w:type="dxa"/>
-            </w:tcMar>
             <w:vAlign w:val="center"/>
           </w:tcPr>
           <w:p>
@@ -35439,12 +32709,6 @@
               <w:right w:val="single" w:sz="6" w:space="0" w:color="1F3864"/>
             </w:tcBorders>
             <w:shd w:val="clear" w:color="auto" w:fill="D9E2F3"/>
-            <w:tcMar>
-              <w:top w:w="50" w:type="dxa"/>
-              <w:left w:w="90" w:type="dxa"/>
-              <w:bottom w:w="50" w:type="dxa"/>
-              <w:right w:w="90" w:type="dxa"/>
-            </w:tcMar>
             <w:vAlign w:val="center"/>
           </w:tcPr>
           <w:p>
@@ -35477,12 +32741,6 @@
               <w:right w:val="single" w:sz="6" w:space="0" w:color="1F3864"/>
             </w:tcBorders>
             <w:shd w:val="clear" w:color="auto" w:fill="D9E2F3"/>
-            <w:tcMar>
-              <w:top w:w="50" w:type="dxa"/>
-              <w:left w:w="90" w:type="dxa"/>
-              <w:bottom w:w="50" w:type="dxa"/>
-              <w:right w:w="90" w:type="dxa"/>
-            </w:tcMar>
             <w:vAlign w:val="center"/>
           </w:tcPr>
           <w:p>
@@ -35551,12 +32809,6 @@
               <w:right w:val="single" w:sz="6" w:space="0" w:color="1F3864"/>
             </w:tcBorders>
             <w:shd w:val="clear" w:color="auto" w:fill="D9E2F3"/>
-            <w:tcMar>
-              <w:top w:w="50" w:type="dxa"/>
-              <w:left w:w="90" w:type="dxa"/>
-              <w:bottom w:w="50" w:type="dxa"/>
-              <w:right w:w="90" w:type="dxa"/>
-            </w:tcMar>
             <w:vAlign w:val="center"/>
           </w:tcPr>
           <w:p>
@@ -35607,12 +32859,6 @@
               <w:right w:val="single" w:sz="6" w:space="0" w:color="1F3864"/>
             </w:tcBorders>
             <w:shd w:val="clear" w:color="auto" w:fill="D9E2F3"/>
-            <w:tcMar>
-              <w:top w:w="50" w:type="dxa"/>
-              <w:left w:w="90" w:type="dxa"/>
-              <w:bottom w:w="50" w:type="dxa"/>
-              <w:right w:w="90" w:type="dxa"/>
-            </w:tcMar>
             <w:vAlign w:val="center"/>
           </w:tcPr>
           <w:p>
@@ -35675,12 +32921,6 @@
               <w:right w:val="single" w:sz="6" w:space="0" w:color="1F3864"/>
             </w:tcBorders>
             <w:shd w:val="clear" w:color="auto" w:fill="D9E2F3"/>
-            <w:tcMar>
-              <w:top w:w="50" w:type="dxa"/>
-              <w:left w:w="90" w:type="dxa"/>
-              <w:bottom w:w="50" w:type="dxa"/>
-              <w:right w:w="90" w:type="dxa"/>
-            </w:tcMar>
             <w:vAlign w:val="center"/>
           </w:tcPr>
           <w:p>
@@ -35728,12 +32968,6 @@
               <w:right w:val="single" w:sz="6" w:space="0" w:color="1F3864"/>
             </w:tcBorders>
             <w:shd w:val="clear" w:color="auto" w:fill="4472C4"/>
-            <w:tcMar>
-              <w:top w:w="50" w:type="dxa"/>
-              <w:left w:w="90" w:type="dxa"/>
-              <w:bottom w:w="50" w:type="dxa"/>
-              <w:right w:w="90" w:type="dxa"/>
-            </w:tcMar>
             <w:vAlign w:val="center"/>
           </w:tcPr>
           <w:p>
@@ -35800,12 +33034,6 @@
               <w:right w:val="single" w:sz="6" w:space="0" w:color="1F3864"/>
             </w:tcBorders>
             <w:shd w:val="clear" w:color="auto" w:fill="4472C4"/>
-            <w:tcMar>
-              <w:top w:w="50" w:type="dxa"/>
-              <w:left w:w="90" w:type="dxa"/>
-              <w:bottom w:w="50" w:type="dxa"/>
-              <w:right w:w="90" w:type="dxa"/>
-            </w:tcMar>
             <w:vAlign w:val="center"/>
           </w:tcPr>
           <w:p>
@@ -35847,12 +33075,6 @@
               <w:right w:val="single" w:sz="6" w:space="0" w:color="1F3864"/>
             </w:tcBorders>
             <w:shd w:val="clear" w:color="auto" w:fill="4472C4"/>
-            <w:tcMar>
-              <w:top w:w="50" w:type="dxa"/>
-              <w:left w:w="90" w:type="dxa"/>
-              <w:bottom w:w="50" w:type="dxa"/>
-              <w:right w:w="90" w:type="dxa"/>
-            </w:tcMar>
             <w:vAlign w:val="center"/>
           </w:tcPr>
           <w:p>
@@ -35907,12 +33129,6 @@
               <w:right w:val="single" w:sz="6" w:space="0" w:color="1F3864"/>
             </w:tcBorders>
             <w:shd w:val="clear" w:color="auto" w:fill="4472C4"/>
-            <w:tcMar>
-              <w:top w:w="50" w:type="dxa"/>
-              <w:left w:w="90" w:type="dxa"/>
-              <w:bottom w:w="50" w:type="dxa"/>
-              <w:right w:w="90" w:type="dxa"/>
-            </w:tcMar>
             <w:vAlign w:val="center"/>
           </w:tcPr>
           <w:p>
@@ -35967,12 +33183,6 @@
               <w:right w:val="single" w:sz="6" w:space="0" w:color="1F3864"/>
             </w:tcBorders>
             <w:shd w:val="clear" w:color="auto" w:fill="4472C4"/>
-            <w:tcMar>
-              <w:top w:w="50" w:type="dxa"/>
-              <w:left w:w="90" w:type="dxa"/>
-              <w:bottom w:w="50" w:type="dxa"/>
-              <w:right w:w="90" w:type="dxa"/>
-            </w:tcMar>
             <w:vAlign w:val="center"/>
           </w:tcPr>
           <w:p>
@@ -36054,12 +33264,6 @@
               <w:right w:val="single" w:sz="6" w:space="0" w:color="1F3864"/>
             </w:tcBorders>
             <w:shd w:val="clear" w:color="auto" w:fill="D9E2F3"/>
-            <w:tcMar>
-              <w:top w:w="50" w:type="dxa"/>
-              <w:left w:w="90" w:type="dxa"/>
-              <w:bottom w:w="50" w:type="dxa"/>
-              <w:right w:w="90" w:type="dxa"/>
-            </w:tcMar>
             <w:vAlign w:val="center"/>
           </w:tcPr>
           <w:p>
@@ -36112,12 +33316,6 @@
               <w:right w:val="single" w:sz="6" w:space="0" w:color="1F3864"/>
             </w:tcBorders>
             <w:shd w:val="clear" w:color="auto" w:fill="D9E2F3"/>
-            <w:tcMar>
-              <w:top w:w="50" w:type="dxa"/>
-              <w:left w:w="90" w:type="dxa"/>
-              <w:bottom w:w="50" w:type="dxa"/>
-              <w:right w:w="90" w:type="dxa"/>
-            </w:tcMar>
             <w:vAlign w:val="center"/>
           </w:tcPr>
           <w:p>
@@ -36186,12 +33384,6 @@
               <w:right w:val="single" w:sz="6" w:space="0" w:color="1F3864"/>
             </w:tcBorders>
             <w:shd w:val="clear" w:color="auto" w:fill="D9E2F3"/>
-            <w:tcMar>
-              <w:top w:w="50" w:type="dxa"/>
-              <w:left w:w="90" w:type="dxa"/>
-              <w:bottom w:w="50" w:type="dxa"/>
-              <w:right w:w="90" w:type="dxa"/>
-            </w:tcMar>
             <w:vAlign w:val="center"/>
           </w:tcPr>
           <w:p>
@@ -36226,12 +33418,6 @@
               <w:right w:val="single" w:sz="6" w:space="0" w:color="1F3864"/>
             </w:tcBorders>
             <w:shd w:val="clear" w:color="auto" w:fill="D9E2F3"/>
-            <w:tcMar>
-              <w:top w:w="50" w:type="dxa"/>
-              <w:left w:w="90" w:type="dxa"/>
-              <w:bottom w:w="50" w:type="dxa"/>
-              <w:right w:w="90" w:type="dxa"/>
-            </w:tcMar>
             <w:vAlign w:val="center"/>
           </w:tcPr>
           <w:p>
@@ -36294,12 +33480,6 @@
               <w:right w:val="single" w:sz="6" w:space="0" w:color="1F3864"/>
             </w:tcBorders>
             <w:shd w:val="clear" w:color="auto" w:fill="D9E2F3"/>
-            <w:tcMar>
-              <w:top w:w="50" w:type="dxa"/>
-              <w:left w:w="90" w:type="dxa"/>
-              <w:bottom w:w="50" w:type="dxa"/>
-              <w:right w:w="90" w:type="dxa"/>
-            </w:tcMar>
             <w:vAlign w:val="center"/>
           </w:tcPr>
           <w:p>
@@ -36352,12 +33532,6 @@
               <w:right w:val="single" w:sz="6" w:space="0" w:color="1F3864"/>
             </w:tcBorders>
             <w:shd w:val="clear" w:color="auto" w:fill="D9E2F3"/>
-            <w:tcMar>
-              <w:top w:w="50" w:type="dxa"/>
-              <w:left w:w="90" w:type="dxa"/>
-              <w:bottom w:w="50" w:type="dxa"/>
-              <w:right w:w="90" w:type="dxa"/>
-            </w:tcMar>
             <w:vAlign w:val="center"/>
           </w:tcPr>
           <w:p>
@@ -36408,12 +33582,6 @@
               <w:right w:val="single" w:sz="6" w:space="0" w:color="1F3864"/>
             </w:tcBorders>
             <w:shd w:val="clear" w:color="auto" w:fill="D9E2F3"/>
-            <w:tcMar>
-              <w:top w:w="50" w:type="dxa"/>
-              <w:left w:w="90" w:type="dxa"/>
-              <w:bottom w:w="50" w:type="dxa"/>
-              <w:right w:w="90" w:type="dxa"/>
-            </w:tcMar>
             <w:vAlign w:val="center"/>
           </w:tcPr>
           <w:p>
@@ -36448,12 +33616,6 @@
               <w:right w:val="single" w:sz="6" w:space="0" w:color="1F3864"/>
             </w:tcBorders>
             <w:shd w:val="clear" w:color="auto" w:fill="D9E2F3"/>
-            <w:tcMar>
-              <w:top w:w="50" w:type="dxa"/>
-              <w:left w:w="90" w:type="dxa"/>
-              <w:bottom w:w="50" w:type="dxa"/>
-              <w:right w:w="90" w:type="dxa"/>
-            </w:tcMar>
             <w:vAlign w:val="center"/>
           </w:tcPr>
           <w:p>
@@ -36559,12 +33721,6 @@
               <w:right w:val="single" w:sz="6" w:space="0" w:color="1F3864"/>
             </w:tcBorders>
             <w:shd w:val="clear" w:color="auto" w:fill="D9E2F3"/>
-            <w:tcMar>
-              <w:top w:w="50" w:type="dxa"/>
-              <w:left w:w="90" w:type="dxa"/>
-              <w:bottom w:w="50" w:type="dxa"/>
-              <w:right w:w="90" w:type="dxa"/>
-            </w:tcMar>
             <w:vAlign w:val="center"/>
           </w:tcPr>
           <w:p>
@@ -36599,12 +33755,6 @@
               <w:right w:val="single" w:sz="6" w:space="0" w:color="1F3864"/>
             </w:tcBorders>
             <w:shd w:val="clear" w:color="auto" w:fill="D9E2F3"/>
-            <w:tcMar>
-              <w:top w:w="50" w:type="dxa"/>
-              <w:left w:w="90" w:type="dxa"/>
-              <w:bottom w:w="50" w:type="dxa"/>
-              <w:right w:w="90" w:type="dxa"/>
-            </w:tcMar>
             <w:vAlign w:val="center"/>
           </w:tcPr>
           <w:p>
@@ -36691,12 +33841,6 @@
               <w:right w:val="single" w:sz="6" w:space="0" w:color="1F3864"/>
             </w:tcBorders>
             <w:shd w:val="clear" w:color="auto" w:fill="D9E2F3"/>
-            <w:tcMar>
-              <w:top w:w="50" w:type="dxa"/>
-              <w:left w:w="90" w:type="dxa"/>
-              <w:bottom w:w="50" w:type="dxa"/>
-              <w:right w:w="90" w:type="dxa"/>
-            </w:tcMar>
             <w:vAlign w:val="center"/>
           </w:tcPr>
           <w:p>
@@ -36731,12 +33875,6 @@
               <w:right w:val="single" w:sz="6" w:space="0" w:color="1F3864"/>
             </w:tcBorders>
             <w:shd w:val="clear" w:color="auto" w:fill="D9E2F3"/>
-            <w:tcMar>
-              <w:top w:w="50" w:type="dxa"/>
-              <w:left w:w="90" w:type="dxa"/>
-              <w:bottom w:w="50" w:type="dxa"/>
-              <w:right w:w="90" w:type="dxa"/>
-            </w:tcMar>
             <w:vAlign w:val="center"/>
           </w:tcPr>
           <w:p>
@@ -36799,12 +33937,6 @@
               <w:right w:val="single" w:sz="6" w:space="0" w:color="1F3864"/>
             </w:tcBorders>
             <w:shd w:val="clear" w:color="auto" w:fill="D9E2F3"/>
-            <w:tcMar>
-              <w:top w:w="50" w:type="dxa"/>
-              <w:left w:w="90" w:type="dxa"/>
-              <w:bottom w:w="50" w:type="dxa"/>
-              <w:right w:w="90" w:type="dxa"/>
-            </w:tcMar>
             <w:vAlign w:val="center"/>
           </w:tcPr>
           <w:p>
@@ -36852,12 +33984,6 @@
               <w:right w:val="single" w:sz="6" w:space="0" w:color="1F3864"/>
             </w:tcBorders>
             <w:shd w:val="clear" w:color="auto" w:fill="4472C4"/>
-            <w:tcMar>
-              <w:top w:w="50" w:type="dxa"/>
-              <w:left w:w="90" w:type="dxa"/>
-              <w:bottom w:w="50" w:type="dxa"/>
-              <w:right w:w="90" w:type="dxa"/>
-            </w:tcMar>
             <w:vAlign w:val="center"/>
           </w:tcPr>
           <w:p>
@@ -36924,12 +34050,6 @@
               <w:right w:val="single" w:sz="6" w:space="0" w:color="1F3864"/>
             </w:tcBorders>
             <w:shd w:val="clear" w:color="auto" w:fill="4472C4"/>
-            <w:tcMar>
-              <w:top w:w="50" w:type="dxa"/>
-              <w:left w:w="90" w:type="dxa"/>
-              <w:bottom w:w="50" w:type="dxa"/>
-              <w:right w:w="90" w:type="dxa"/>
-            </w:tcMar>
             <w:vAlign w:val="center"/>
           </w:tcPr>
           <w:p>
@@ -36971,12 +34091,6 @@
               <w:right w:val="single" w:sz="6" w:space="0" w:color="1F3864"/>
             </w:tcBorders>
             <w:shd w:val="clear" w:color="auto" w:fill="4472C4"/>
-            <w:tcMar>
-              <w:top w:w="50" w:type="dxa"/>
-              <w:left w:w="90" w:type="dxa"/>
-              <w:bottom w:w="50" w:type="dxa"/>
-              <w:right w:w="90" w:type="dxa"/>
-            </w:tcMar>
             <w:vAlign w:val="center"/>
           </w:tcPr>
           <w:p>
@@ -37031,12 +34145,6 @@
               <w:right w:val="single" w:sz="6" w:space="0" w:color="1F3864"/>
             </w:tcBorders>
             <w:shd w:val="clear" w:color="auto" w:fill="4472C4"/>
-            <w:tcMar>
-              <w:top w:w="50" w:type="dxa"/>
-              <w:left w:w="90" w:type="dxa"/>
-              <w:bottom w:w="50" w:type="dxa"/>
-              <w:right w:w="90" w:type="dxa"/>
-            </w:tcMar>
             <w:vAlign w:val="center"/>
           </w:tcPr>
           <w:p>
@@ -37091,12 +34199,6 @@
               <w:right w:val="single" w:sz="6" w:space="0" w:color="1F3864"/>
             </w:tcBorders>
             <w:shd w:val="clear" w:color="auto" w:fill="4472C4"/>
-            <w:tcMar>
-              <w:top w:w="50" w:type="dxa"/>
-              <w:left w:w="90" w:type="dxa"/>
-              <w:bottom w:w="50" w:type="dxa"/>
-              <w:right w:w="90" w:type="dxa"/>
-            </w:tcMar>
             <w:vAlign w:val="center"/>
           </w:tcPr>
           <w:p>
@@ -37178,12 +34280,6 @@
               <w:right w:val="single" w:sz="6" w:space="0" w:color="1F3864"/>
             </w:tcBorders>
             <w:shd w:val="clear" w:color="auto" w:fill="D9E2F3"/>
-            <w:tcMar>
-              <w:top w:w="50" w:type="dxa"/>
-              <w:left w:w="90" w:type="dxa"/>
-              <w:bottom w:w="50" w:type="dxa"/>
-              <w:right w:w="90" w:type="dxa"/>
-            </w:tcMar>
             <w:vAlign w:val="center"/>
           </w:tcPr>
           <w:p>
@@ -37236,12 +34332,6 @@
               <w:right w:val="single" w:sz="6" w:space="0" w:color="1F3864"/>
             </w:tcBorders>
             <w:shd w:val="clear" w:color="auto" w:fill="D9E2F3"/>
-            <w:tcMar>
-              <w:top w:w="50" w:type="dxa"/>
-              <w:left w:w="90" w:type="dxa"/>
-              <w:bottom w:w="50" w:type="dxa"/>
-              <w:right w:w="90" w:type="dxa"/>
-            </w:tcMar>
             <w:vAlign w:val="center"/>
           </w:tcPr>
           <w:p>
@@ -37310,12 +34400,6 @@
               <w:right w:val="single" w:sz="6" w:space="0" w:color="1F3864"/>
             </w:tcBorders>
             <w:shd w:val="clear" w:color="auto" w:fill="D9E2F3"/>
-            <w:tcMar>
-              <w:top w:w="50" w:type="dxa"/>
-              <w:left w:w="90" w:type="dxa"/>
-              <w:bottom w:w="50" w:type="dxa"/>
-              <w:right w:w="90" w:type="dxa"/>
-            </w:tcMar>
             <w:vAlign w:val="center"/>
           </w:tcPr>
           <w:p>
@@ -37350,12 +34434,6 @@
               <w:right w:val="single" w:sz="6" w:space="0" w:color="1F3864"/>
             </w:tcBorders>
             <w:shd w:val="clear" w:color="auto" w:fill="D9E2F3"/>
-            <w:tcMar>
-              <w:top w:w="50" w:type="dxa"/>
-              <w:left w:w="90" w:type="dxa"/>
-              <w:bottom w:w="50" w:type="dxa"/>
-              <w:right w:w="90" w:type="dxa"/>
-            </w:tcMar>
             <w:vAlign w:val="center"/>
           </w:tcPr>
           <w:p>
@@ -37479,12 +34557,6 @@
               <w:right w:val="single" w:sz="6" w:space="0" w:color="1F3864"/>
             </w:tcBorders>
             <w:shd w:val="clear" w:color="auto" w:fill="D9E2F3"/>
-            <w:tcMar>
-              <w:top w:w="50" w:type="dxa"/>
-              <w:left w:w="90" w:type="dxa"/>
-              <w:bottom w:w="50" w:type="dxa"/>
-              <w:right w:w="90" w:type="dxa"/>
-            </w:tcMar>
             <w:vAlign w:val="center"/>
           </w:tcPr>
           <w:p>
@@ -37519,12 +34591,6 @@
               <w:right w:val="single" w:sz="6" w:space="0" w:color="1F3864"/>
             </w:tcBorders>
             <w:shd w:val="clear" w:color="auto" w:fill="D9E2F3"/>
-            <w:tcMar>
-              <w:top w:w="50" w:type="dxa"/>
-              <w:left w:w="90" w:type="dxa"/>
-              <w:bottom w:w="50" w:type="dxa"/>
-              <w:right w:w="90" w:type="dxa"/>
-            </w:tcMar>
             <w:vAlign w:val="center"/>
           </w:tcPr>
           <w:p>
@@ -37559,12 +34625,6 @@
               <w:right w:val="single" w:sz="6" w:space="0" w:color="1F3864"/>
             </w:tcBorders>
             <w:shd w:val="clear" w:color="auto" w:fill="D9E2F3"/>
-            <w:tcMar>
-              <w:top w:w="50" w:type="dxa"/>
-              <w:left w:w="90" w:type="dxa"/>
-              <w:bottom w:w="50" w:type="dxa"/>
-              <w:right w:w="90" w:type="dxa"/>
-            </w:tcMar>
             <w:vAlign w:val="center"/>
           </w:tcPr>
           <w:p>
@@ -37599,12 +34659,6 @@
               <w:right w:val="single" w:sz="6" w:space="0" w:color="1F3864"/>
             </w:tcBorders>
             <w:shd w:val="clear" w:color="auto" w:fill="D9E2F3"/>
-            <w:tcMar>
-              <w:top w:w="50" w:type="dxa"/>
-              <w:left w:w="90" w:type="dxa"/>
-              <w:bottom w:w="50" w:type="dxa"/>
-              <w:right w:w="90" w:type="dxa"/>
-            </w:tcMar>
             <w:vAlign w:val="center"/>
           </w:tcPr>
           <w:p>
@@ -37667,12 +34721,6 @@
               <w:right w:val="single" w:sz="6" w:space="0" w:color="1F3864"/>
             </w:tcBorders>
             <w:shd w:val="clear" w:color="auto" w:fill="D9E2F3"/>
-            <w:tcMar>
-              <w:top w:w="50" w:type="dxa"/>
-              <w:left w:w="90" w:type="dxa"/>
-              <w:bottom w:w="50" w:type="dxa"/>
-              <w:right w:w="90" w:type="dxa"/>
-            </w:tcMar>
             <w:vAlign w:val="center"/>
           </w:tcPr>
           <w:p>
@@ -37707,12 +34755,6 @@
               <w:right w:val="single" w:sz="6" w:space="0" w:color="1F3864"/>
             </w:tcBorders>
             <w:shd w:val="clear" w:color="auto" w:fill="D9E2F3"/>
-            <w:tcMar>
-              <w:top w:w="50" w:type="dxa"/>
-              <w:left w:w="90" w:type="dxa"/>
-              <w:bottom w:w="50" w:type="dxa"/>
-              <w:right w:w="90" w:type="dxa"/>
-            </w:tcMar>
             <w:vAlign w:val="center"/>
           </w:tcPr>
           <w:p>
@@ -37781,12 +34823,6 @@
               <w:right w:val="single" w:sz="6" w:space="0" w:color="1F3864"/>
             </w:tcBorders>
             <w:shd w:val="clear" w:color="auto" w:fill="D9E2F3"/>
-            <w:tcMar>
-              <w:top w:w="50" w:type="dxa"/>
-              <w:left w:w="90" w:type="dxa"/>
-              <w:bottom w:w="50" w:type="dxa"/>
-              <w:right w:w="90" w:type="dxa"/>
-            </w:tcMar>
             <w:vAlign w:val="center"/>
           </w:tcPr>
           <w:p>
@@ -37821,12 +34857,6 @@
               <w:right w:val="single" w:sz="6" w:space="0" w:color="1F3864"/>
             </w:tcBorders>
             <w:shd w:val="clear" w:color="auto" w:fill="D9E2F3"/>
-            <w:tcMar>
-              <w:top w:w="50" w:type="dxa"/>
-              <w:left w:w="90" w:type="dxa"/>
-              <w:bottom w:w="50" w:type="dxa"/>
-              <w:right w:w="90" w:type="dxa"/>
-            </w:tcMar>
             <w:vAlign w:val="center"/>
           </w:tcPr>
           <w:p>
@@ -37889,12 +34919,6 @@
               <w:right w:val="single" w:sz="6" w:space="0" w:color="1F3864"/>
             </w:tcBorders>
             <w:shd w:val="clear" w:color="auto" w:fill="D9E2F3"/>
-            <w:tcMar>
-              <w:top w:w="50" w:type="dxa"/>
-              <w:left w:w="90" w:type="dxa"/>
-              <w:bottom w:w="50" w:type="dxa"/>
-              <w:right w:w="90" w:type="dxa"/>
-            </w:tcMar>
             <w:vAlign w:val="center"/>
           </w:tcPr>
           <w:p>
@@ -37942,12 +34966,6 @@
               <w:right w:val="single" w:sz="6" w:space="0" w:color="1F3864"/>
             </w:tcBorders>
             <w:shd w:val="clear" w:color="auto" w:fill="4472C4"/>
-            <w:tcMar>
-              <w:top w:w="50" w:type="dxa"/>
-              <w:left w:w="90" w:type="dxa"/>
-              <w:bottom w:w="50" w:type="dxa"/>
-              <w:right w:w="90" w:type="dxa"/>
-            </w:tcMar>
             <w:vAlign w:val="center"/>
           </w:tcPr>
           <w:p>
@@ -38014,12 +35032,6 @@
               <w:right w:val="single" w:sz="6" w:space="0" w:color="1F3864"/>
             </w:tcBorders>
             <w:shd w:val="clear" w:color="auto" w:fill="4472C4"/>
-            <w:tcMar>
-              <w:top w:w="50" w:type="dxa"/>
-              <w:left w:w="90" w:type="dxa"/>
-              <w:bottom w:w="50" w:type="dxa"/>
-              <w:right w:w="90" w:type="dxa"/>
-            </w:tcMar>
             <w:vAlign w:val="center"/>
           </w:tcPr>
           <w:p>
@@ -38061,12 +35073,6 @@
               <w:right w:val="single" w:sz="6" w:space="0" w:color="1F3864"/>
             </w:tcBorders>
             <w:shd w:val="clear" w:color="auto" w:fill="4472C4"/>
-            <w:tcMar>
-              <w:top w:w="50" w:type="dxa"/>
-              <w:left w:w="90" w:type="dxa"/>
-              <w:bottom w:w="50" w:type="dxa"/>
-              <w:right w:w="90" w:type="dxa"/>
-            </w:tcMar>
             <w:vAlign w:val="center"/>
           </w:tcPr>
           <w:p>
@@ -38121,12 +35127,6 @@
               <w:right w:val="single" w:sz="6" w:space="0" w:color="1F3864"/>
             </w:tcBorders>
             <w:shd w:val="clear" w:color="auto" w:fill="4472C4"/>
-            <w:tcMar>
-              <w:top w:w="50" w:type="dxa"/>
-              <w:left w:w="90" w:type="dxa"/>
-              <w:bottom w:w="50" w:type="dxa"/>
-              <w:right w:w="90" w:type="dxa"/>
-            </w:tcMar>
             <w:vAlign w:val="center"/>
           </w:tcPr>
           <w:p>
@@ -38181,12 +35181,6 @@
               <w:right w:val="single" w:sz="6" w:space="0" w:color="1F3864"/>
             </w:tcBorders>
             <w:shd w:val="clear" w:color="auto" w:fill="4472C4"/>
-            <w:tcMar>
-              <w:top w:w="50" w:type="dxa"/>
-              <w:left w:w="90" w:type="dxa"/>
-              <w:bottom w:w="50" w:type="dxa"/>
-              <w:right w:w="90" w:type="dxa"/>
-            </w:tcMar>
             <w:vAlign w:val="center"/>
           </w:tcPr>
           <w:p>
@@ -38268,12 +35262,6 @@
               <w:right w:val="single" w:sz="6" w:space="0" w:color="1F3864"/>
             </w:tcBorders>
             <w:shd w:val="clear" w:color="auto" w:fill="D9E2F3"/>
-            <w:tcMar>
-              <w:top w:w="50" w:type="dxa"/>
-              <w:left w:w="90" w:type="dxa"/>
-              <w:bottom w:w="50" w:type="dxa"/>
-              <w:right w:w="90" w:type="dxa"/>
-            </w:tcMar>
             <w:vAlign w:val="center"/>
           </w:tcPr>
           <w:p>
@@ -38308,12 +35296,6 @@
               <w:right w:val="single" w:sz="6" w:space="0" w:color="1F3864"/>
             </w:tcBorders>
             <w:shd w:val="clear" w:color="auto" w:fill="D9E2F3"/>
-            <w:tcMar>
-              <w:top w:w="50" w:type="dxa"/>
-              <w:left w:w="90" w:type="dxa"/>
-              <w:bottom w:w="50" w:type="dxa"/>
-              <w:right w:w="90" w:type="dxa"/>
-            </w:tcMar>
             <w:vAlign w:val="center"/>
           </w:tcPr>
           <w:p>
@@ -38382,12 +35364,6 @@
               <w:right w:val="single" w:sz="6" w:space="0" w:color="1F3864"/>
             </w:tcBorders>
             <w:shd w:val="clear" w:color="auto" w:fill="D9E2F3"/>
-            <w:tcMar>
-              <w:top w:w="50" w:type="dxa"/>
-              <w:left w:w="90" w:type="dxa"/>
-              <w:bottom w:w="50" w:type="dxa"/>
-              <w:right w:w="90" w:type="dxa"/>
-            </w:tcMar>
             <w:vAlign w:val="center"/>
           </w:tcPr>
           <w:p>
@@ -38422,12 +35398,6 @@
               <w:right w:val="single" w:sz="6" w:space="0" w:color="1F3864"/>
             </w:tcBorders>
             <w:shd w:val="clear" w:color="auto" w:fill="D9E2F3"/>
-            <w:tcMar>
-              <w:top w:w="50" w:type="dxa"/>
-              <w:left w:w="90" w:type="dxa"/>
-              <w:bottom w:w="50" w:type="dxa"/>
-              <w:right w:w="90" w:type="dxa"/>
-            </w:tcMar>
             <w:vAlign w:val="center"/>
           </w:tcPr>
           <w:p>
@@ -38490,12 +35460,6 @@
               <w:right w:val="single" w:sz="6" w:space="0" w:color="1F3864"/>
             </w:tcBorders>
             <w:shd w:val="clear" w:color="auto" w:fill="D9E2F3"/>
-            <w:tcMar>
-              <w:top w:w="50" w:type="dxa"/>
-              <w:left w:w="90" w:type="dxa"/>
-              <w:bottom w:w="50" w:type="dxa"/>
-              <w:right w:w="90" w:type="dxa"/>
-            </w:tcMar>
             <w:vAlign w:val="center"/>
           </w:tcPr>
           <w:p>
@@ -38538,12 +35502,6 @@
               <w:right w:val="single" w:sz="6" w:space="0" w:color="1F3864"/>
             </w:tcBorders>
             <w:shd w:val="clear" w:color="auto" w:fill="D9E2F3"/>
-            <w:tcMar>
-              <w:top w:w="50" w:type="dxa"/>
-              <w:left w:w="90" w:type="dxa"/>
-              <w:bottom w:w="50" w:type="dxa"/>
-              <w:right w:w="90" w:type="dxa"/>
-            </w:tcMar>
             <w:vAlign w:val="center"/>
           </w:tcPr>
           <w:p>
@@ -38604,12 +35562,6 @@
               <w:right w:val="single" w:sz="6" w:space="0" w:color="1F3864"/>
             </w:tcBorders>
             <w:shd w:val="clear" w:color="auto" w:fill="D9E2F3"/>
-            <w:tcMar>
-              <w:top w:w="50" w:type="dxa"/>
-              <w:left w:w="90" w:type="dxa"/>
-              <w:bottom w:w="50" w:type="dxa"/>
-              <w:right w:w="90" w:type="dxa"/>
-            </w:tcMar>
             <w:vAlign w:val="center"/>
           </w:tcPr>
           <w:p>
@@ -38688,12 +35640,6 @@
               <w:right w:val="single" w:sz="6" w:space="0" w:color="1F3864"/>
             </w:tcBorders>
             <w:shd w:val="clear" w:color="auto" w:fill="D9E2F3"/>
-            <w:tcMar>
-              <w:top w:w="50" w:type="dxa"/>
-              <w:left w:w="90" w:type="dxa"/>
-              <w:bottom w:w="50" w:type="dxa"/>
-              <w:right w:w="90" w:type="dxa"/>
-            </w:tcMar>
             <w:vAlign w:val="center"/>
           </w:tcPr>
           <w:p>
@@ -38756,12 +35702,6 @@
               <w:right w:val="single" w:sz="6" w:space="0" w:color="1F3864"/>
             </w:tcBorders>
             <w:shd w:val="clear" w:color="auto" w:fill="D9E2F3"/>
-            <w:tcMar>
-              <w:top w:w="50" w:type="dxa"/>
-              <w:left w:w="90" w:type="dxa"/>
-              <w:bottom w:w="50" w:type="dxa"/>
-              <w:right w:w="90" w:type="dxa"/>
-            </w:tcMar>
             <w:vAlign w:val="center"/>
           </w:tcPr>
           <w:p>
@@ -38796,12 +35736,6 @@
               <w:right w:val="single" w:sz="6" w:space="0" w:color="1F3864"/>
             </w:tcBorders>
             <w:shd w:val="clear" w:color="auto" w:fill="D9E2F3"/>
-            <w:tcMar>
-              <w:top w:w="50" w:type="dxa"/>
-              <w:left w:w="90" w:type="dxa"/>
-              <w:bottom w:w="50" w:type="dxa"/>
-              <w:right w:w="90" w:type="dxa"/>
-            </w:tcMar>
             <w:vAlign w:val="center"/>
           </w:tcPr>
           <w:p>
@@ -38870,12 +35804,6 @@
               <w:right w:val="single" w:sz="6" w:space="0" w:color="1F3864"/>
             </w:tcBorders>
             <w:shd w:val="clear" w:color="auto" w:fill="D9E2F3"/>
-            <w:tcMar>
-              <w:top w:w="50" w:type="dxa"/>
-              <w:left w:w="90" w:type="dxa"/>
-              <w:bottom w:w="50" w:type="dxa"/>
-              <w:right w:w="90" w:type="dxa"/>
-            </w:tcMar>
             <w:vAlign w:val="center"/>
           </w:tcPr>
           <w:p>
@@ -38910,12 +35838,6 @@
               <w:right w:val="single" w:sz="6" w:space="0" w:color="1F3864"/>
             </w:tcBorders>
             <w:shd w:val="clear" w:color="auto" w:fill="D9E2F3"/>
-            <w:tcMar>
-              <w:top w:w="50" w:type="dxa"/>
-              <w:left w:w="90" w:type="dxa"/>
-              <w:bottom w:w="50" w:type="dxa"/>
-              <w:right w:w="90" w:type="dxa"/>
-            </w:tcMar>
             <w:vAlign w:val="center"/>
           </w:tcPr>
           <w:p>
@@ -38978,12 +35900,6 @@
               <w:right w:val="single" w:sz="6" w:space="0" w:color="1F3864"/>
             </w:tcBorders>
             <w:shd w:val="clear" w:color="auto" w:fill="D9E2F3"/>
-            <w:tcMar>
-              <w:top w:w="50" w:type="dxa"/>
-              <w:left w:w="90" w:type="dxa"/>
-              <w:bottom w:w="50" w:type="dxa"/>
-              <w:right w:w="90" w:type="dxa"/>
-            </w:tcMar>
             <w:vAlign w:val="center"/>
           </w:tcPr>
           <w:p>
@@ -39031,12 +35947,6 @@
               <w:right w:val="single" w:sz="6" w:space="0" w:color="1F3864"/>
             </w:tcBorders>
             <w:shd w:val="clear" w:color="auto" w:fill="4472C4"/>
-            <w:tcMar>
-              <w:top w:w="50" w:type="dxa"/>
-              <w:left w:w="90" w:type="dxa"/>
-              <w:bottom w:w="50" w:type="dxa"/>
-              <w:right w:w="90" w:type="dxa"/>
-            </w:tcMar>
             <w:vAlign w:val="center"/>
           </w:tcPr>
           <w:p>
@@ -39103,12 +36013,6 @@
               <w:right w:val="single" w:sz="6" w:space="0" w:color="1F3864"/>
             </w:tcBorders>
             <w:shd w:val="clear" w:color="auto" w:fill="4472C4"/>
-            <w:tcMar>
-              <w:top w:w="50" w:type="dxa"/>
-              <w:left w:w="90" w:type="dxa"/>
-              <w:bottom w:w="50" w:type="dxa"/>
-              <w:right w:w="90" w:type="dxa"/>
-            </w:tcMar>
             <w:vAlign w:val="center"/>
           </w:tcPr>
           <w:p>
@@ -39150,12 +36054,6 @@
               <w:right w:val="single" w:sz="6" w:space="0" w:color="1F3864"/>
             </w:tcBorders>
             <w:shd w:val="clear" w:color="auto" w:fill="4472C4"/>
-            <w:tcMar>
-              <w:top w:w="50" w:type="dxa"/>
-              <w:left w:w="90" w:type="dxa"/>
-              <w:bottom w:w="50" w:type="dxa"/>
-              <w:right w:w="90" w:type="dxa"/>
-            </w:tcMar>
             <w:vAlign w:val="center"/>
           </w:tcPr>
           <w:p>
@@ -39210,12 +36108,6 @@
               <w:right w:val="single" w:sz="6" w:space="0" w:color="1F3864"/>
             </w:tcBorders>
             <w:shd w:val="clear" w:color="auto" w:fill="4472C4"/>
-            <w:tcMar>
-              <w:top w:w="50" w:type="dxa"/>
-              <w:left w:w="90" w:type="dxa"/>
-              <w:bottom w:w="50" w:type="dxa"/>
-              <w:right w:w="90" w:type="dxa"/>
-            </w:tcMar>
             <w:vAlign w:val="center"/>
           </w:tcPr>
           <w:p>
@@ -39270,12 +36162,6 @@
               <w:right w:val="single" w:sz="6" w:space="0" w:color="1F3864"/>
             </w:tcBorders>
             <w:shd w:val="clear" w:color="auto" w:fill="4472C4"/>
-            <w:tcMar>
-              <w:top w:w="50" w:type="dxa"/>
-              <w:left w:w="90" w:type="dxa"/>
-              <w:bottom w:w="50" w:type="dxa"/>
-              <w:right w:w="90" w:type="dxa"/>
-            </w:tcMar>
             <w:vAlign w:val="center"/>
           </w:tcPr>
           <w:p>
@@ -39357,12 +36243,6 @@
               <w:right w:val="single" w:sz="6" w:space="0" w:color="1F3864"/>
             </w:tcBorders>
             <w:shd w:val="clear" w:color="auto" w:fill="D9E2F3"/>
-            <w:tcMar>
-              <w:top w:w="50" w:type="dxa"/>
-              <w:left w:w="90" w:type="dxa"/>
-              <w:bottom w:w="50" w:type="dxa"/>
-              <w:right w:w="90" w:type="dxa"/>
-            </w:tcMar>
             <w:vAlign w:val="center"/>
           </w:tcPr>
           <w:p>
@@ -39397,12 +36277,6 @@
               <w:right w:val="single" w:sz="6" w:space="0" w:color="1F3864"/>
             </w:tcBorders>
             <w:shd w:val="clear" w:color="auto" w:fill="D9E2F3"/>
-            <w:tcMar>
-              <w:top w:w="50" w:type="dxa"/>
-              <w:left w:w="90" w:type="dxa"/>
-              <w:bottom w:w="50" w:type="dxa"/>
-              <w:right w:w="90" w:type="dxa"/>
-            </w:tcMar>
             <w:vAlign w:val="center"/>
           </w:tcPr>
           <w:p>
@@ -39463,12 +36337,6 @@
               <w:right w:val="single" w:sz="6" w:space="0" w:color="1F3864"/>
             </w:tcBorders>
             <w:shd w:val="clear" w:color="auto" w:fill="D9E2F3"/>
-            <w:tcMar>
-              <w:top w:w="50" w:type="dxa"/>
-              <w:left w:w="90" w:type="dxa"/>
-              <w:bottom w:w="50" w:type="dxa"/>
-              <w:right w:w="90" w:type="dxa"/>
-            </w:tcMar>
             <w:vAlign w:val="center"/>
           </w:tcPr>
           <w:p>
@@ -39537,12 +36405,6 @@
               <w:right w:val="single" w:sz="6" w:space="0" w:color="1F3864"/>
             </w:tcBorders>
             <w:shd w:val="clear" w:color="auto" w:fill="D9E2F3"/>
-            <w:tcMar>
-              <w:top w:w="50" w:type="dxa"/>
-              <w:left w:w="90" w:type="dxa"/>
-              <w:bottom w:w="50" w:type="dxa"/>
-              <w:right w:w="90" w:type="dxa"/>
-            </w:tcMar>
             <w:vAlign w:val="center"/>
           </w:tcPr>
           <w:p>
@@ -39605,12 +36467,6 @@
               <w:right w:val="single" w:sz="6" w:space="0" w:color="1F3864"/>
             </w:tcBorders>
             <w:shd w:val="clear" w:color="auto" w:fill="D9E2F3"/>
-            <w:tcMar>
-              <w:top w:w="50" w:type="dxa"/>
-              <w:left w:w="90" w:type="dxa"/>
-              <w:bottom w:w="50" w:type="dxa"/>
-              <w:right w:w="90" w:type="dxa"/>
-            </w:tcMar>
             <w:vAlign w:val="center"/>
           </w:tcPr>
           <w:p>
@@ -39645,12 +36501,6 @@
               <w:right w:val="single" w:sz="6" w:space="0" w:color="1F3864"/>
             </w:tcBorders>
             <w:shd w:val="clear" w:color="auto" w:fill="D9E2F3"/>
-            <w:tcMar>
-              <w:top w:w="50" w:type="dxa"/>
-              <w:left w:w="90" w:type="dxa"/>
-              <w:bottom w:w="50" w:type="dxa"/>
-              <w:right w:w="90" w:type="dxa"/>
-            </w:tcMar>
             <w:vAlign w:val="center"/>
           </w:tcPr>
           <w:p>
@@ -39737,12 +36587,6 @@
               <w:right w:val="single" w:sz="6" w:space="0" w:color="1F3864"/>
             </w:tcBorders>
             <w:shd w:val="clear" w:color="auto" w:fill="D9E2F3"/>
-            <w:tcMar>
-              <w:top w:w="50" w:type="dxa"/>
-              <w:left w:w="90" w:type="dxa"/>
-              <w:bottom w:w="50" w:type="dxa"/>
-              <w:right w:w="90" w:type="dxa"/>
-            </w:tcMar>
             <w:vAlign w:val="center"/>
           </w:tcPr>
           <w:p>
@@ -39777,12 +36621,6 @@
               <w:right w:val="single" w:sz="6" w:space="0" w:color="1F3864"/>
             </w:tcBorders>
             <w:shd w:val="clear" w:color="auto" w:fill="D9E2F3"/>
-            <w:tcMar>
-              <w:top w:w="50" w:type="dxa"/>
-              <w:left w:w="90" w:type="dxa"/>
-              <w:bottom w:w="50" w:type="dxa"/>
-              <w:right w:w="90" w:type="dxa"/>
-            </w:tcMar>
             <w:vAlign w:val="center"/>
           </w:tcPr>
           <w:p>
@@ -39845,12 +36683,6 @@
               <w:right w:val="single" w:sz="6" w:space="0" w:color="1F3864"/>
             </w:tcBorders>
             <w:shd w:val="clear" w:color="auto" w:fill="D9E2F3"/>
-            <w:tcMar>
-              <w:top w:w="50" w:type="dxa"/>
-              <w:left w:w="90" w:type="dxa"/>
-              <w:bottom w:w="50" w:type="dxa"/>
-              <w:right w:w="90" w:type="dxa"/>
-            </w:tcMar>
             <w:vAlign w:val="center"/>
           </w:tcPr>
           <w:p>
@@ -39903,12 +36735,6 @@
               <w:right w:val="single" w:sz="6" w:space="0" w:color="1F3864"/>
             </w:tcBorders>
             <w:shd w:val="clear" w:color="auto" w:fill="D9E2F3"/>
-            <w:tcMar>
-              <w:top w:w="50" w:type="dxa"/>
-              <w:left w:w="90" w:type="dxa"/>
-              <w:bottom w:w="50" w:type="dxa"/>
-              <w:right w:w="90" w:type="dxa"/>
-            </w:tcMar>
             <w:vAlign w:val="center"/>
           </w:tcPr>
           <w:p>
@@ -39959,12 +36785,6 @@
               <w:right w:val="single" w:sz="6" w:space="0" w:color="1F3864"/>
             </w:tcBorders>
             <w:shd w:val="clear" w:color="auto" w:fill="D9E2F3"/>
-            <w:tcMar>
-              <w:top w:w="50" w:type="dxa"/>
-              <w:left w:w="90" w:type="dxa"/>
-              <w:bottom w:w="50" w:type="dxa"/>
-              <w:right w:w="90" w:type="dxa"/>
-            </w:tcMar>
             <w:vAlign w:val="center"/>
           </w:tcPr>
           <w:p>
@@ -39999,12 +36819,6 @@
               <w:right w:val="single" w:sz="6" w:space="0" w:color="1F3864"/>
             </w:tcBorders>
             <w:shd w:val="clear" w:color="auto" w:fill="D9E2F3"/>
-            <w:tcMar>
-              <w:top w:w="50" w:type="dxa"/>
-              <w:left w:w="90" w:type="dxa"/>
-              <w:bottom w:w="50" w:type="dxa"/>
-              <w:right w:w="90" w:type="dxa"/>
-            </w:tcMar>
             <w:vAlign w:val="center"/>
           </w:tcPr>
           <w:p>
@@ -40067,12 +36881,6 @@
               <w:right w:val="single" w:sz="6" w:space="0" w:color="1F3864"/>
             </w:tcBorders>
             <w:shd w:val="clear" w:color="auto" w:fill="D9E2F3"/>
-            <w:tcMar>
-              <w:top w:w="50" w:type="dxa"/>
-              <w:left w:w="90" w:type="dxa"/>
-              <w:bottom w:w="50" w:type="dxa"/>
-              <w:right w:w="90" w:type="dxa"/>
-            </w:tcMar>
             <w:vAlign w:val="center"/>
           </w:tcPr>
           <w:p>
@@ -40120,12 +36928,6 @@
               <w:right w:val="single" w:sz="6" w:space="0" w:color="1F3864"/>
             </w:tcBorders>
             <w:shd w:val="clear" w:color="auto" w:fill="4472C4"/>
-            <w:tcMar>
-              <w:top w:w="50" w:type="dxa"/>
-              <w:left w:w="90" w:type="dxa"/>
-              <w:bottom w:w="50" w:type="dxa"/>
-              <w:right w:w="90" w:type="dxa"/>
-            </w:tcMar>
             <w:vAlign w:val="center"/>
           </w:tcPr>
           <w:p>
@@ -40192,12 +36994,6 @@
               <w:right w:val="single" w:sz="6" w:space="0" w:color="1F3864"/>
             </w:tcBorders>
             <w:shd w:val="clear" w:color="auto" w:fill="4472C4"/>
-            <w:tcMar>
-              <w:top w:w="50" w:type="dxa"/>
-              <w:left w:w="90" w:type="dxa"/>
-              <w:bottom w:w="50" w:type="dxa"/>
-              <w:right w:w="90" w:type="dxa"/>
-            </w:tcMar>
             <w:vAlign w:val="center"/>
           </w:tcPr>
           <w:p>
@@ -40239,12 +37035,6 @@
               <w:right w:val="single" w:sz="6" w:space="0" w:color="1F3864"/>
             </w:tcBorders>
             <w:shd w:val="clear" w:color="auto" w:fill="4472C4"/>
-            <w:tcMar>
-              <w:top w:w="50" w:type="dxa"/>
-              <w:left w:w="90" w:type="dxa"/>
-              <w:bottom w:w="50" w:type="dxa"/>
-              <w:right w:w="90" w:type="dxa"/>
-            </w:tcMar>
             <w:vAlign w:val="center"/>
           </w:tcPr>
           <w:p>
@@ -40299,12 +37089,6 @@
               <w:right w:val="single" w:sz="6" w:space="0" w:color="1F3864"/>
             </w:tcBorders>
             <w:shd w:val="clear" w:color="auto" w:fill="4472C4"/>
-            <w:tcMar>
-              <w:top w:w="50" w:type="dxa"/>
-              <w:left w:w="90" w:type="dxa"/>
-              <w:bottom w:w="50" w:type="dxa"/>
-              <w:right w:w="90" w:type="dxa"/>
-            </w:tcMar>
             <w:vAlign w:val="center"/>
           </w:tcPr>
           <w:p>
@@ -40359,12 +37143,6 @@
               <w:right w:val="single" w:sz="6" w:space="0" w:color="1F3864"/>
             </w:tcBorders>
             <w:shd w:val="clear" w:color="auto" w:fill="4472C4"/>
-            <w:tcMar>
-              <w:top w:w="50" w:type="dxa"/>
-              <w:left w:w="90" w:type="dxa"/>
-              <w:bottom w:w="50" w:type="dxa"/>
-              <w:right w:w="90" w:type="dxa"/>
-            </w:tcMar>
             <w:vAlign w:val="center"/>
           </w:tcPr>
           <w:p>
@@ -40446,12 +37224,6 @@
               <w:right w:val="single" w:sz="6" w:space="0" w:color="1F3864"/>
             </w:tcBorders>
             <w:shd w:val="clear" w:color="auto" w:fill="D9E2F3"/>
-            <w:tcMar>
-              <w:top w:w="50" w:type="dxa"/>
-              <w:left w:w="90" w:type="dxa"/>
-              <w:bottom w:w="50" w:type="dxa"/>
-              <w:right w:w="90" w:type="dxa"/>
-            </w:tcMar>
             <w:vAlign w:val="center"/>
           </w:tcPr>
           <w:p>
@@ -40486,12 +37258,6 @@
               <w:right w:val="single" w:sz="6" w:space="0" w:color="1F3864"/>
             </w:tcBorders>
             <w:shd w:val="clear" w:color="auto" w:fill="D9E2F3"/>
-            <w:tcMar>
-              <w:top w:w="50" w:type="dxa"/>
-              <w:left w:w="90" w:type="dxa"/>
-              <w:bottom w:w="50" w:type="dxa"/>
-              <w:right w:w="90" w:type="dxa"/>
-            </w:tcMar>
             <w:vAlign w:val="center"/>
           </w:tcPr>
           <w:p>
@@ -40570,12 +37336,6 @@
               <w:right w:val="single" w:sz="6" w:space="0" w:color="1F3864"/>
             </w:tcBorders>
             <w:shd w:val="clear" w:color="auto" w:fill="D9E2F3"/>
-            <w:tcMar>
-              <w:top w:w="50" w:type="dxa"/>
-              <w:left w:w="90" w:type="dxa"/>
-              <w:bottom w:w="50" w:type="dxa"/>
-              <w:right w:w="90" w:type="dxa"/>
-            </w:tcMar>
             <w:vAlign w:val="center"/>
           </w:tcPr>
           <w:p>
@@ -40610,12 +37370,6 @@
               <w:right w:val="single" w:sz="6" w:space="0" w:color="1F3864"/>
             </w:tcBorders>
             <w:shd w:val="clear" w:color="auto" w:fill="D9E2F3"/>
-            <w:tcMar>
-              <w:top w:w="50" w:type="dxa"/>
-              <w:left w:w="90" w:type="dxa"/>
-              <w:bottom w:w="50" w:type="dxa"/>
-              <w:right w:w="90" w:type="dxa"/>
-            </w:tcMar>
             <w:vAlign w:val="center"/>
           </w:tcPr>
           <w:p>
@@ -40678,12 +37432,6 @@
               <w:right w:val="single" w:sz="6" w:space="0" w:color="1F3864"/>
             </w:tcBorders>
             <w:shd w:val="clear" w:color="auto" w:fill="D9E2F3"/>
-            <w:tcMar>
-              <w:top w:w="50" w:type="dxa"/>
-              <w:left w:w="90" w:type="dxa"/>
-              <w:bottom w:w="50" w:type="dxa"/>
-              <w:right w:w="90" w:type="dxa"/>
-            </w:tcMar>
             <w:vAlign w:val="center"/>
           </w:tcPr>
           <w:p>
@@ -40718,12 +37466,6 @@
               <w:right w:val="single" w:sz="6" w:space="0" w:color="1F3864"/>
             </w:tcBorders>
             <w:shd w:val="clear" w:color="auto" w:fill="D9E2F3"/>
-            <w:tcMar>
-              <w:top w:w="50" w:type="dxa"/>
-              <w:left w:w="90" w:type="dxa"/>
-              <w:bottom w:w="50" w:type="dxa"/>
-              <w:right w:w="90" w:type="dxa"/>
-            </w:tcMar>
             <w:vAlign w:val="center"/>
           </w:tcPr>
           <w:p>
@@ -40792,12 +37534,6 @@
               <w:right w:val="single" w:sz="6" w:space="0" w:color="1F3864"/>
             </w:tcBorders>
             <w:shd w:val="clear" w:color="auto" w:fill="D9E2F3"/>
-            <w:tcMar>
-              <w:top w:w="50" w:type="dxa"/>
-              <w:left w:w="90" w:type="dxa"/>
-              <w:bottom w:w="50" w:type="dxa"/>
-              <w:right w:w="90" w:type="dxa"/>
-            </w:tcMar>
             <w:vAlign w:val="center"/>
           </w:tcPr>
           <w:p>
@@ -40866,12 +37602,6 @@
               <w:right w:val="single" w:sz="6" w:space="0" w:color="1F3864"/>
             </w:tcBorders>
             <w:shd w:val="clear" w:color="auto" w:fill="D9E2F3"/>
-            <w:tcMar>
-              <w:top w:w="50" w:type="dxa"/>
-              <w:left w:w="90" w:type="dxa"/>
-              <w:bottom w:w="50" w:type="dxa"/>
-              <w:right w:w="90" w:type="dxa"/>
-            </w:tcMar>
             <w:vAlign w:val="center"/>
           </w:tcPr>
           <w:p>
@@ -40934,12 +37664,6 @@
               <w:right w:val="single" w:sz="6" w:space="0" w:color="1F3864"/>
             </w:tcBorders>
             <w:shd w:val="clear" w:color="auto" w:fill="D9E2F3"/>
-            <w:tcMar>
-              <w:top w:w="50" w:type="dxa"/>
-              <w:left w:w="90" w:type="dxa"/>
-              <w:bottom w:w="50" w:type="dxa"/>
-              <w:right w:w="90" w:type="dxa"/>
-            </w:tcMar>
             <w:vAlign w:val="center"/>
           </w:tcPr>
           <w:p>
@@ -40974,12 +37698,6 @@
               <w:right w:val="single" w:sz="6" w:space="0" w:color="1F3864"/>
             </w:tcBorders>
             <w:shd w:val="clear" w:color="auto" w:fill="D9E2F3"/>
-            <w:tcMar>
-              <w:top w:w="50" w:type="dxa"/>
-              <w:left w:w="90" w:type="dxa"/>
-              <w:bottom w:w="50" w:type="dxa"/>
-              <w:right w:w="90" w:type="dxa"/>
-            </w:tcMar>
             <w:vAlign w:val="center"/>
           </w:tcPr>
           <w:p>
@@ -41030,12 +37748,6 @@
               <w:right w:val="single" w:sz="6" w:space="0" w:color="1F3864"/>
             </w:tcBorders>
             <w:shd w:val="clear" w:color="auto" w:fill="D9E2F3"/>
-            <w:tcMar>
-              <w:top w:w="50" w:type="dxa"/>
-              <w:left w:w="90" w:type="dxa"/>
-              <w:bottom w:w="50" w:type="dxa"/>
-              <w:right w:w="90" w:type="dxa"/>
-            </w:tcMar>
             <w:vAlign w:val="center"/>
           </w:tcPr>
           <w:p>
@@ -41132,12 +37844,6 @@
               <w:right w:val="single" w:sz="6" w:space="0" w:color="1F3864"/>
             </w:tcBorders>
             <w:shd w:val="clear" w:color="auto" w:fill="D9E2F3"/>
-            <w:tcMar>
-              <w:top w:w="50" w:type="dxa"/>
-              <w:left w:w="90" w:type="dxa"/>
-              <w:bottom w:w="50" w:type="dxa"/>
-              <w:right w:w="90" w:type="dxa"/>
-            </w:tcMar>
             <w:vAlign w:val="center"/>
           </w:tcPr>
           <w:p>
@@ -41200,12 +37906,6 @@
               <w:right w:val="single" w:sz="6" w:space="0" w:color="1F3864"/>
             </w:tcBorders>
             <w:shd w:val="clear" w:color="auto" w:fill="D9E2F3"/>
-            <w:tcMar>
-              <w:top w:w="50" w:type="dxa"/>
-              <w:left w:w="90" w:type="dxa"/>
-              <w:bottom w:w="50" w:type="dxa"/>
-              <w:right w:w="90" w:type="dxa"/>
-            </w:tcMar>
             <w:vAlign w:val="center"/>
           </w:tcPr>
           <w:p>
@@ -41264,12 +37964,6 @@
               <w:right w:val="single" w:sz="6" w:space="0" w:color="1F3864"/>
             </w:tcBorders>
             <w:shd w:val="clear" w:color="auto" w:fill="4472C4"/>
-            <w:tcMar>
-              <w:top w:w="50" w:type="dxa"/>
-              <w:left w:w="90" w:type="dxa"/>
-              <w:bottom w:w="50" w:type="dxa"/>
-              <w:right w:w="90" w:type="dxa"/>
-            </w:tcMar>
             <w:vAlign w:val="center"/>
           </w:tcPr>
           <w:p>
@@ -41336,12 +38030,6 @@
               <w:right w:val="single" w:sz="6" w:space="0" w:color="1F3864"/>
             </w:tcBorders>
             <w:shd w:val="clear" w:color="auto" w:fill="4472C4"/>
-            <w:tcMar>
-              <w:top w:w="50" w:type="dxa"/>
-              <w:left w:w="90" w:type="dxa"/>
-              <w:bottom w:w="50" w:type="dxa"/>
-              <w:right w:w="90" w:type="dxa"/>
-            </w:tcMar>
             <w:vAlign w:val="center"/>
           </w:tcPr>
           <w:p>
@@ -41383,12 +38071,6 @@
               <w:right w:val="single" w:sz="6" w:space="0" w:color="1F3864"/>
             </w:tcBorders>
             <w:shd w:val="clear" w:color="auto" w:fill="4472C4"/>
-            <w:tcMar>
-              <w:top w:w="50" w:type="dxa"/>
-              <w:left w:w="90" w:type="dxa"/>
-              <w:bottom w:w="50" w:type="dxa"/>
-              <w:right w:w="90" w:type="dxa"/>
-            </w:tcMar>
             <w:vAlign w:val="center"/>
           </w:tcPr>
           <w:p>
@@ -41443,12 +38125,6 @@
               <w:right w:val="single" w:sz="6" w:space="0" w:color="1F3864"/>
             </w:tcBorders>
             <w:shd w:val="clear" w:color="auto" w:fill="4472C4"/>
-            <w:tcMar>
-              <w:top w:w="50" w:type="dxa"/>
-              <w:left w:w="90" w:type="dxa"/>
-              <w:bottom w:w="50" w:type="dxa"/>
-              <w:right w:w="90" w:type="dxa"/>
-            </w:tcMar>
             <w:vAlign w:val="center"/>
           </w:tcPr>
           <w:p>
@@ -41503,12 +38179,6 @@
               <w:right w:val="single" w:sz="6" w:space="0" w:color="1F3864"/>
             </w:tcBorders>
             <w:shd w:val="clear" w:color="auto" w:fill="4472C4"/>
-            <w:tcMar>
-              <w:top w:w="50" w:type="dxa"/>
-              <w:left w:w="90" w:type="dxa"/>
-              <w:bottom w:w="50" w:type="dxa"/>
-              <w:right w:w="90" w:type="dxa"/>
-            </w:tcMar>
             <w:vAlign w:val="center"/>
           </w:tcPr>
           <w:p>
@@ -41590,12 +38260,6 @@
               <w:right w:val="single" w:sz="6" w:space="0" w:color="1F3864"/>
             </w:tcBorders>
             <w:shd w:val="clear" w:color="auto" w:fill="D9E2F3"/>
-            <w:tcMar>
-              <w:top w:w="50" w:type="dxa"/>
-              <w:left w:w="90" w:type="dxa"/>
-              <w:bottom w:w="50" w:type="dxa"/>
-              <w:right w:w="90" w:type="dxa"/>
-            </w:tcMar>
             <w:vAlign w:val="center"/>
           </w:tcPr>
           <w:p>
@@ -41638,12 +38302,6 @@
               <w:right w:val="single" w:sz="6" w:space="0" w:color="1F3864"/>
             </w:tcBorders>
             <w:shd w:val="clear" w:color="auto" w:fill="D9E2F3"/>
-            <w:tcMar>
-              <w:top w:w="50" w:type="dxa"/>
-              <w:left w:w="90" w:type="dxa"/>
-              <w:bottom w:w="50" w:type="dxa"/>
-              <w:right w:w="90" w:type="dxa"/>
-            </w:tcMar>
             <w:vAlign w:val="center"/>
           </w:tcPr>
           <w:p>
@@ -41678,12 +38336,6 @@
               <w:right w:val="single" w:sz="6" w:space="0" w:color="1F3864"/>
             </w:tcBorders>
             <w:shd w:val="clear" w:color="auto" w:fill="D9E2F3"/>
-            <w:tcMar>
-              <w:top w:w="50" w:type="dxa"/>
-              <w:left w:w="90" w:type="dxa"/>
-              <w:bottom w:w="50" w:type="dxa"/>
-              <w:right w:w="90" w:type="dxa"/>
-            </w:tcMar>
             <w:vAlign w:val="center"/>
           </w:tcPr>
           <w:p>
@@ -41718,12 +38370,6 @@
               <w:right w:val="single" w:sz="6" w:space="0" w:color="1F3864"/>
             </w:tcBorders>
             <w:shd w:val="clear" w:color="auto" w:fill="D9E2F3"/>
-            <w:tcMar>
-              <w:top w:w="50" w:type="dxa"/>
-              <w:left w:w="90" w:type="dxa"/>
-              <w:bottom w:w="50" w:type="dxa"/>
-              <w:right w:w="90" w:type="dxa"/>
-            </w:tcMar>
             <w:vAlign w:val="center"/>
           </w:tcPr>
           <w:p>
@@ -41786,12 +38432,6 @@
               <w:right w:val="single" w:sz="6" w:space="0" w:color="1F3864"/>
             </w:tcBorders>
             <w:shd w:val="clear" w:color="auto" w:fill="D9E2F3"/>
-            <w:tcMar>
-              <w:top w:w="50" w:type="dxa"/>
-              <w:left w:w="90" w:type="dxa"/>
-              <w:bottom w:w="50" w:type="dxa"/>
-              <w:right w:w="90" w:type="dxa"/>
-            </w:tcMar>
             <w:vAlign w:val="center"/>
           </w:tcPr>
           <w:p>
@@ -41826,12 +38466,6 @@
               <w:right w:val="single" w:sz="6" w:space="0" w:color="1F3864"/>
             </w:tcBorders>
             <w:shd w:val="clear" w:color="auto" w:fill="D9E2F3"/>
-            <w:tcMar>
-              <w:top w:w="50" w:type="dxa"/>
-              <w:left w:w="90" w:type="dxa"/>
-              <w:bottom w:w="50" w:type="dxa"/>
-              <w:right w:w="90" w:type="dxa"/>
-            </w:tcMar>
             <w:vAlign w:val="center"/>
           </w:tcPr>
           <w:p>
@@ -41918,12 +38552,6 @@
               <w:right w:val="single" w:sz="6" w:space="0" w:color="1F3864"/>
             </w:tcBorders>
             <w:shd w:val="clear" w:color="auto" w:fill="D9E2F3"/>
-            <w:tcMar>
-              <w:top w:w="50" w:type="dxa"/>
-              <w:left w:w="90" w:type="dxa"/>
-              <w:bottom w:w="50" w:type="dxa"/>
-              <w:right w:w="90" w:type="dxa"/>
-            </w:tcMar>
             <w:vAlign w:val="center"/>
           </w:tcPr>
           <w:p>
@@ -41958,12 +38586,6 @@
               <w:right w:val="single" w:sz="6" w:space="0" w:color="1F3864"/>
             </w:tcBorders>
             <w:shd w:val="clear" w:color="auto" w:fill="D9E2F3"/>
-            <w:tcMar>
-              <w:top w:w="50" w:type="dxa"/>
-              <w:left w:w="90" w:type="dxa"/>
-              <w:bottom w:w="50" w:type="dxa"/>
-              <w:right w:w="90" w:type="dxa"/>
-            </w:tcMar>
             <w:vAlign w:val="center"/>
           </w:tcPr>
           <w:p>
@@ -42026,12 +38648,6 @@
               <w:right w:val="single" w:sz="6" w:space="0" w:color="1F3864"/>
             </w:tcBorders>
             <w:shd w:val="clear" w:color="auto" w:fill="D9E2F3"/>
-            <w:tcMar>
-              <w:top w:w="50" w:type="dxa"/>
-              <w:left w:w="90" w:type="dxa"/>
-              <w:bottom w:w="50" w:type="dxa"/>
-              <w:right w:w="90" w:type="dxa"/>
-            </w:tcMar>
             <w:vAlign w:val="center"/>
           </w:tcPr>
           <w:p>
@@ -42066,12 +38682,6 @@
               <w:right w:val="single" w:sz="6" w:space="0" w:color="1F3864"/>
             </w:tcBorders>
             <w:shd w:val="clear" w:color="auto" w:fill="D9E2F3"/>
-            <w:tcMar>
-              <w:top w:w="50" w:type="dxa"/>
-              <w:left w:w="90" w:type="dxa"/>
-              <w:bottom w:w="50" w:type="dxa"/>
-              <w:right w:w="90" w:type="dxa"/>
-            </w:tcMar>
             <w:vAlign w:val="center"/>
           </w:tcPr>
           <w:p>
@@ -42140,12 +38750,6 @@
               <w:right w:val="single" w:sz="6" w:space="0" w:color="1F3864"/>
             </w:tcBorders>
             <w:shd w:val="clear" w:color="auto" w:fill="D9E2F3"/>
-            <w:tcMar>
-              <w:top w:w="50" w:type="dxa"/>
-              <w:left w:w="90" w:type="dxa"/>
-              <w:bottom w:w="50" w:type="dxa"/>
-              <w:right w:w="90" w:type="dxa"/>
-            </w:tcMar>
             <w:vAlign w:val="center"/>
           </w:tcPr>
           <w:p>
@@ -42214,12 +38818,6 @@
               <w:right w:val="single" w:sz="6" w:space="0" w:color="1F3864"/>
             </w:tcBorders>
             <w:shd w:val="clear" w:color="auto" w:fill="D9E2F3"/>
-            <w:tcMar>
-              <w:top w:w="50" w:type="dxa"/>
-              <w:left w:w="90" w:type="dxa"/>
-              <w:bottom w:w="50" w:type="dxa"/>
-              <w:right w:w="90" w:type="dxa"/>
-            </w:tcMar>
             <w:vAlign w:val="center"/>
           </w:tcPr>
           <w:p>
@@ -42282,12 +38880,6 @@
               <w:right w:val="single" w:sz="6" w:space="0" w:color="1F3864"/>
             </w:tcBorders>
             <w:shd w:val="clear" w:color="auto" w:fill="D9E2F3"/>
-            <w:tcMar>
-              <w:top w:w="50" w:type="dxa"/>
-              <w:left w:w="90" w:type="dxa"/>
-              <w:bottom w:w="50" w:type="dxa"/>
-              <w:right w:w="90" w:type="dxa"/>
-            </w:tcMar>
             <w:vAlign w:val="center"/>
           </w:tcPr>
           <w:p>
@@ -42356,12 +38948,6 @@
               <w:right w:val="single" w:sz="6" w:space="0" w:color="1F3864"/>
             </w:tcBorders>
             <w:shd w:val="clear" w:color="auto" w:fill="4472C4"/>
-            <w:tcMar>
-              <w:top w:w="50" w:type="dxa"/>
-              <w:left w:w="90" w:type="dxa"/>
-              <w:bottom w:w="50" w:type="dxa"/>
-              <w:right w:w="90" w:type="dxa"/>
-            </w:tcMar>
             <w:vAlign w:val="center"/>
           </w:tcPr>
           <w:p>
@@ -42428,12 +39014,6 @@
               <w:right w:val="single" w:sz="6" w:space="0" w:color="1F3864"/>
             </w:tcBorders>
             <w:shd w:val="clear" w:color="auto" w:fill="4472C4"/>
-            <w:tcMar>
-              <w:top w:w="50" w:type="dxa"/>
-              <w:left w:w="90" w:type="dxa"/>
-              <w:bottom w:w="50" w:type="dxa"/>
-              <w:right w:w="90" w:type="dxa"/>
-            </w:tcMar>
             <w:vAlign w:val="center"/>
           </w:tcPr>
           <w:p>
@@ -42475,12 +39055,6 @@
               <w:right w:val="single" w:sz="6" w:space="0" w:color="1F3864"/>
             </w:tcBorders>
             <w:shd w:val="clear" w:color="auto" w:fill="4472C4"/>
-            <w:tcMar>
-              <w:top w:w="50" w:type="dxa"/>
-              <w:left w:w="90" w:type="dxa"/>
-              <w:bottom w:w="50" w:type="dxa"/>
-              <w:right w:w="90" w:type="dxa"/>
-            </w:tcMar>
             <w:vAlign w:val="center"/>
           </w:tcPr>
           <w:p>
@@ -42535,12 +39109,6 @@
               <w:right w:val="single" w:sz="6" w:space="0" w:color="1F3864"/>
             </w:tcBorders>
             <w:shd w:val="clear" w:color="auto" w:fill="4472C4"/>
-            <w:tcMar>
-              <w:top w:w="50" w:type="dxa"/>
-              <w:left w:w="90" w:type="dxa"/>
-              <w:bottom w:w="50" w:type="dxa"/>
-              <w:right w:w="90" w:type="dxa"/>
-            </w:tcMar>
             <w:vAlign w:val="center"/>
           </w:tcPr>
           <w:p>
@@ -42595,12 +39163,6 @@
               <w:right w:val="single" w:sz="6" w:space="0" w:color="1F3864"/>
             </w:tcBorders>
             <w:shd w:val="clear" w:color="auto" w:fill="4472C4"/>
-            <w:tcMar>
-              <w:top w:w="50" w:type="dxa"/>
-              <w:left w:w="90" w:type="dxa"/>
-              <w:bottom w:w="50" w:type="dxa"/>
-              <w:right w:w="90" w:type="dxa"/>
-            </w:tcMar>
             <w:vAlign w:val="center"/>
           </w:tcPr>
           <w:p>
@@ -42682,12 +39244,6 @@
               <w:right w:val="single" w:sz="6" w:space="0" w:color="1F3864"/>
             </w:tcBorders>
             <w:shd w:val="clear" w:color="auto" w:fill="D9E2F3"/>
-            <w:tcMar>
-              <w:top w:w="50" w:type="dxa"/>
-              <w:left w:w="90" w:type="dxa"/>
-              <w:bottom w:w="50" w:type="dxa"/>
-              <w:right w:w="90" w:type="dxa"/>
-            </w:tcMar>
             <w:vAlign w:val="center"/>
           </w:tcPr>
           <w:p>
@@ -42722,12 +39278,6 @@
               <w:right w:val="single" w:sz="6" w:space="0" w:color="1F3864"/>
             </w:tcBorders>
             <w:shd w:val="clear" w:color="auto" w:fill="D9E2F3"/>
-            <w:tcMar>
-              <w:top w:w="50" w:type="dxa"/>
-              <w:left w:w="90" w:type="dxa"/>
-              <w:bottom w:w="50" w:type="dxa"/>
-              <w:right w:w="90" w:type="dxa"/>
-            </w:tcMar>
             <w:vAlign w:val="center"/>
           </w:tcPr>
           <w:p>
@@ -42796,12 +39346,6 @@
               <w:right w:val="single" w:sz="6" w:space="0" w:color="1F3864"/>
             </w:tcBorders>
             <w:shd w:val="clear" w:color="auto" w:fill="D9E2F3"/>
-            <w:tcMar>
-              <w:top w:w="50" w:type="dxa"/>
-              <w:left w:w="90" w:type="dxa"/>
-              <w:bottom w:w="50" w:type="dxa"/>
-              <w:right w:w="90" w:type="dxa"/>
-            </w:tcMar>
             <w:vAlign w:val="center"/>
           </w:tcPr>
           <w:p>
@@ -42836,12 +39380,6 @@
               <w:right w:val="single" w:sz="6" w:space="0" w:color="1F3864"/>
             </w:tcBorders>
             <w:shd w:val="clear" w:color="auto" w:fill="D9E2F3"/>
-            <w:tcMar>
-              <w:top w:w="50" w:type="dxa"/>
-              <w:left w:w="90" w:type="dxa"/>
-              <w:bottom w:w="50" w:type="dxa"/>
-              <w:right w:w="90" w:type="dxa"/>
-            </w:tcMar>
             <w:vAlign w:val="center"/>
           </w:tcPr>
           <w:p>
@@ -42904,12 +39442,6 @@
               <w:right w:val="single" w:sz="6" w:space="0" w:color="1F3864"/>
             </w:tcBorders>
             <w:shd w:val="clear" w:color="auto" w:fill="D9E2F3"/>
-            <w:tcMar>
-              <w:top w:w="50" w:type="dxa"/>
-              <w:left w:w="90" w:type="dxa"/>
-              <w:bottom w:w="50" w:type="dxa"/>
-              <w:right w:w="90" w:type="dxa"/>
-            </w:tcMar>
             <w:vAlign w:val="center"/>
           </w:tcPr>
           <w:p>
@@ -42944,12 +39476,6 @@
               <w:right w:val="single" w:sz="6" w:space="0" w:color="1F3864"/>
             </w:tcBorders>
             <w:shd w:val="clear" w:color="auto" w:fill="D9E2F3"/>
-            <w:tcMar>
-              <w:top w:w="50" w:type="dxa"/>
-              <w:left w:w="90" w:type="dxa"/>
-              <w:bottom w:w="50" w:type="dxa"/>
-              <w:right w:w="90" w:type="dxa"/>
-            </w:tcMar>
             <w:vAlign w:val="center"/>
           </w:tcPr>
           <w:p>
@@ -43000,12 +39526,6 @@
               <w:right w:val="single" w:sz="6" w:space="0" w:color="1F3864"/>
             </w:tcBorders>
             <w:shd w:val="clear" w:color="auto" w:fill="D9E2F3"/>
-            <w:tcMar>
-              <w:top w:w="50" w:type="dxa"/>
-              <w:left w:w="90" w:type="dxa"/>
-              <w:bottom w:w="50" w:type="dxa"/>
-              <w:right w:w="90" w:type="dxa"/>
-            </w:tcMar>
             <w:vAlign w:val="center"/>
           </w:tcPr>
           <w:p>
@@ -43040,12 +39560,6 @@
               <w:right w:val="single" w:sz="6" w:space="0" w:color="1F3864"/>
             </w:tcBorders>
             <w:shd w:val="clear" w:color="auto" w:fill="D9E2F3"/>
-            <w:tcMar>
-              <w:top w:w="50" w:type="dxa"/>
-              <w:left w:w="90" w:type="dxa"/>
-              <w:bottom w:w="50" w:type="dxa"/>
-              <w:right w:w="90" w:type="dxa"/>
-            </w:tcMar>
             <w:vAlign w:val="center"/>
           </w:tcPr>
           <w:p>
@@ -43108,12 +39622,6 @@
               <w:right w:val="single" w:sz="6" w:space="0" w:color="1F3864"/>
             </w:tcBorders>
             <w:shd w:val="clear" w:color="auto" w:fill="D9E2F3"/>
-            <w:tcMar>
-              <w:top w:w="50" w:type="dxa"/>
-              <w:left w:w="90" w:type="dxa"/>
-              <w:bottom w:w="50" w:type="dxa"/>
-              <w:right w:w="90" w:type="dxa"/>
-            </w:tcMar>
             <w:vAlign w:val="center"/>
           </w:tcPr>
           <w:p>
@@ -43146,12 +39654,6 @@
               <w:right w:val="single" w:sz="6" w:space="0" w:color="1F3864"/>
             </w:tcBorders>
             <w:shd w:val="clear" w:color="auto" w:fill="D9E2F3"/>
-            <w:tcMar>
-              <w:top w:w="50" w:type="dxa"/>
-              <w:left w:w="90" w:type="dxa"/>
-              <w:bottom w:w="50" w:type="dxa"/>
-              <w:right w:w="90" w:type="dxa"/>
-            </w:tcMar>
             <w:vAlign w:val="center"/>
           </w:tcPr>
           <w:p>
@@ -43202,12 +39704,6 @@
               <w:right w:val="single" w:sz="6" w:space="0" w:color="1F3864"/>
             </w:tcBorders>
             <w:shd w:val="clear" w:color="auto" w:fill="D9E2F3"/>
-            <w:tcMar>
-              <w:top w:w="50" w:type="dxa"/>
-              <w:left w:w="90" w:type="dxa"/>
-              <w:bottom w:w="50" w:type="dxa"/>
-              <w:right w:w="90" w:type="dxa"/>
-            </w:tcMar>
             <w:vAlign w:val="center"/>
           </w:tcPr>
           <w:p>
@@ -43258,12 +39754,6 @@
               <w:right w:val="single" w:sz="6" w:space="0" w:color="1F3864"/>
             </w:tcBorders>
             <w:shd w:val="clear" w:color="auto" w:fill="D9E2F3"/>
-            <w:tcMar>
-              <w:top w:w="50" w:type="dxa"/>
-              <w:left w:w="90" w:type="dxa"/>
-              <w:bottom w:w="50" w:type="dxa"/>
-              <w:right w:w="90" w:type="dxa"/>
-            </w:tcMar>
             <w:vAlign w:val="center"/>
           </w:tcPr>
           <w:p>
@@ -43325,12 +39815,6 @@
               <w:right w:val="single" w:sz="6" w:space="0" w:color="1F3864"/>
             </w:tcBorders>
             <w:shd w:val="clear" w:color="auto" w:fill="4472C4"/>
-            <w:tcMar>
-              <w:top w:w="50" w:type="dxa"/>
-              <w:left w:w="90" w:type="dxa"/>
-              <w:bottom w:w="50" w:type="dxa"/>
-              <w:right w:w="90" w:type="dxa"/>
-            </w:tcMar>
             <w:vAlign w:val="center"/>
           </w:tcPr>
           <w:p>
@@ -43369,12 +39853,6 @@
               <w:right w:val="single" w:sz="6" w:space="0" w:color="1F3864"/>
             </w:tcBorders>
             <w:shd w:val="clear" w:color="auto" w:fill="4472C4"/>
-            <w:tcMar>
-              <w:top w:w="50" w:type="dxa"/>
-              <w:left w:w="90" w:type="dxa"/>
-              <w:bottom w:w="50" w:type="dxa"/>
-              <w:right w:w="90" w:type="dxa"/>
-            </w:tcMar>
             <w:vAlign w:val="center"/>
           </w:tcPr>
           <w:p>
@@ -43404,6 +39882,53 @@
           </w:p>
         </w:tc>
       </w:tr>
+    </w:tbl>
+    <w:p>
+      <w:pPr>
+        <w:spacing w:before="0" w:after="0" w:line="240" w:lineRule="auto"/>
+        <w:rPr>
+          <w:sz w:val="18"/>
+          <w:szCs w:val="18"/>
+        </w:rPr>
+      </w:pPr>
+    </w:p>
+    <w:tbl>
+      <w:tblPr>
+        <w:tblW w:w="9405" w:type="dxa"/>
+        <w:jc w:val="center"/>
+        <w:tblBorders>
+          <w:top w:val="single" w:sz="6" w:space="0" w:color="1F3864"/>
+          <w:left w:val="single" w:sz="6" w:space="0" w:color="1F3864"/>
+          <w:bottom w:val="single" w:sz="6" w:space="0" w:color="1F3864"/>
+          <w:right w:val="single" w:sz="6" w:space="0" w:color="1F3864"/>
+          <w:insideH w:val="single" w:sz="6" w:space="0" w:color="1F3864"/>
+          <w:insideV w:val="single" w:sz="6" w:space="0" w:color="1F3864"/>
+        </w:tblBorders>
+        <w:tblLayout w:type="fixed"/>
+        <w:tblCellMar>
+          <w:top w:w="40" w:type="dxa"/>
+          <w:left w:w="90" w:type="dxa"/>
+          <w:bottom w:w="40" w:type="dxa"/>
+          <w:right w:w="90" w:type="dxa"/>
+        </w:tblCellMar>
+        <w:tblLook w:val="0000" w:firstRow="0" w:lastRow="0" w:firstColumn="0" w:lastColumn="0" w:noHBand="0" w:noVBand="0"/>
+      </w:tblPr>
+      <w:tblGrid>
+        <w:gridCol w:w="1175"/>
+        <w:gridCol w:w="391"/>
+        <w:gridCol w:w="783"/>
+        <w:gridCol w:w="783"/>
+        <w:gridCol w:w="391"/>
+        <w:gridCol w:w="1175"/>
+        <w:gridCol w:w="783"/>
+        <w:gridCol w:w="391"/>
+        <w:gridCol w:w="391"/>
+        <w:gridCol w:w="391"/>
+        <w:gridCol w:w="391"/>
+        <w:gridCol w:w="391"/>
+        <w:gridCol w:w="391"/>
+        <w:gridCol w:w="1567"/>
+      </w:tblGrid>
       <w:tr>
         <w:tc>
           <w:tcPr>
@@ -43416,12 +39941,6 @@
               <w:right w:val="single" w:sz="6" w:space="0" w:color="1F3864"/>
             </w:tcBorders>
             <w:shd w:val="clear" w:color="auto" w:fill="D9E2F3"/>
-            <w:tcMar>
-              <w:top w:w="50" w:type="dxa"/>
-              <w:left w:w="90" w:type="dxa"/>
-              <w:bottom w:w="50" w:type="dxa"/>
-              <w:right w:w="90" w:type="dxa"/>
-            </w:tcMar>
           </w:tcPr>
           <w:p>
             <w:pPr>
@@ -44300,12 +40819,6 @@
               <w:right w:val="single" w:sz="6" w:space="0" w:color="1F3864"/>
             </w:tcBorders>
             <w:shd w:val="clear" w:color="auto" w:fill="D9E2F3"/>
-            <w:tcMar>
-              <w:top w:w="50" w:type="dxa"/>
-              <w:left w:w="90" w:type="dxa"/>
-              <w:bottom w:w="50" w:type="dxa"/>
-              <w:right w:w="90" w:type="dxa"/>
-            </w:tcMar>
           </w:tcPr>
           <w:p>
             <w:pPr>
